--- a/docs/kltn_da22ttd_NgoHuynhQuocKhang_110122092_baocao.docx
+++ b/docs/kltn_da22ttd_NgoHuynhQuocKhang_110122092_baocao.docx
@@ -432,12 +432,6 @@
         <w:sectPr>
           <w:pgSz w:w="12240" w:h="15840" w:code="1"/>
           <w:pgMar w:top="1418" w:right="1134" w:bottom="1418" w:left="1701" w:header="720" w:footer="720" w:gutter="0"/>
-          <w:pgBorders>
-            <w:top w:val="twistedLines1" w:sz="18" w:space="10" w:color="000000" w:themeColor="text1"/>
-            <w:left w:val="twistedLines1" w:sz="18" w:space="10" w:color="000000" w:themeColor="text1"/>
-            <w:bottom w:val="twistedLines1" w:sz="18" w:space="10" w:color="000000" w:themeColor="text1"/>
-            <w:right w:val="twistedLines1" w:sz="18" w:space="10" w:color="000000" w:themeColor="text1"/>
-          </w:pgBorders>
           <w:cols w:space="720"/>
           <w:docGrid w:linePitch="360"/>
         </w:sectPr>
@@ -950,9 +944,12 @@
     </w:p>
     <w:p>
       <w:pPr>
+        <w:tabs>
+          <w:tab w:val="center" w:pos="5062"/>
+          <w:tab w:val="left" w:pos="6977"/>
+        </w:tabs>
         <w:spacing w:after="0"/>
         <w:ind w:firstLine="720"/>
-        <w:jc w:val="center"/>
         <w:rPr>
           <w:rFonts w:cs="Times New Roman"/>
           <w:b/>
@@ -970,7 +967,27 @@
           <w:szCs w:val="28"/>
         </w:rPr>
         <w:lastRenderedPageBreak/>
+        <w:tab/>
+      </w:r>
+      <w:r>
+        <w:rPr>
+          <w:rFonts w:cs="Times New Roman"/>
+          <w:b/>
+          <w:bCs/>
+          <w:sz w:val="28"/>
+          <w:szCs w:val="28"/>
+        </w:rPr>
         <w:t>MỤC LỤC</w:t>
+      </w:r>
+      <w:r>
+        <w:rPr>
+          <w:rFonts w:cs="Times New Roman"/>
+          <w:b/>
+          <w:bCs/>
+          <w:sz w:val="28"/>
+          <w:szCs w:val="28"/>
+        </w:rPr>
+        <w:tab/>
       </w:r>
     </w:p>
     <w:sdt>
@@ -1016,6 +1033,7 @@
             </w:tabs>
             <w:rPr>
               <w:rFonts w:asciiTheme="minorHAnsi" w:eastAsiaTheme="minorEastAsia" w:hAnsiTheme="minorHAnsi"/>
+              <w:b w:val="0"/>
               <w:caps w:val="0"/>
               <w:color w:val="auto"/>
               <w:sz w:val="24"/>
@@ -1035,7 +1053,7 @@
               <w:caps w:val="0"/>
               <w:szCs w:val="26"/>
             </w:rPr>
-            <w:instrText xml:space="preserve"> TOC \o "1-3" \h \z \u </w:instrText>
+            <w:instrText xml:space="preserve"> TOC \o "1-5" \h \z \u </w:instrText>
           </w:r>
           <w:r>
             <w:rPr>
@@ -1045,11 +1063,75 @@
             </w:rPr>
             <w:fldChar w:fldCharType="separate"/>
           </w:r>
-          <w:hyperlink w:anchor="_Toc232998806" w:history="1">
+          <w:hyperlink w:anchor="_Toc233594448" w:history="1">
             <w:r>
               <w:rPr>
                 <w:rStyle w:val="Hyperlink"/>
               </w:rPr>
+              <w:t>LỜI MỞ ĐẦU</w:t>
+            </w:r>
+            <w:r>
+              <w:rPr>
+                <w:webHidden/>
+              </w:rPr>
+              <w:tab/>
+            </w:r>
+            <w:r>
+              <w:rPr>
+                <w:webHidden/>
+              </w:rPr>
+              <w:fldChar w:fldCharType="begin"/>
+            </w:r>
+            <w:r>
+              <w:rPr>
+                <w:webHidden/>
+              </w:rPr>
+              <w:instrText xml:space="preserve"> PAGEREF _Toc233594448 \h </w:instrText>
+            </w:r>
+            <w:r>
+              <w:rPr>
+                <w:webHidden/>
+              </w:rPr>
+            </w:r>
+            <w:r>
+              <w:rPr>
+                <w:webHidden/>
+              </w:rPr>
+              <w:fldChar w:fldCharType="separate"/>
+            </w:r>
+            <w:r>
+              <w:rPr>
+                <w:webHidden/>
+              </w:rPr>
+              <w:t>i</w:t>
+            </w:r>
+            <w:r>
+              <w:rPr>
+                <w:webHidden/>
+              </w:rPr>
+              <w:fldChar w:fldCharType="end"/>
+            </w:r>
+          </w:hyperlink>
+        </w:p>
+        <w:p>
+          <w:pPr>
+            <w:pStyle w:val="TOC1"/>
+            <w:tabs>
+              <w:tab w:val="right" w:leader="dot" w:pos="9395"/>
+            </w:tabs>
+            <w:rPr>
+              <w:rFonts w:asciiTheme="minorHAnsi" w:eastAsiaTheme="minorEastAsia" w:hAnsiTheme="minorHAnsi"/>
+              <w:b w:val="0"/>
+              <w:caps w:val="0"/>
+              <w:color w:val="auto"/>
+              <w:sz w:val="24"/>
+            </w:rPr>
+          </w:pPr>
+          <w:hyperlink w:anchor="_Toc233594449" w:history="1">
+            <w:r>
+              <w:rPr>
+                <w:rStyle w:val="Hyperlink"/>
+              </w:rPr>
               <w:t>CHƯƠNG 1. Tổng quan</w:t>
             </w:r>
             <w:r>
@@ -1068,7 +1150,7 @@
               <w:rPr>
                 <w:webHidden/>
               </w:rPr>
-              <w:instrText xml:space="preserve"> PAGEREF _Toc232998806 \h </w:instrText>
+              <w:instrText xml:space="preserve"> PAGEREF _Toc233594449 \h </w:instrText>
             </w:r>
             <w:r>
               <w:rPr>
@@ -1107,7 +1189,7 @@
               <w:sz w:val="24"/>
             </w:rPr>
           </w:pPr>
-          <w:hyperlink w:anchor="_Toc232998807" w:history="1">
+          <w:hyperlink w:anchor="_Toc233594450" w:history="1">
             <w:r>
               <w:rPr>
                 <w:rStyle w:val="Hyperlink"/>
@@ -1130,7 +1212,7 @@
               <w:rPr>
                 <w:webHidden/>
               </w:rPr>
-              <w:instrText xml:space="preserve"> PAGEREF _Toc232998807 \h </w:instrText>
+              <w:instrText xml:space="preserve"> PAGEREF _Toc233594450 \h </w:instrText>
             </w:r>
             <w:r>
               <w:rPr>
@@ -1169,7 +1251,7 @@
               <w:sz w:val="24"/>
             </w:rPr>
           </w:pPr>
-          <w:hyperlink w:anchor="_Toc232998808" w:history="1">
+          <w:hyperlink w:anchor="_Toc233594451" w:history="1">
             <w:r>
               <w:rPr>
                 <w:rStyle w:val="Hyperlink"/>
@@ -1192,7 +1274,7 @@
               <w:rPr>
                 <w:webHidden/>
               </w:rPr>
-              <w:instrText xml:space="preserve"> PAGEREF _Toc232998808 \h </w:instrText>
+              <w:instrText xml:space="preserve"> PAGEREF _Toc233594451 \h </w:instrText>
             </w:r>
             <w:r>
               <w:rPr>
@@ -1231,7 +1313,7 @@
               <w:sz w:val="24"/>
             </w:rPr>
           </w:pPr>
-          <w:hyperlink w:anchor="_Toc232998809" w:history="1">
+          <w:hyperlink w:anchor="_Toc233594452" w:history="1">
             <w:r>
               <w:rPr>
                 <w:rStyle w:val="Hyperlink"/>
@@ -1254,7 +1336,7 @@
               <w:rPr>
                 <w:webHidden/>
               </w:rPr>
-              <w:instrText xml:space="preserve"> PAGEREF _Toc232998809 \h </w:instrText>
+              <w:instrText xml:space="preserve"> PAGEREF _Toc233594452 \h </w:instrText>
             </w:r>
             <w:r>
               <w:rPr>
@@ -1293,7 +1375,7 @@
               <w:sz w:val="24"/>
             </w:rPr>
           </w:pPr>
-          <w:hyperlink w:anchor="_Toc232998810" w:history="1">
+          <w:hyperlink w:anchor="_Toc233594453" w:history="1">
             <w:r>
               <w:rPr>
                 <w:rStyle w:val="Hyperlink"/>
@@ -1316,7 +1398,7 @@
               <w:rPr>
                 <w:webHidden/>
               </w:rPr>
-              <w:instrText xml:space="preserve"> PAGEREF _Toc232998810 \h </w:instrText>
+              <w:instrText xml:space="preserve"> PAGEREF _Toc233594453 \h </w:instrText>
             </w:r>
             <w:r>
               <w:rPr>
@@ -1355,7 +1437,7 @@
               <w:sz w:val="24"/>
             </w:rPr>
           </w:pPr>
-          <w:hyperlink w:anchor="_Toc232998811" w:history="1">
+          <w:hyperlink w:anchor="_Toc233594454" w:history="1">
             <w:r>
               <w:rPr>
                 <w:rStyle w:val="Hyperlink"/>
@@ -1378,7 +1460,7 @@
               <w:rPr>
                 <w:webHidden/>
               </w:rPr>
-              <w:instrText xml:space="preserve"> PAGEREF _Toc232998811 \h </w:instrText>
+              <w:instrText xml:space="preserve"> PAGEREF _Toc233594454 \h </w:instrText>
             </w:r>
             <w:r>
               <w:rPr>
@@ -1417,7 +1499,7 @@
               <w:sz w:val="24"/>
             </w:rPr>
           </w:pPr>
-          <w:hyperlink w:anchor="_Toc232998812" w:history="1">
+          <w:hyperlink w:anchor="_Toc233594455" w:history="1">
             <w:r>
               <w:rPr>
                 <w:rStyle w:val="Hyperlink"/>
@@ -1440,7 +1522,7 @@
               <w:rPr>
                 <w:webHidden/>
               </w:rPr>
-              <w:instrText xml:space="preserve"> PAGEREF _Toc232998812 \h </w:instrText>
+              <w:instrText xml:space="preserve"> PAGEREF _Toc233594455 \h </w:instrText>
             </w:r>
             <w:r>
               <w:rPr>
@@ -1479,7 +1561,7 @@
               <w:sz w:val="24"/>
             </w:rPr>
           </w:pPr>
-          <w:hyperlink w:anchor="_Toc232998813" w:history="1">
+          <w:hyperlink w:anchor="_Toc233594456" w:history="1">
             <w:r>
               <w:rPr>
                 <w:rStyle w:val="Hyperlink"/>
@@ -1502,7 +1584,7 @@
               <w:rPr>
                 <w:webHidden/>
               </w:rPr>
-              <w:instrText xml:space="preserve"> PAGEREF _Toc232998813 \h </w:instrText>
+              <w:instrText xml:space="preserve"> PAGEREF _Toc233594456 \h </w:instrText>
             </w:r>
             <w:r>
               <w:rPr>
@@ -1541,7 +1623,7 @@
               <w:sz w:val="24"/>
             </w:rPr>
           </w:pPr>
-          <w:hyperlink w:anchor="_Toc232998814" w:history="1">
+          <w:hyperlink w:anchor="_Toc233594457" w:history="1">
             <w:r>
               <w:rPr>
                 <w:rStyle w:val="Hyperlink"/>
@@ -1564,7 +1646,7 @@
               <w:rPr>
                 <w:webHidden/>
               </w:rPr>
-              <w:instrText xml:space="preserve"> PAGEREF _Toc232998814 \h </w:instrText>
+              <w:instrText xml:space="preserve"> PAGEREF _Toc233594457 \h </w:instrText>
             </w:r>
             <w:r>
               <w:rPr>
@@ -1603,7 +1685,7 @@
               <w:sz w:val="24"/>
             </w:rPr>
           </w:pPr>
-          <w:hyperlink w:anchor="_Toc232998815" w:history="1">
+          <w:hyperlink w:anchor="_Toc233594458" w:history="1">
             <w:r>
               <w:rPr>
                 <w:rStyle w:val="Hyperlink"/>
@@ -1626,7 +1708,7 @@
               <w:rPr>
                 <w:webHidden/>
               </w:rPr>
-              <w:instrText xml:space="preserve"> PAGEREF _Toc232998815 \h </w:instrText>
+              <w:instrText xml:space="preserve"> PAGEREF _Toc233594458 \h </w:instrText>
             </w:r>
             <w:r>
               <w:rPr>
@@ -1661,12 +1743,13 @@
             </w:tabs>
             <w:rPr>
               <w:rFonts w:asciiTheme="minorHAnsi" w:eastAsiaTheme="minorEastAsia" w:hAnsiTheme="minorHAnsi"/>
+              <w:b w:val="0"/>
               <w:caps w:val="0"/>
               <w:color w:val="auto"/>
               <w:sz w:val="24"/>
             </w:rPr>
           </w:pPr>
-          <w:hyperlink w:anchor="_Toc232998816" w:history="1">
+          <w:hyperlink w:anchor="_Toc233594459" w:history="1">
             <w:r>
               <w:rPr>
                 <w:rStyle w:val="Hyperlink"/>
@@ -1689,7 +1772,7 @@
               <w:rPr>
                 <w:webHidden/>
               </w:rPr>
-              <w:instrText xml:space="preserve"> PAGEREF _Toc232998816 \h </w:instrText>
+              <w:instrText xml:space="preserve"> PAGEREF _Toc233594459 \h </w:instrText>
             </w:r>
             <w:r>
               <w:rPr>
@@ -1728,7 +1811,7 @@
               <w:sz w:val="24"/>
             </w:rPr>
           </w:pPr>
-          <w:hyperlink w:anchor="_Toc232998817" w:history="1">
+          <w:hyperlink w:anchor="_Toc233594460" w:history="1">
             <w:r>
               <w:rPr>
                 <w:rStyle w:val="Hyperlink"/>
@@ -1751,7 +1834,7 @@
               <w:rPr>
                 <w:webHidden/>
               </w:rPr>
-              <w:instrText xml:space="preserve"> PAGEREF _Toc232998817 \h </w:instrText>
+              <w:instrText xml:space="preserve"> PAGEREF _Toc233594460 \h </w:instrText>
             </w:r>
             <w:r>
               <w:rPr>
@@ -1790,7 +1873,7 @@
               <w:sz w:val="24"/>
             </w:rPr>
           </w:pPr>
-          <w:hyperlink w:anchor="_Toc232998818" w:history="1">
+          <w:hyperlink w:anchor="_Toc233594461" w:history="1">
             <w:r>
               <w:rPr>
                 <w:rStyle w:val="Hyperlink"/>
@@ -1813,7 +1896,7 @@
               <w:rPr>
                 <w:webHidden/>
               </w:rPr>
-              <w:instrText xml:space="preserve"> PAGEREF _Toc232998818 \h </w:instrText>
+              <w:instrText xml:space="preserve"> PAGEREF _Toc233594461 \h </w:instrText>
             </w:r>
             <w:r>
               <w:rPr>
@@ -1852,7 +1935,7 @@
               <w:sz w:val="24"/>
             </w:rPr>
           </w:pPr>
-          <w:hyperlink w:anchor="_Toc232998819" w:history="1">
+          <w:hyperlink w:anchor="_Toc233594462" w:history="1">
             <w:r>
               <w:rPr>
                 <w:rStyle w:val="Hyperlink"/>
@@ -1875,7 +1958,7 @@
               <w:rPr>
                 <w:webHidden/>
               </w:rPr>
-              <w:instrText xml:space="preserve"> PAGEREF _Toc232998819 \h </w:instrText>
+              <w:instrText xml:space="preserve"> PAGEREF _Toc233594462 \h </w:instrText>
             </w:r>
             <w:r>
               <w:rPr>
@@ -1914,7 +1997,7 @@
               <w:sz w:val="24"/>
             </w:rPr>
           </w:pPr>
-          <w:hyperlink w:anchor="_Toc232998820" w:history="1">
+          <w:hyperlink w:anchor="_Toc233594463" w:history="1">
             <w:r>
               <w:rPr>
                 <w:rStyle w:val="Hyperlink"/>
@@ -1937,7 +2020,7 @@
               <w:rPr>
                 <w:webHidden/>
               </w:rPr>
-              <w:instrText xml:space="preserve"> PAGEREF _Toc232998820 \h </w:instrText>
+              <w:instrText xml:space="preserve"> PAGEREF _Toc233594463 \h </w:instrText>
             </w:r>
             <w:r>
               <w:rPr>
@@ -1976,7 +2059,7 @@
               <w:sz w:val="24"/>
             </w:rPr>
           </w:pPr>
-          <w:hyperlink w:anchor="_Toc232998821" w:history="1">
+          <w:hyperlink w:anchor="_Toc233594464" w:history="1">
             <w:r>
               <w:rPr>
                 <w:rStyle w:val="Hyperlink"/>
@@ -1999,7 +2082,7 @@
               <w:rPr>
                 <w:webHidden/>
               </w:rPr>
-              <w:instrText xml:space="preserve"> PAGEREF _Toc232998821 \h </w:instrText>
+              <w:instrText xml:space="preserve"> PAGEREF _Toc233594464 \h </w:instrText>
             </w:r>
             <w:r>
               <w:rPr>
@@ -2034,12 +2117,13 @@
             </w:tabs>
             <w:rPr>
               <w:rFonts w:asciiTheme="minorHAnsi" w:eastAsiaTheme="minorEastAsia" w:hAnsiTheme="minorHAnsi"/>
+              <w:b w:val="0"/>
               <w:caps w:val="0"/>
               <w:color w:val="auto"/>
               <w:sz w:val="24"/>
             </w:rPr>
           </w:pPr>
-          <w:hyperlink w:anchor="_Toc232998822" w:history="1">
+          <w:hyperlink w:anchor="_Toc233594465" w:history="1">
             <w:r>
               <w:rPr>
                 <w:rStyle w:val="Hyperlink"/>
@@ -2062,7 +2146,7 @@
               <w:rPr>
                 <w:webHidden/>
               </w:rPr>
-              <w:instrText xml:space="preserve"> PAGEREF _Toc232998822 \h </w:instrText>
+              <w:instrText xml:space="preserve"> PAGEREF _Toc233594465 \h </w:instrText>
             </w:r>
             <w:r>
               <w:rPr>
@@ -2101,7 +2185,7 @@
               <w:sz w:val="24"/>
             </w:rPr>
           </w:pPr>
-          <w:hyperlink w:anchor="_Toc232998823" w:history="1">
+          <w:hyperlink w:anchor="_Toc233594466" w:history="1">
             <w:r>
               <w:rPr>
                 <w:rStyle w:val="Hyperlink"/>
@@ -2124,7 +2208,7 @@
               <w:rPr>
                 <w:webHidden/>
               </w:rPr>
-              <w:instrText xml:space="preserve"> PAGEREF _Toc232998823 \h </w:instrText>
+              <w:instrText xml:space="preserve"> PAGEREF _Toc233594466 \h </w:instrText>
             </w:r>
             <w:r>
               <w:rPr>
@@ -2163,7 +2247,7 @@
               <w:sz w:val="24"/>
             </w:rPr>
           </w:pPr>
-          <w:hyperlink w:anchor="_Toc232998824" w:history="1">
+          <w:hyperlink w:anchor="_Toc233594467" w:history="1">
             <w:r>
               <w:rPr>
                 <w:rStyle w:val="Hyperlink"/>
@@ -2186,7 +2270,7 @@
               <w:rPr>
                 <w:webHidden/>
               </w:rPr>
-              <w:instrText xml:space="preserve"> PAGEREF _Toc232998824 \h </w:instrText>
+              <w:instrText xml:space="preserve"> PAGEREF _Toc233594467 \h </w:instrText>
             </w:r>
             <w:r>
               <w:rPr>
@@ -2225,7 +2309,7 @@
               <w:sz w:val="24"/>
             </w:rPr>
           </w:pPr>
-          <w:hyperlink w:anchor="_Toc232998825" w:history="1">
+          <w:hyperlink w:anchor="_Toc233594468" w:history="1">
             <w:r>
               <w:rPr>
                 <w:rStyle w:val="Hyperlink"/>
@@ -2248,7 +2332,7 @@
               <w:rPr>
                 <w:webHidden/>
               </w:rPr>
-              <w:instrText xml:space="preserve"> PAGEREF _Toc232998825 \h </w:instrText>
+              <w:instrText xml:space="preserve"> PAGEREF _Toc233594468 \h </w:instrText>
             </w:r>
             <w:r>
               <w:rPr>
@@ -2266,6 +2350,130 @@
                 <w:webHidden/>
               </w:rPr>
               <w:t>8</w:t>
+            </w:r>
+            <w:r>
+              <w:rPr>
+                <w:webHidden/>
+              </w:rPr>
+              <w:fldChar w:fldCharType="end"/>
+            </w:r>
+          </w:hyperlink>
+        </w:p>
+        <w:p>
+          <w:pPr>
+            <w:pStyle w:val="TOC4"/>
+            <w:tabs>
+              <w:tab w:val="right" w:leader="dot" w:pos="9395"/>
+            </w:tabs>
+            <w:rPr>
+              <w:rFonts w:asciiTheme="minorHAnsi" w:eastAsiaTheme="minorEastAsia" w:hAnsiTheme="minorHAnsi"/>
+              <w:color w:val="auto"/>
+              <w:sz w:val="24"/>
+            </w:rPr>
+          </w:pPr>
+          <w:hyperlink w:anchor="_Toc233594469" w:history="1">
+            <w:r>
+              <w:rPr>
+                <w:rStyle w:val="Hyperlink"/>
+              </w:rPr>
+              <w:t>3.2.1.1 Yêu cầu chức năng</w:t>
+            </w:r>
+            <w:r>
+              <w:rPr>
+                <w:webHidden/>
+              </w:rPr>
+              <w:tab/>
+            </w:r>
+            <w:r>
+              <w:rPr>
+                <w:webHidden/>
+              </w:rPr>
+              <w:fldChar w:fldCharType="begin"/>
+            </w:r>
+            <w:r>
+              <w:rPr>
+                <w:webHidden/>
+              </w:rPr>
+              <w:instrText xml:space="preserve"> PAGEREF _Toc233594469 \h </w:instrText>
+            </w:r>
+            <w:r>
+              <w:rPr>
+                <w:webHidden/>
+              </w:rPr>
+            </w:r>
+            <w:r>
+              <w:rPr>
+                <w:webHidden/>
+              </w:rPr>
+              <w:fldChar w:fldCharType="separate"/>
+            </w:r>
+            <w:r>
+              <w:rPr>
+                <w:webHidden/>
+              </w:rPr>
+              <w:t>8</w:t>
+            </w:r>
+            <w:r>
+              <w:rPr>
+                <w:webHidden/>
+              </w:rPr>
+              <w:fldChar w:fldCharType="end"/>
+            </w:r>
+          </w:hyperlink>
+        </w:p>
+        <w:p>
+          <w:pPr>
+            <w:pStyle w:val="TOC4"/>
+            <w:tabs>
+              <w:tab w:val="right" w:leader="dot" w:pos="9395"/>
+            </w:tabs>
+            <w:rPr>
+              <w:rFonts w:asciiTheme="minorHAnsi" w:eastAsiaTheme="minorEastAsia" w:hAnsiTheme="minorHAnsi"/>
+              <w:color w:val="auto"/>
+              <w:sz w:val="24"/>
+            </w:rPr>
+          </w:pPr>
+          <w:hyperlink w:anchor="_Toc233594470" w:history="1">
+            <w:r>
+              <w:rPr>
+                <w:rStyle w:val="Hyperlink"/>
+              </w:rPr>
+              <w:t>3.2.1.2 Yêu cầu phi chức năng</w:t>
+            </w:r>
+            <w:r>
+              <w:rPr>
+                <w:webHidden/>
+              </w:rPr>
+              <w:tab/>
+            </w:r>
+            <w:r>
+              <w:rPr>
+                <w:webHidden/>
+              </w:rPr>
+              <w:fldChar w:fldCharType="begin"/>
+            </w:r>
+            <w:r>
+              <w:rPr>
+                <w:webHidden/>
+              </w:rPr>
+              <w:instrText xml:space="preserve"> PAGEREF _Toc233594470 \h </w:instrText>
+            </w:r>
+            <w:r>
+              <w:rPr>
+                <w:webHidden/>
+              </w:rPr>
+            </w:r>
+            <w:r>
+              <w:rPr>
+                <w:webHidden/>
+              </w:rPr>
+              <w:fldChar w:fldCharType="separate"/>
+            </w:r>
+            <w:r>
+              <w:rPr>
+                <w:webHidden/>
+              </w:rPr>
+              <w:t>9</w:t>
             </w:r>
             <w:r>
               <w:rPr>
@@ -2287,7 +2495,7 @@
               <w:sz w:val="24"/>
             </w:rPr>
           </w:pPr>
-          <w:hyperlink w:anchor="_Toc232998826" w:history="1">
+          <w:hyperlink w:anchor="_Toc233594471" w:history="1">
             <w:r>
               <w:rPr>
                 <w:rStyle w:val="Hyperlink"/>
@@ -2310,7 +2518,7 @@
               <w:rPr>
                 <w:webHidden/>
               </w:rPr>
-              <w:instrText xml:space="preserve"> PAGEREF _Toc232998826 \h </w:instrText>
+              <w:instrText xml:space="preserve"> PAGEREF _Toc233594471 \h </w:instrText>
             </w:r>
             <w:r>
               <w:rPr>
@@ -2328,6 +2536,192 @@
                 <w:webHidden/>
               </w:rPr>
               <w:t>10</w:t>
+            </w:r>
+            <w:r>
+              <w:rPr>
+                <w:webHidden/>
+              </w:rPr>
+              <w:fldChar w:fldCharType="end"/>
+            </w:r>
+          </w:hyperlink>
+        </w:p>
+        <w:p>
+          <w:pPr>
+            <w:pStyle w:val="TOC4"/>
+            <w:tabs>
+              <w:tab w:val="right" w:leader="dot" w:pos="9395"/>
+            </w:tabs>
+            <w:rPr>
+              <w:rFonts w:asciiTheme="minorHAnsi" w:eastAsiaTheme="minorEastAsia" w:hAnsiTheme="minorHAnsi"/>
+              <w:color w:val="auto"/>
+              <w:sz w:val="24"/>
+            </w:rPr>
+          </w:pPr>
+          <w:hyperlink w:anchor="_Toc233594472" w:history="1">
+            <w:r>
+              <w:rPr>
+                <w:rStyle w:val="Hyperlink"/>
+              </w:rPr>
+              <w:t>3.2.2.1 Tầng Định nghĩa loại dữ liệu (Data Definitions)</w:t>
+            </w:r>
+            <w:r>
+              <w:rPr>
+                <w:webHidden/>
+              </w:rPr>
+              <w:tab/>
+            </w:r>
+            <w:r>
+              <w:rPr>
+                <w:webHidden/>
+              </w:rPr>
+              <w:fldChar w:fldCharType="begin"/>
+            </w:r>
+            <w:r>
+              <w:rPr>
+                <w:webHidden/>
+              </w:rPr>
+              <w:instrText xml:space="preserve"> PAGEREF _Toc233594472 \h </w:instrText>
+            </w:r>
+            <w:r>
+              <w:rPr>
+                <w:webHidden/>
+              </w:rPr>
+            </w:r>
+            <w:r>
+              <w:rPr>
+                <w:webHidden/>
+              </w:rPr>
+              <w:fldChar w:fldCharType="separate"/>
+            </w:r>
+            <w:r>
+              <w:rPr>
+                <w:webHidden/>
+              </w:rPr>
+              <w:t>10</w:t>
+            </w:r>
+            <w:r>
+              <w:rPr>
+                <w:webHidden/>
+              </w:rPr>
+              <w:fldChar w:fldCharType="end"/>
+            </w:r>
+          </w:hyperlink>
+        </w:p>
+        <w:p>
+          <w:pPr>
+            <w:pStyle w:val="TOC4"/>
+            <w:tabs>
+              <w:tab w:val="right" w:leader="dot" w:pos="9395"/>
+            </w:tabs>
+            <w:rPr>
+              <w:rFonts w:asciiTheme="minorHAnsi" w:eastAsiaTheme="minorEastAsia" w:hAnsiTheme="minorHAnsi"/>
+              <w:color w:val="auto"/>
+              <w:sz w:val="24"/>
+            </w:rPr>
+          </w:pPr>
+          <w:hyperlink w:anchor="_Toc233594473" w:history="1">
+            <w:r>
+              <w:rPr>
+                <w:rStyle w:val="Hyperlink"/>
+              </w:rPr>
+              <w:t>3.2.2.2 Tầng tài nguyên dữ liệu tĩnh (Data Resources)</w:t>
+            </w:r>
+            <w:r>
+              <w:rPr>
+                <w:webHidden/>
+              </w:rPr>
+              <w:tab/>
+            </w:r>
+            <w:r>
+              <w:rPr>
+                <w:webHidden/>
+              </w:rPr>
+              <w:fldChar w:fldCharType="begin"/>
+            </w:r>
+            <w:r>
+              <w:rPr>
+                <w:webHidden/>
+              </w:rPr>
+              <w:instrText xml:space="preserve"> PAGEREF _Toc233594473 \h </w:instrText>
+            </w:r>
+            <w:r>
+              <w:rPr>
+                <w:webHidden/>
+              </w:rPr>
+            </w:r>
+            <w:r>
+              <w:rPr>
+                <w:webHidden/>
+              </w:rPr>
+              <w:fldChar w:fldCharType="separate"/>
+            </w:r>
+            <w:r>
+              <w:rPr>
+                <w:webHidden/>
+              </w:rPr>
+              <w:t>11</w:t>
+            </w:r>
+            <w:r>
+              <w:rPr>
+                <w:webHidden/>
+              </w:rPr>
+              <w:fldChar w:fldCharType="end"/>
+            </w:r>
+          </w:hyperlink>
+        </w:p>
+        <w:p>
+          <w:pPr>
+            <w:pStyle w:val="TOC4"/>
+            <w:tabs>
+              <w:tab w:val="right" w:leader="dot" w:pos="9395"/>
+            </w:tabs>
+            <w:rPr>
+              <w:rFonts w:asciiTheme="minorHAnsi" w:eastAsiaTheme="minorEastAsia" w:hAnsiTheme="minorHAnsi"/>
+              <w:color w:val="auto"/>
+              <w:sz w:val="24"/>
+            </w:rPr>
+          </w:pPr>
+          <w:hyperlink w:anchor="_Toc233594474" w:history="1">
+            <w:r>
+              <w:rPr>
+                <w:rStyle w:val="Hyperlink"/>
+              </w:rPr>
+              <w:t>3.2.2.3 Tầng sử dụng dữ liệu</w:t>
+            </w:r>
+            <w:r>
+              <w:rPr>
+                <w:webHidden/>
+              </w:rPr>
+              <w:tab/>
+            </w:r>
+            <w:r>
+              <w:rPr>
+                <w:webHidden/>
+              </w:rPr>
+              <w:fldChar w:fldCharType="begin"/>
+            </w:r>
+            <w:r>
+              <w:rPr>
+                <w:webHidden/>
+              </w:rPr>
+              <w:instrText xml:space="preserve"> PAGEREF _Toc233594474 \h </w:instrText>
+            </w:r>
+            <w:r>
+              <w:rPr>
+                <w:webHidden/>
+              </w:rPr>
+            </w:r>
+            <w:r>
+              <w:rPr>
+                <w:webHidden/>
+              </w:rPr>
+              <w:fldChar w:fldCharType="separate"/>
+            </w:r>
+            <w:r>
+              <w:rPr>
+                <w:webHidden/>
+              </w:rPr>
+              <w:t>11</w:t>
             </w:r>
             <w:r>
               <w:rPr>
@@ -2349,7 +2743,7 @@
               <w:sz w:val="24"/>
             </w:rPr>
           </w:pPr>
-          <w:hyperlink w:anchor="_Toc232998827" w:history="1">
+          <w:hyperlink w:anchor="_Toc233594475" w:history="1">
             <w:r>
               <w:rPr>
                 <w:rStyle w:val="Hyperlink"/>
@@ -2372,7 +2766,7 @@
               <w:rPr>
                 <w:webHidden/>
               </w:rPr>
-              <w:instrText xml:space="preserve"> PAGEREF _Toc232998827 \h </w:instrText>
+              <w:instrText xml:space="preserve"> PAGEREF _Toc233594475 \h </w:instrText>
             </w:r>
             <w:r>
               <w:rPr>
@@ -2390,6 +2784,254 @@
                 <w:webHidden/>
               </w:rPr>
               <w:t>11</w:t>
+            </w:r>
+            <w:r>
+              <w:rPr>
+                <w:webHidden/>
+              </w:rPr>
+              <w:fldChar w:fldCharType="end"/>
+            </w:r>
+          </w:hyperlink>
+        </w:p>
+        <w:p>
+          <w:pPr>
+            <w:pStyle w:val="TOC4"/>
+            <w:tabs>
+              <w:tab w:val="right" w:leader="dot" w:pos="9395"/>
+            </w:tabs>
+            <w:rPr>
+              <w:rFonts w:asciiTheme="minorHAnsi" w:eastAsiaTheme="minorEastAsia" w:hAnsiTheme="minorHAnsi"/>
+              <w:color w:val="auto"/>
+              <w:sz w:val="24"/>
+            </w:rPr>
+          </w:pPr>
+          <w:hyperlink w:anchor="_Toc233594476" w:history="1">
+            <w:r>
+              <w:rPr>
+                <w:rStyle w:val="Hyperlink"/>
+              </w:rPr>
+              <w:t>3.2.3.1 Cấu trúc dữ liệu Vật phẩm</w:t>
+            </w:r>
+            <w:r>
+              <w:rPr>
+                <w:webHidden/>
+              </w:rPr>
+              <w:tab/>
+            </w:r>
+            <w:r>
+              <w:rPr>
+                <w:webHidden/>
+              </w:rPr>
+              <w:fldChar w:fldCharType="begin"/>
+            </w:r>
+            <w:r>
+              <w:rPr>
+                <w:webHidden/>
+              </w:rPr>
+              <w:instrText xml:space="preserve"> PAGEREF _Toc233594476 \h </w:instrText>
+            </w:r>
+            <w:r>
+              <w:rPr>
+                <w:webHidden/>
+              </w:rPr>
+            </w:r>
+            <w:r>
+              <w:rPr>
+                <w:webHidden/>
+              </w:rPr>
+              <w:fldChar w:fldCharType="separate"/>
+            </w:r>
+            <w:r>
+              <w:rPr>
+                <w:webHidden/>
+              </w:rPr>
+              <w:t>11</w:t>
+            </w:r>
+            <w:r>
+              <w:rPr>
+                <w:webHidden/>
+              </w:rPr>
+              <w:fldChar w:fldCharType="end"/>
+            </w:r>
+          </w:hyperlink>
+        </w:p>
+        <w:p>
+          <w:pPr>
+            <w:pStyle w:val="TOC4"/>
+            <w:tabs>
+              <w:tab w:val="right" w:leader="dot" w:pos="9395"/>
+            </w:tabs>
+            <w:rPr>
+              <w:rFonts w:asciiTheme="minorHAnsi" w:eastAsiaTheme="minorEastAsia" w:hAnsiTheme="minorHAnsi"/>
+              <w:color w:val="auto"/>
+              <w:sz w:val="24"/>
+            </w:rPr>
+          </w:pPr>
+          <w:hyperlink w:anchor="_Toc233594477" w:history="1">
+            <w:r>
+              <w:rPr>
+                <w:rStyle w:val="Hyperlink"/>
+              </w:rPr>
+              <w:t>3.2.3.2 Cấu trúc dữ liệu Vũ khí</w:t>
+            </w:r>
+            <w:r>
+              <w:rPr>
+                <w:webHidden/>
+              </w:rPr>
+              <w:tab/>
+            </w:r>
+            <w:r>
+              <w:rPr>
+                <w:webHidden/>
+              </w:rPr>
+              <w:fldChar w:fldCharType="begin"/>
+            </w:r>
+            <w:r>
+              <w:rPr>
+                <w:webHidden/>
+              </w:rPr>
+              <w:instrText xml:space="preserve"> PAGEREF _Toc233594477 \h </w:instrText>
+            </w:r>
+            <w:r>
+              <w:rPr>
+                <w:webHidden/>
+              </w:rPr>
+            </w:r>
+            <w:r>
+              <w:rPr>
+                <w:webHidden/>
+              </w:rPr>
+              <w:fldChar w:fldCharType="separate"/>
+            </w:r>
+            <w:r>
+              <w:rPr>
+                <w:webHidden/>
+              </w:rPr>
+              <w:t>12</w:t>
+            </w:r>
+            <w:r>
+              <w:rPr>
+                <w:webHidden/>
+              </w:rPr>
+              <w:fldChar w:fldCharType="end"/>
+            </w:r>
+          </w:hyperlink>
+        </w:p>
+        <w:p>
+          <w:pPr>
+            <w:pStyle w:val="TOC4"/>
+            <w:tabs>
+              <w:tab w:val="right" w:leader="dot" w:pos="9395"/>
+            </w:tabs>
+            <w:rPr>
+              <w:rFonts w:asciiTheme="minorHAnsi" w:eastAsiaTheme="minorEastAsia" w:hAnsiTheme="minorHAnsi"/>
+              <w:color w:val="auto"/>
+              <w:sz w:val="24"/>
+            </w:rPr>
+          </w:pPr>
+          <w:hyperlink w:anchor="_Toc233594478" w:history="1">
+            <w:r>
+              <w:rPr>
+                <w:rStyle w:val="Hyperlink"/>
+              </w:rPr>
+              <w:t>3.2.3.3 Cấu trúc dữ liệu Kẻ địch</w:t>
+            </w:r>
+            <w:r>
+              <w:rPr>
+                <w:webHidden/>
+              </w:rPr>
+              <w:tab/>
+            </w:r>
+            <w:r>
+              <w:rPr>
+                <w:webHidden/>
+              </w:rPr>
+              <w:fldChar w:fldCharType="begin"/>
+            </w:r>
+            <w:r>
+              <w:rPr>
+                <w:webHidden/>
+              </w:rPr>
+              <w:instrText xml:space="preserve"> PAGEREF _Toc233594478 \h </w:instrText>
+            </w:r>
+            <w:r>
+              <w:rPr>
+                <w:webHidden/>
+              </w:rPr>
+            </w:r>
+            <w:r>
+              <w:rPr>
+                <w:webHidden/>
+              </w:rPr>
+              <w:fldChar w:fldCharType="separate"/>
+            </w:r>
+            <w:r>
+              <w:rPr>
+                <w:webHidden/>
+              </w:rPr>
+              <w:t>13</w:t>
+            </w:r>
+            <w:r>
+              <w:rPr>
+                <w:webHidden/>
+              </w:rPr>
+              <w:fldChar w:fldCharType="end"/>
+            </w:r>
+          </w:hyperlink>
+        </w:p>
+        <w:p>
+          <w:pPr>
+            <w:pStyle w:val="TOC4"/>
+            <w:tabs>
+              <w:tab w:val="right" w:leader="dot" w:pos="9395"/>
+            </w:tabs>
+            <w:rPr>
+              <w:rFonts w:asciiTheme="minorHAnsi" w:eastAsiaTheme="minorEastAsia" w:hAnsiTheme="minorHAnsi"/>
+              <w:color w:val="auto"/>
+              <w:sz w:val="24"/>
+            </w:rPr>
+          </w:pPr>
+          <w:hyperlink w:anchor="_Toc233594479" w:history="1">
+            <w:r>
+              <w:rPr>
+                <w:rStyle w:val="Hyperlink"/>
+              </w:rPr>
+              <w:t>3.2.3.4 Cấu trúc Chỉ số Nhân vật</w:t>
+            </w:r>
+            <w:r>
+              <w:rPr>
+                <w:webHidden/>
+              </w:rPr>
+              <w:tab/>
+            </w:r>
+            <w:r>
+              <w:rPr>
+                <w:webHidden/>
+              </w:rPr>
+              <w:fldChar w:fldCharType="begin"/>
+            </w:r>
+            <w:r>
+              <w:rPr>
+                <w:webHidden/>
+              </w:rPr>
+              <w:instrText xml:space="preserve"> PAGEREF _Toc233594479 \h </w:instrText>
+            </w:r>
+            <w:r>
+              <w:rPr>
+                <w:webHidden/>
+              </w:rPr>
+            </w:r>
+            <w:r>
+              <w:rPr>
+                <w:webHidden/>
+              </w:rPr>
+              <w:fldChar w:fldCharType="separate"/>
+            </w:r>
+            <w:r>
+              <w:rPr>
+                <w:webHidden/>
+              </w:rPr>
+              <w:t>15</w:t>
             </w:r>
             <w:r>
               <w:rPr>
@@ -2411,7 +3053,7 @@
               <w:sz w:val="24"/>
             </w:rPr>
           </w:pPr>
-          <w:hyperlink w:anchor="_Toc232998828" w:history="1">
+          <w:hyperlink w:anchor="_Toc233594480" w:history="1">
             <w:r>
               <w:rPr>
                 <w:rStyle w:val="Hyperlink"/>
@@ -2434,7 +3076,7 @@
               <w:rPr>
                 <w:webHidden/>
               </w:rPr>
-              <w:instrText xml:space="preserve"> PAGEREF _Toc232998828 \h </w:instrText>
+              <w:instrText xml:space="preserve"> PAGEREF _Toc233594480 \h </w:instrText>
             </w:r>
             <w:r>
               <w:rPr>
@@ -2452,6 +3094,316 @@
                 <w:webHidden/>
               </w:rPr>
               <w:t>16</w:t>
+            </w:r>
+            <w:r>
+              <w:rPr>
+                <w:webHidden/>
+              </w:rPr>
+              <w:fldChar w:fldCharType="end"/>
+            </w:r>
+          </w:hyperlink>
+        </w:p>
+        <w:p>
+          <w:pPr>
+            <w:pStyle w:val="TOC4"/>
+            <w:tabs>
+              <w:tab w:val="right" w:leader="dot" w:pos="9395"/>
+            </w:tabs>
+            <w:rPr>
+              <w:rFonts w:asciiTheme="minorHAnsi" w:eastAsiaTheme="minorEastAsia" w:hAnsiTheme="minorHAnsi"/>
+              <w:color w:val="auto"/>
+              <w:sz w:val="24"/>
+            </w:rPr>
+          </w:pPr>
+          <w:hyperlink w:anchor="_Toc233594481" w:history="1">
+            <w:r>
+              <w:rPr>
+                <w:rStyle w:val="Hyperlink"/>
+              </w:rPr>
+              <w:t>3.2.4.1 Di chuyển và chiến đấu</w:t>
+            </w:r>
+            <w:r>
+              <w:rPr>
+                <w:webHidden/>
+              </w:rPr>
+              <w:tab/>
+            </w:r>
+            <w:r>
+              <w:rPr>
+                <w:webHidden/>
+              </w:rPr>
+              <w:fldChar w:fldCharType="begin"/>
+            </w:r>
+            <w:r>
+              <w:rPr>
+                <w:webHidden/>
+              </w:rPr>
+              <w:instrText xml:space="preserve"> PAGEREF _Toc233594481 \h </w:instrText>
+            </w:r>
+            <w:r>
+              <w:rPr>
+                <w:webHidden/>
+              </w:rPr>
+            </w:r>
+            <w:r>
+              <w:rPr>
+                <w:webHidden/>
+              </w:rPr>
+              <w:fldChar w:fldCharType="separate"/>
+            </w:r>
+            <w:r>
+              <w:rPr>
+                <w:webHidden/>
+              </w:rPr>
+              <w:t>16</w:t>
+            </w:r>
+            <w:r>
+              <w:rPr>
+                <w:webHidden/>
+              </w:rPr>
+              <w:fldChar w:fldCharType="end"/>
+            </w:r>
+          </w:hyperlink>
+        </w:p>
+        <w:p>
+          <w:pPr>
+            <w:pStyle w:val="TOC4"/>
+            <w:tabs>
+              <w:tab w:val="right" w:leader="dot" w:pos="9395"/>
+            </w:tabs>
+            <w:rPr>
+              <w:rFonts w:asciiTheme="minorHAnsi" w:eastAsiaTheme="minorEastAsia" w:hAnsiTheme="minorHAnsi"/>
+              <w:color w:val="auto"/>
+              <w:sz w:val="24"/>
+            </w:rPr>
+          </w:pPr>
+          <w:hyperlink w:anchor="_Toc233594482" w:history="1">
+            <w:r>
+              <w:rPr>
+                <w:rStyle w:val="Hyperlink"/>
+              </w:rPr>
+              <w:t>3.2.4.2 hệ thống túi đồ</w:t>
+            </w:r>
+            <w:r>
+              <w:rPr>
+                <w:webHidden/>
+              </w:rPr>
+              <w:tab/>
+            </w:r>
+            <w:r>
+              <w:rPr>
+                <w:webHidden/>
+              </w:rPr>
+              <w:fldChar w:fldCharType="begin"/>
+            </w:r>
+            <w:r>
+              <w:rPr>
+                <w:webHidden/>
+              </w:rPr>
+              <w:instrText xml:space="preserve"> PAGEREF _Toc233594482 \h </w:instrText>
+            </w:r>
+            <w:r>
+              <w:rPr>
+                <w:webHidden/>
+              </w:rPr>
+            </w:r>
+            <w:r>
+              <w:rPr>
+                <w:webHidden/>
+              </w:rPr>
+              <w:fldChar w:fldCharType="separate"/>
+            </w:r>
+            <w:r>
+              <w:rPr>
+                <w:webHidden/>
+              </w:rPr>
+              <w:t>17</w:t>
+            </w:r>
+            <w:r>
+              <w:rPr>
+                <w:webHidden/>
+              </w:rPr>
+              <w:fldChar w:fldCharType="end"/>
+            </w:r>
+          </w:hyperlink>
+        </w:p>
+        <w:p>
+          <w:pPr>
+            <w:pStyle w:val="TOC4"/>
+            <w:tabs>
+              <w:tab w:val="right" w:leader="dot" w:pos="9395"/>
+            </w:tabs>
+            <w:rPr>
+              <w:rFonts w:asciiTheme="minorHAnsi" w:eastAsiaTheme="minorEastAsia" w:hAnsiTheme="minorHAnsi"/>
+              <w:color w:val="auto"/>
+              <w:sz w:val="24"/>
+            </w:rPr>
+          </w:pPr>
+          <w:hyperlink w:anchor="_Toc233594483" w:history="1">
+            <w:r>
+              <w:rPr>
+                <w:rStyle w:val="Hyperlink"/>
+              </w:rPr>
+              <w:t>3.2.4.3 hệ thống cửa hàng</w:t>
+            </w:r>
+            <w:r>
+              <w:rPr>
+                <w:webHidden/>
+              </w:rPr>
+              <w:tab/>
+            </w:r>
+            <w:r>
+              <w:rPr>
+                <w:webHidden/>
+              </w:rPr>
+              <w:fldChar w:fldCharType="begin"/>
+            </w:r>
+            <w:r>
+              <w:rPr>
+                <w:webHidden/>
+              </w:rPr>
+              <w:instrText xml:space="preserve"> PAGEREF _Toc233594483 \h </w:instrText>
+            </w:r>
+            <w:r>
+              <w:rPr>
+                <w:webHidden/>
+              </w:rPr>
+            </w:r>
+            <w:r>
+              <w:rPr>
+                <w:webHidden/>
+              </w:rPr>
+              <w:fldChar w:fldCharType="separate"/>
+            </w:r>
+            <w:r>
+              <w:rPr>
+                <w:webHidden/>
+              </w:rPr>
+              <w:t>18</w:t>
+            </w:r>
+            <w:r>
+              <w:rPr>
+                <w:webHidden/>
+              </w:rPr>
+              <w:fldChar w:fldCharType="end"/>
+            </w:r>
+          </w:hyperlink>
+        </w:p>
+        <w:p>
+          <w:pPr>
+            <w:pStyle w:val="TOC4"/>
+            <w:tabs>
+              <w:tab w:val="right" w:leader="dot" w:pos="9395"/>
+            </w:tabs>
+            <w:rPr>
+              <w:rFonts w:asciiTheme="minorHAnsi" w:eastAsiaTheme="minorEastAsia" w:hAnsiTheme="minorHAnsi"/>
+              <w:color w:val="auto"/>
+              <w:sz w:val="24"/>
+            </w:rPr>
+          </w:pPr>
+          <w:hyperlink w:anchor="_Toc233594484" w:history="1">
+            <w:r>
+              <w:rPr>
+                <w:rStyle w:val="Hyperlink"/>
+              </w:rPr>
+              <w:t>3.2.4.4 hệ thống trang bị và bỏ trang bị vũ khí</w:t>
+            </w:r>
+            <w:r>
+              <w:rPr>
+                <w:webHidden/>
+              </w:rPr>
+              <w:tab/>
+            </w:r>
+            <w:r>
+              <w:rPr>
+                <w:webHidden/>
+              </w:rPr>
+              <w:fldChar w:fldCharType="begin"/>
+            </w:r>
+            <w:r>
+              <w:rPr>
+                <w:webHidden/>
+              </w:rPr>
+              <w:instrText xml:space="preserve"> PAGEREF _Toc233594484 \h </w:instrText>
+            </w:r>
+            <w:r>
+              <w:rPr>
+                <w:webHidden/>
+              </w:rPr>
+            </w:r>
+            <w:r>
+              <w:rPr>
+                <w:webHidden/>
+              </w:rPr>
+              <w:fldChar w:fldCharType="separate"/>
+            </w:r>
+            <w:r>
+              <w:rPr>
+                <w:webHidden/>
+              </w:rPr>
+              <w:t>19</w:t>
+            </w:r>
+            <w:r>
+              <w:rPr>
+                <w:webHidden/>
+              </w:rPr>
+              <w:fldChar w:fldCharType="end"/>
+            </w:r>
+          </w:hyperlink>
+        </w:p>
+        <w:p>
+          <w:pPr>
+            <w:pStyle w:val="TOC4"/>
+            <w:tabs>
+              <w:tab w:val="right" w:leader="dot" w:pos="9395"/>
+            </w:tabs>
+            <w:rPr>
+              <w:rFonts w:asciiTheme="minorHAnsi" w:eastAsiaTheme="minorEastAsia" w:hAnsiTheme="minorHAnsi"/>
+              <w:color w:val="auto"/>
+              <w:sz w:val="24"/>
+            </w:rPr>
+          </w:pPr>
+          <w:hyperlink w:anchor="_Toc233594485" w:history="1">
+            <w:r>
+              <w:rPr>
+                <w:rStyle w:val="Hyperlink"/>
+              </w:rPr>
+              <w:t>3.2.4.5 hệ thống sản sinh và thiết lập hành vi của quái vật</w:t>
+            </w:r>
+            <w:r>
+              <w:rPr>
+                <w:webHidden/>
+              </w:rPr>
+              <w:tab/>
+            </w:r>
+            <w:r>
+              <w:rPr>
+                <w:webHidden/>
+              </w:rPr>
+              <w:fldChar w:fldCharType="begin"/>
+            </w:r>
+            <w:r>
+              <w:rPr>
+                <w:webHidden/>
+              </w:rPr>
+              <w:instrText xml:space="preserve"> PAGEREF _Toc233594485 \h </w:instrText>
+            </w:r>
+            <w:r>
+              <w:rPr>
+                <w:webHidden/>
+              </w:rPr>
+            </w:r>
+            <w:r>
+              <w:rPr>
+                <w:webHidden/>
+              </w:rPr>
+              <w:fldChar w:fldCharType="separate"/>
+            </w:r>
+            <w:r>
+              <w:rPr>
+                <w:webHidden/>
+              </w:rPr>
+              <w:t>20</w:t>
             </w:r>
             <w:r>
               <w:rPr>
@@ -2473,7 +3425,7 @@
               <w:sz w:val="24"/>
             </w:rPr>
           </w:pPr>
-          <w:hyperlink w:anchor="_Toc232998829" w:history="1">
+          <w:hyperlink w:anchor="_Toc233594486" w:history="1">
             <w:r>
               <w:rPr>
                 <w:rStyle w:val="Hyperlink"/>
@@ -2496,7 +3448,7 @@
               <w:rPr>
                 <w:webHidden/>
               </w:rPr>
-              <w:instrText xml:space="preserve"> PAGEREF _Toc232998829 \h </w:instrText>
+              <w:instrText xml:space="preserve"> PAGEREF _Toc233594486 \h </w:instrText>
             </w:r>
             <w:r>
               <w:rPr>
@@ -2514,6 +3466,378 @@
                 <w:webHidden/>
               </w:rPr>
               <w:t>21</w:t>
+            </w:r>
+            <w:r>
+              <w:rPr>
+                <w:webHidden/>
+              </w:rPr>
+              <w:fldChar w:fldCharType="end"/>
+            </w:r>
+          </w:hyperlink>
+        </w:p>
+        <w:p>
+          <w:pPr>
+            <w:pStyle w:val="TOC4"/>
+            <w:tabs>
+              <w:tab w:val="right" w:leader="dot" w:pos="9395"/>
+            </w:tabs>
+            <w:rPr>
+              <w:rFonts w:asciiTheme="minorHAnsi" w:eastAsiaTheme="minorEastAsia" w:hAnsiTheme="minorHAnsi"/>
+              <w:color w:val="auto"/>
+              <w:sz w:val="24"/>
+            </w:rPr>
+          </w:pPr>
+          <w:hyperlink w:anchor="_Toc233594487" w:history="1">
+            <w:r>
+              <w:rPr>
+                <w:rStyle w:val="Hyperlink"/>
+              </w:rPr>
+              <w:t>3.2.5.1 Nhân vật</w:t>
+            </w:r>
+            <w:r>
+              <w:rPr>
+                <w:webHidden/>
+              </w:rPr>
+              <w:tab/>
+            </w:r>
+            <w:r>
+              <w:rPr>
+                <w:webHidden/>
+              </w:rPr>
+              <w:fldChar w:fldCharType="begin"/>
+            </w:r>
+            <w:r>
+              <w:rPr>
+                <w:webHidden/>
+              </w:rPr>
+              <w:instrText xml:space="preserve"> PAGEREF _Toc233594487 \h </w:instrText>
+            </w:r>
+            <w:r>
+              <w:rPr>
+                <w:webHidden/>
+              </w:rPr>
+            </w:r>
+            <w:r>
+              <w:rPr>
+                <w:webHidden/>
+              </w:rPr>
+              <w:fldChar w:fldCharType="separate"/>
+            </w:r>
+            <w:r>
+              <w:rPr>
+                <w:webHidden/>
+              </w:rPr>
+              <w:t>21</w:t>
+            </w:r>
+            <w:r>
+              <w:rPr>
+                <w:webHidden/>
+              </w:rPr>
+              <w:fldChar w:fldCharType="end"/>
+            </w:r>
+          </w:hyperlink>
+        </w:p>
+        <w:p>
+          <w:pPr>
+            <w:pStyle w:val="TOC4"/>
+            <w:tabs>
+              <w:tab w:val="right" w:leader="dot" w:pos="9395"/>
+            </w:tabs>
+            <w:rPr>
+              <w:rFonts w:asciiTheme="minorHAnsi" w:eastAsiaTheme="minorEastAsia" w:hAnsiTheme="minorHAnsi"/>
+              <w:color w:val="auto"/>
+              <w:sz w:val="24"/>
+            </w:rPr>
+          </w:pPr>
+          <w:hyperlink w:anchor="_Toc233594488" w:history="1">
+            <w:r>
+              <w:rPr>
+                <w:rStyle w:val="Hyperlink"/>
+              </w:rPr>
+              <w:t>3.2.5.2 Môi trường</w:t>
+            </w:r>
+            <w:r>
+              <w:rPr>
+                <w:webHidden/>
+              </w:rPr>
+              <w:tab/>
+            </w:r>
+            <w:r>
+              <w:rPr>
+                <w:webHidden/>
+              </w:rPr>
+              <w:fldChar w:fldCharType="begin"/>
+            </w:r>
+            <w:r>
+              <w:rPr>
+                <w:webHidden/>
+              </w:rPr>
+              <w:instrText xml:space="preserve"> PAGEREF _Toc233594488 \h </w:instrText>
+            </w:r>
+            <w:r>
+              <w:rPr>
+                <w:webHidden/>
+              </w:rPr>
+            </w:r>
+            <w:r>
+              <w:rPr>
+                <w:webHidden/>
+              </w:rPr>
+              <w:fldChar w:fldCharType="separate"/>
+            </w:r>
+            <w:r>
+              <w:rPr>
+                <w:webHidden/>
+              </w:rPr>
+              <w:t>26</w:t>
+            </w:r>
+            <w:r>
+              <w:rPr>
+                <w:webHidden/>
+              </w:rPr>
+              <w:fldChar w:fldCharType="end"/>
+            </w:r>
+          </w:hyperlink>
+        </w:p>
+        <w:p>
+          <w:pPr>
+            <w:pStyle w:val="TOC4"/>
+            <w:tabs>
+              <w:tab w:val="right" w:leader="dot" w:pos="9395"/>
+            </w:tabs>
+            <w:rPr>
+              <w:rFonts w:asciiTheme="minorHAnsi" w:eastAsiaTheme="minorEastAsia" w:hAnsiTheme="minorHAnsi"/>
+              <w:color w:val="auto"/>
+              <w:sz w:val="24"/>
+            </w:rPr>
+          </w:pPr>
+          <w:hyperlink w:anchor="_Toc233594489" w:history="1">
+            <w:r>
+              <w:rPr>
+                <w:rStyle w:val="Hyperlink"/>
+              </w:rPr>
+              <w:t>3.2.5.3 Hiệu ứng</w:t>
+            </w:r>
+            <w:r>
+              <w:rPr>
+                <w:webHidden/>
+              </w:rPr>
+              <w:tab/>
+            </w:r>
+            <w:r>
+              <w:rPr>
+                <w:webHidden/>
+              </w:rPr>
+              <w:fldChar w:fldCharType="begin"/>
+            </w:r>
+            <w:r>
+              <w:rPr>
+                <w:webHidden/>
+              </w:rPr>
+              <w:instrText xml:space="preserve"> PAGEREF _Toc233594489 \h </w:instrText>
+            </w:r>
+            <w:r>
+              <w:rPr>
+                <w:webHidden/>
+              </w:rPr>
+            </w:r>
+            <w:r>
+              <w:rPr>
+                <w:webHidden/>
+              </w:rPr>
+              <w:fldChar w:fldCharType="separate"/>
+            </w:r>
+            <w:r>
+              <w:rPr>
+                <w:webHidden/>
+              </w:rPr>
+              <w:t>28</w:t>
+            </w:r>
+            <w:r>
+              <w:rPr>
+                <w:webHidden/>
+              </w:rPr>
+              <w:fldChar w:fldCharType="end"/>
+            </w:r>
+          </w:hyperlink>
+        </w:p>
+        <w:p>
+          <w:pPr>
+            <w:pStyle w:val="TOC4"/>
+            <w:tabs>
+              <w:tab w:val="right" w:leader="dot" w:pos="9395"/>
+            </w:tabs>
+            <w:rPr>
+              <w:rFonts w:asciiTheme="minorHAnsi" w:eastAsiaTheme="minorEastAsia" w:hAnsiTheme="minorHAnsi"/>
+              <w:color w:val="auto"/>
+              <w:sz w:val="24"/>
+            </w:rPr>
+          </w:pPr>
+          <w:hyperlink w:anchor="_Toc233594490" w:history="1">
+            <w:r>
+              <w:rPr>
+                <w:rStyle w:val="Hyperlink"/>
+              </w:rPr>
+              <w:t>3.2.5.4 Vật phẩm</w:t>
+            </w:r>
+            <w:r>
+              <w:rPr>
+                <w:webHidden/>
+              </w:rPr>
+              <w:tab/>
+            </w:r>
+            <w:r>
+              <w:rPr>
+                <w:webHidden/>
+              </w:rPr>
+              <w:fldChar w:fldCharType="begin"/>
+            </w:r>
+            <w:r>
+              <w:rPr>
+                <w:webHidden/>
+              </w:rPr>
+              <w:instrText xml:space="preserve"> PAGEREF _Toc233594490 \h </w:instrText>
+            </w:r>
+            <w:r>
+              <w:rPr>
+                <w:webHidden/>
+              </w:rPr>
+            </w:r>
+            <w:r>
+              <w:rPr>
+                <w:webHidden/>
+              </w:rPr>
+              <w:fldChar w:fldCharType="separate"/>
+            </w:r>
+            <w:r>
+              <w:rPr>
+                <w:webHidden/>
+              </w:rPr>
+              <w:t>30</w:t>
+            </w:r>
+            <w:r>
+              <w:rPr>
+                <w:webHidden/>
+              </w:rPr>
+              <w:fldChar w:fldCharType="end"/>
+            </w:r>
+          </w:hyperlink>
+        </w:p>
+        <w:p>
+          <w:pPr>
+            <w:pStyle w:val="TOC4"/>
+            <w:tabs>
+              <w:tab w:val="right" w:leader="dot" w:pos="9395"/>
+            </w:tabs>
+            <w:rPr>
+              <w:rFonts w:asciiTheme="minorHAnsi" w:eastAsiaTheme="minorEastAsia" w:hAnsiTheme="minorHAnsi"/>
+              <w:color w:val="auto"/>
+              <w:sz w:val="24"/>
+            </w:rPr>
+          </w:pPr>
+          <w:hyperlink w:anchor="_Toc233594491" w:history="1">
+            <w:r>
+              <w:rPr>
+                <w:rStyle w:val="Hyperlink"/>
+              </w:rPr>
+              <w:t>3.2.5.5 Vật thể bay</w:t>
+            </w:r>
+            <w:r>
+              <w:rPr>
+                <w:webHidden/>
+              </w:rPr>
+              <w:tab/>
+            </w:r>
+            <w:r>
+              <w:rPr>
+                <w:webHidden/>
+              </w:rPr>
+              <w:fldChar w:fldCharType="begin"/>
+            </w:r>
+            <w:r>
+              <w:rPr>
+                <w:webHidden/>
+              </w:rPr>
+              <w:instrText xml:space="preserve"> PAGEREF _Toc233594491 \h </w:instrText>
+            </w:r>
+            <w:r>
+              <w:rPr>
+                <w:webHidden/>
+              </w:rPr>
+            </w:r>
+            <w:r>
+              <w:rPr>
+                <w:webHidden/>
+              </w:rPr>
+              <w:fldChar w:fldCharType="separate"/>
+            </w:r>
+            <w:r>
+              <w:rPr>
+                <w:webHidden/>
+              </w:rPr>
+              <w:t>35</w:t>
+            </w:r>
+            <w:r>
+              <w:rPr>
+                <w:webHidden/>
+              </w:rPr>
+              <w:fldChar w:fldCharType="end"/>
+            </w:r>
+          </w:hyperlink>
+        </w:p>
+        <w:p>
+          <w:pPr>
+            <w:pStyle w:val="TOC4"/>
+            <w:tabs>
+              <w:tab w:val="right" w:leader="dot" w:pos="9395"/>
+            </w:tabs>
+            <w:rPr>
+              <w:rFonts w:asciiTheme="minorHAnsi" w:eastAsiaTheme="minorEastAsia" w:hAnsiTheme="minorHAnsi"/>
+              <w:color w:val="auto"/>
+              <w:sz w:val="24"/>
+            </w:rPr>
+          </w:pPr>
+          <w:hyperlink w:anchor="_Toc233594492" w:history="1">
+            <w:r>
+              <w:rPr>
+                <w:rStyle w:val="Hyperlink"/>
+              </w:rPr>
+              <w:t>3.2.5.6 Giao diện</w:t>
+            </w:r>
+            <w:r>
+              <w:rPr>
+                <w:webHidden/>
+              </w:rPr>
+              <w:tab/>
+            </w:r>
+            <w:r>
+              <w:rPr>
+                <w:webHidden/>
+              </w:rPr>
+              <w:fldChar w:fldCharType="begin"/>
+            </w:r>
+            <w:r>
+              <w:rPr>
+                <w:webHidden/>
+              </w:rPr>
+              <w:instrText xml:space="preserve"> PAGEREF _Toc233594492 \h </w:instrText>
+            </w:r>
+            <w:r>
+              <w:rPr>
+                <w:webHidden/>
+              </w:rPr>
+            </w:r>
+            <w:r>
+              <w:rPr>
+                <w:webHidden/>
+              </w:rPr>
+              <w:fldChar w:fldCharType="separate"/>
+            </w:r>
+            <w:r>
+              <w:rPr>
+                <w:webHidden/>
+              </w:rPr>
+              <w:t>36</w:t>
             </w:r>
             <w:r>
               <w:rPr>
@@ -2531,12 +3855,13 @@
             </w:tabs>
             <w:rPr>
               <w:rFonts w:asciiTheme="minorHAnsi" w:eastAsiaTheme="minorEastAsia" w:hAnsiTheme="minorHAnsi"/>
+              <w:b w:val="0"/>
               <w:caps w:val="0"/>
               <w:color w:val="auto"/>
               <w:sz w:val="24"/>
             </w:rPr>
           </w:pPr>
-          <w:hyperlink w:anchor="_Toc232998830" w:history="1">
+          <w:hyperlink w:anchor="_Toc233594493" w:history="1">
             <w:r>
               <w:rPr>
                 <w:rStyle w:val="Hyperlink"/>
@@ -2559,7 +3884,7 @@
               <w:rPr>
                 <w:webHidden/>
               </w:rPr>
-              <w:instrText xml:space="preserve"> PAGEREF _Toc232998830 \h </w:instrText>
+              <w:instrText xml:space="preserve"> PAGEREF _Toc233594493 \h </w:instrText>
             </w:r>
             <w:r>
               <w:rPr>
@@ -2576,7 +3901,7 @@
               <w:rPr>
                 <w:webHidden/>
               </w:rPr>
-              <w:t>41</w:t>
+              <w:t>40</w:t>
             </w:r>
             <w:r>
               <w:rPr>
@@ -2598,7 +3923,7 @@
               <w:sz w:val="24"/>
             </w:rPr>
           </w:pPr>
-          <w:hyperlink w:anchor="_Toc232998831" w:history="1">
+          <w:hyperlink w:anchor="_Toc233594494" w:history="1">
             <w:r>
               <w:rPr>
                 <w:rStyle w:val="Hyperlink"/>
@@ -2621,7 +3946,7 @@
               <w:rPr>
                 <w:webHidden/>
               </w:rPr>
-              <w:instrText xml:space="preserve"> PAGEREF _Toc232998831 \h </w:instrText>
+              <w:instrText xml:space="preserve"> PAGEREF _Toc233594494 \h </w:instrText>
             </w:r>
             <w:r>
               <w:rPr>
@@ -2638,7 +3963,7 @@
               <w:rPr>
                 <w:webHidden/>
               </w:rPr>
-              <w:t>41</w:t>
+              <w:t>40</w:t>
             </w:r>
             <w:r>
               <w:rPr>
@@ -2660,7 +3985,7 @@
               <w:sz w:val="24"/>
             </w:rPr>
           </w:pPr>
-          <w:hyperlink w:anchor="_Toc232998832" w:history="1">
+          <w:hyperlink w:anchor="_Toc233594495" w:history="1">
             <w:r>
               <w:rPr>
                 <w:rStyle w:val="Hyperlink"/>
@@ -2683,7 +4008,7 @@
               <w:rPr>
                 <w:webHidden/>
               </w:rPr>
-              <w:instrText xml:space="preserve"> PAGEREF _Toc232998832 \h </w:instrText>
+              <w:instrText xml:space="preserve"> PAGEREF _Toc233594495 \h </w:instrText>
             </w:r>
             <w:r>
               <w:rPr>
@@ -2700,7 +4025,7 @@
               <w:rPr>
                 <w:webHidden/>
               </w:rPr>
-              <w:t>41</w:t>
+              <w:t>40</w:t>
             </w:r>
             <w:r>
               <w:rPr>
@@ -2722,7 +4047,7 @@
               <w:sz w:val="24"/>
             </w:rPr>
           </w:pPr>
-          <w:hyperlink w:anchor="_Toc232998833" w:history="1">
+          <w:hyperlink w:anchor="_Toc233594496" w:history="1">
             <w:r>
               <w:rPr>
                 <w:rStyle w:val="Hyperlink"/>
@@ -2745,7 +4070,7 @@
               <w:rPr>
                 <w:webHidden/>
               </w:rPr>
-              <w:instrText xml:space="preserve"> PAGEREF _Toc232998833 \h </w:instrText>
+              <w:instrText xml:space="preserve"> PAGEREF _Toc233594496 \h </w:instrText>
             </w:r>
             <w:r>
               <w:rPr>
@@ -2762,7 +4087,7 @@
               <w:rPr>
                 <w:webHidden/>
               </w:rPr>
-              <w:t>42</w:t>
+              <w:t>41</w:t>
             </w:r>
             <w:r>
               <w:rPr>
@@ -2784,7 +4109,7 @@
               <w:sz w:val="24"/>
             </w:rPr>
           </w:pPr>
-          <w:hyperlink w:anchor="_Toc232998834" w:history="1">
+          <w:hyperlink w:anchor="_Toc233594497" w:history="1">
             <w:r>
               <w:rPr>
                 <w:rStyle w:val="Hyperlink"/>
@@ -2807,7 +4132,7 @@
               <w:rPr>
                 <w:webHidden/>
               </w:rPr>
-              <w:instrText xml:space="preserve"> PAGEREF _Toc232998834 \h </w:instrText>
+              <w:instrText xml:space="preserve"> PAGEREF _Toc233594497 \h </w:instrText>
             </w:r>
             <w:r>
               <w:rPr>
@@ -2824,7 +4149,7 @@
               <w:rPr>
                 <w:webHidden/>
               </w:rPr>
-              <w:t>44</w:t>
+              <w:t>43</w:t>
             </w:r>
             <w:r>
               <w:rPr>
@@ -2846,7 +4171,7 @@
               <w:sz w:val="24"/>
             </w:rPr>
           </w:pPr>
-          <w:hyperlink w:anchor="_Toc232998835" w:history="1">
+          <w:hyperlink w:anchor="_Toc233594498" w:history="1">
             <w:r>
               <w:rPr>
                 <w:rStyle w:val="Hyperlink"/>
@@ -2869,7 +4194,7 @@
               <w:rPr>
                 <w:webHidden/>
               </w:rPr>
-              <w:instrText xml:space="preserve"> PAGEREF _Toc232998835 \h </w:instrText>
+              <w:instrText xml:space="preserve"> PAGEREF _Toc233594498 \h </w:instrText>
             </w:r>
             <w:r>
               <w:rPr>
@@ -2886,7 +4211,7 @@
               <w:rPr>
                 <w:webHidden/>
               </w:rPr>
-              <w:t>44</w:t>
+              <w:t>43</w:t>
             </w:r>
             <w:r>
               <w:rPr>
@@ -2908,7 +4233,7 @@
               <w:sz w:val="24"/>
             </w:rPr>
           </w:pPr>
-          <w:hyperlink w:anchor="_Toc232998836" w:history="1">
+          <w:hyperlink w:anchor="_Toc233594499" w:history="1">
             <w:r>
               <w:rPr>
                 <w:rStyle w:val="Hyperlink"/>
@@ -2931,7 +4256,7 @@
               <w:rPr>
                 <w:webHidden/>
               </w:rPr>
-              <w:instrText xml:space="preserve"> PAGEREF _Toc232998836 \h </w:instrText>
+              <w:instrText xml:space="preserve"> PAGEREF _Toc233594499 \h </w:instrText>
             </w:r>
             <w:r>
               <w:rPr>
@@ -2948,7 +4273,7 @@
               <w:rPr>
                 <w:webHidden/>
               </w:rPr>
-              <w:t>45</w:t>
+              <w:t>44</w:t>
             </w:r>
             <w:r>
               <w:rPr>
@@ -2970,7 +4295,7 @@
               <w:sz w:val="24"/>
             </w:rPr>
           </w:pPr>
-          <w:hyperlink w:anchor="_Toc232998837" w:history="1">
+          <w:hyperlink w:anchor="_Toc233594500" w:history="1">
             <w:r>
               <w:rPr>
                 <w:rStyle w:val="Hyperlink"/>
@@ -2993,7 +4318,7 @@
               <w:rPr>
                 <w:webHidden/>
               </w:rPr>
-              <w:instrText xml:space="preserve"> PAGEREF _Toc232998837 \h </w:instrText>
+              <w:instrText xml:space="preserve"> PAGEREF _Toc233594500 \h </w:instrText>
             </w:r>
             <w:r>
               <w:rPr>
@@ -3010,7 +4335,7 @@
               <w:rPr>
                 <w:webHidden/>
               </w:rPr>
-              <w:t>46</w:t>
+              <w:t>45</w:t>
             </w:r>
             <w:r>
               <w:rPr>
@@ -3028,12 +4353,13 @@
             </w:tabs>
             <w:rPr>
               <w:rFonts w:asciiTheme="minorHAnsi" w:eastAsiaTheme="minorEastAsia" w:hAnsiTheme="minorHAnsi"/>
+              <w:b w:val="0"/>
               <w:caps w:val="0"/>
               <w:color w:val="auto"/>
               <w:sz w:val="24"/>
             </w:rPr>
           </w:pPr>
-          <w:hyperlink w:anchor="_Toc232998838" w:history="1">
+          <w:hyperlink w:anchor="_Toc233594501" w:history="1">
             <w:r>
               <w:rPr>
                 <w:rStyle w:val="Hyperlink"/>
@@ -3056,7 +4382,7 @@
               <w:rPr>
                 <w:webHidden/>
               </w:rPr>
-              <w:instrText xml:space="preserve"> PAGEREF _Toc232998838 \h </w:instrText>
+              <w:instrText xml:space="preserve"> PAGEREF _Toc233594501 \h </w:instrText>
             </w:r>
             <w:r>
               <w:rPr>
@@ -3073,7 +4399,7 @@
               <w:rPr>
                 <w:webHidden/>
               </w:rPr>
-              <w:t>51</w:t>
+              <w:t>50</w:t>
             </w:r>
             <w:r>
               <w:rPr>
@@ -3095,7 +4421,7 @@
               <w:sz w:val="24"/>
             </w:rPr>
           </w:pPr>
-          <w:hyperlink w:anchor="_Toc232998839" w:history="1">
+          <w:hyperlink w:anchor="_Toc233594502" w:history="1">
             <w:r>
               <w:rPr>
                 <w:rStyle w:val="Hyperlink"/>
@@ -3118,7 +4444,7 @@
               <w:rPr>
                 <w:webHidden/>
               </w:rPr>
-              <w:instrText xml:space="preserve"> PAGEREF _Toc232998839 \h </w:instrText>
+              <w:instrText xml:space="preserve"> PAGEREF _Toc233594502 \h </w:instrText>
             </w:r>
             <w:r>
               <w:rPr>
@@ -3135,7 +4461,7 @@
               <w:rPr>
                 <w:webHidden/>
               </w:rPr>
-              <w:t>51</w:t>
+              <w:t>50</w:t>
             </w:r>
             <w:r>
               <w:rPr>
@@ -3157,7 +4483,7 @@
               <w:sz w:val="24"/>
             </w:rPr>
           </w:pPr>
-          <w:hyperlink w:anchor="_Toc232998840" w:history="1">
+          <w:hyperlink w:anchor="_Toc233594503" w:history="1">
             <w:r>
               <w:rPr>
                 <w:rStyle w:val="Hyperlink"/>
@@ -3180,7 +4506,7 @@
               <w:rPr>
                 <w:webHidden/>
               </w:rPr>
-              <w:instrText xml:space="preserve"> PAGEREF _Toc232998840 \h </w:instrText>
+              <w:instrText xml:space="preserve"> PAGEREF _Toc233594503 \h </w:instrText>
             </w:r>
             <w:r>
               <w:rPr>
@@ -3197,7 +4523,7 @@
               <w:rPr>
                 <w:webHidden/>
               </w:rPr>
-              <w:t>52</w:t>
+              <w:t>50</w:t>
             </w:r>
             <w:r>
               <w:rPr>
@@ -3219,7 +4545,7 @@
               <w:sz w:val="24"/>
             </w:rPr>
           </w:pPr>
-          <w:hyperlink w:anchor="_Toc232998841" w:history="1">
+          <w:hyperlink w:anchor="_Toc233594504" w:history="1">
             <w:r>
               <w:rPr>
                 <w:rStyle w:val="Hyperlink"/>
@@ -3242,7 +4568,7 @@
               <w:rPr>
                 <w:webHidden/>
               </w:rPr>
-              <w:instrText xml:space="preserve"> PAGEREF _Toc232998841 \h </w:instrText>
+              <w:instrText xml:space="preserve"> PAGEREF _Toc233594504 \h </w:instrText>
             </w:r>
             <w:r>
               <w:rPr>
@@ -3259,7 +4585,7 @@
               <w:rPr>
                 <w:webHidden/>
               </w:rPr>
-              <w:t>52</w:t>
+              <w:t>51</w:t>
             </w:r>
             <w:r>
               <w:rPr>
@@ -3318,28 +4644,18 @@
     </w:p>
     <w:p>
       <w:pPr>
-        <w:spacing w:after="0"/>
-        <w:ind w:firstLine="720"/>
-        <w:jc w:val="center"/>
-        <w:rPr>
-          <w:rFonts w:cs="Times New Roman"/>
-          <w:b/>
-          <w:bCs/>
-          <w:sz w:val="28"/>
-          <w:szCs w:val="28"/>
-        </w:rPr>
-      </w:pPr>
-      <w:r>
-        <w:rPr>
-          <w:rFonts w:cs="Times New Roman"/>
-          <w:b/>
-          <w:bCs/>
-          <w:sz w:val="28"/>
-          <w:szCs w:val="28"/>
-        </w:rPr>
+        <w:pStyle w:val="Heading1"/>
+        <w:numPr>
+          <w:ilvl w:val="0"/>
+          <w:numId w:val="0"/>
+        </w:numPr>
+      </w:pPr>
+      <w:bookmarkStart w:id="0" w:name="_Toc233594448"/>
+      <w:r>
         <w:lastRenderedPageBreak/>
         <w:t>LỜI MỞ ĐẦU</w:t>
       </w:r>
+      <w:bookmarkEnd w:id="0"/>
     </w:p>
     <w:p>
       <w:pPr>
@@ -3525,7 +4841,25 @@
         <w:pStyle w:val="content"/>
       </w:pPr>
       <w:r>
-        <w:t>Mặc dù đã cố gắng để thực hiện đề tài một cách nghiêm túc và tập trung trong suốt quá trình thu thập, tìm hiểu, phân tích và tổng hợp nhiều nguồn tài liệu khác nhau, song do sự hiểu biết còn chưa cao, trình độ chuyên môn còn hạn chế ở nhiều mặt và chưa có nhiều kỹ năng trong việc thực hiện các công việc trong chuyên ngành nên trong quá trình biên soạn đồ án không thể tránh khỏi các thiết sót. Do đó nếu như có những điểm trong báo cáo còn chưa hợp lí hoặc sai sót em rất mong được các thầy cô đóng góp thêm các ý kiến để có thể học hỏi và tiếp thu thêm các kiến thức còn thiếu sót.</w:t>
+        <w:t>Mặc dù đã cố gắng để thực hiện đề tài một cách nghiêm túc và tập trung trong suốt quá trình thu thập, tìm hiểu, phân tích và tổng hợp nhiều nguồn tài liệu khác nhau, do sự</w:t>
+      </w:r>
+      <w:r>
+        <w:rPr>
+          <w:lang w:val="en-US"/>
+        </w:rPr>
+        <w:t xml:space="preserve"> </w:t>
+      </w:r>
+      <w:r>
+        <w:t>trình độ chuyên môn còn hạn chế ở nhiều mặt</w:t>
+      </w:r>
+      <w:r>
+        <w:rPr>
+          <w:lang w:val="en-US"/>
+        </w:rPr>
+        <w:t xml:space="preserve"> và </w:t>
+      </w:r>
+      <w:r>
+        <w:t>chưa có nhiều kỹ năng trong việc thực hiện các công việc trong chuyên ngành nên trong quá trình biên soạn đồ án không thể tránh khỏi các thiết sót. Do đó nếu như có những điểm trong báo cáo còn chưa hợp lí hoặc sai sót em rất mong được các thầy cô đóng góp thêm các ý kiến để có thể học hỏi và tiếp thu thêm các kiến thức còn thiếu sót.</w:t>
       </w:r>
     </w:p>
     <w:p>
@@ -4669,6 +6003,42 @@
     </w:p>
     <w:p>
       <w:pPr>
+        <w:tabs>
+          <w:tab w:val="left" w:leader="dot" w:pos="9072"/>
+        </w:tabs>
+        <w:rPr>
+          <w:rFonts w:cs="Times New Roman"/>
+          <w:szCs w:val="26"/>
+        </w:rPr>
+      </w:pPr>
+      <w:r>
+        <w:rPr>
+          <w:rFonts w:cs="Times New Roman"/>
+          <w:szCs w:val="26"/>
+        </w:rPr>
+        <w:tab/>
+      </w:r>
+    </w:p>
+    <w:p>
+      <w:pPr>
+        <w:tabs>
+          <w:tab w:val="left" w:leader="dot" w:pos="9072"/>
+        </w:tabs>
+        <w:rPr>
+          <w:rFonts w:cs="Times New Roman"/>
+          <w:szCs w:val="26"/>
+        </w:rPr>
+      </w:pPr>
+      <w:r>
+        <w:rPr>
+          <w:rFonts w:cs="Times New Roman"/>
+          <w:szCs w:val="26"/>
+        </w:rPr>
+        <w:tab/>
+      </w:r>
+    </w:p>
+    <w:p>
+      <w:pPr>
         <w:pStyle w:val="ListParagraph"/>
         <w:numPr>
           <w:ilvl w:val="0"/>
@@ -4687,6 +6057,7 @@
           <w:rFonts w:cs="Times New Roman"/>
           <w:szCs w:val="26"/>
         </w:rPr>
+        <w:lastRenderedPageBreak/>
         <w:t>Ưu điểm:</w:t>
       </w:r>
     </w:p>
@@ -4705,7 +6076,6 @@
           <w:rFonts w:cs="Times New Roman"/>
           <w:szCs w:val="26"/>
         </w:rPr>
-        <w:lastRenderedPageBreak/>
         <w:tab/>
       </w:r>
     </w:p>
@@ -5068,25 +6438,6 @@
     </w:p>
     <w:p>
       <w:pPr>
-        <w:tabs>
-          <w:tab w:val="left" w:leader="dot" w:pos="9072"/>
-        </w:tabs>
-        <w:rPr>
-          <w:rFonts w:cs="Times New Roman"/>
-          <w:szCs w:val="26"/>
-        </w:rPr>
-      </w:pPr>
-      <w:r>
-        <w:rPr>
-          <w:rFonts w:cs="Times New Roman"/>
-          <w:szCs w:val="26"/>
-        </w:rPr>
-        <w:lastRenderedPageBreak/>
-        <w:tab/>
-      </w:r>
-    </w:p>
-    <w:p>
-      <w:pPr>
         <w:pStyle w:val="ListParagraph"/>
         <w:numPr>
           <w:ilvl w:val="0"/>
@@ -5105,7 +6456,26 @@
           <w:rFonts w:cs="Times New Roman"/>
           <w:szCs w:val="26"/>
         </w:rPr>
+        <w:lastRenderedPageBreak/>
         <w:t>Đề nghị sửa chữa bổ sung:</w:t>
+      </w:r>
+    </w:p>
+    <w:p>
+      <w:pPr>
+        <w:tabs>
+          <w:tab w:val="left" w:leader="dot" w:pos="9072"/>
+        </w:tabs>
+        <w:rPr>
+          <w:rFonts w:cs="Times New Roman"/>
+          <w:szCs w:val="26"/>
+        </w:rPr>
+      </w:pPr>
+      <w:r>
+        <w:rPr>
+          <w:rFonts w:cs="Times New Roman"/>
+          <w:szCs w:val="26"/>
+        </w:rPr>
+        <w:tab/>
       </w:r>
     </w:p>
     <w:p>
@@ -5219,6 +6589,24 @@
           <w:szCs w:val="26"/>
         </w:rPr>
         <w:t>Đánh giá:</w:t>
+      </w:r>
+    </w:p>
+    <w:p>
+      <w:pPr>
+        <w:tabs>
+          <w:tab w:val="left" w:leader="dot" w:pos="9072"/>
+        </w:tabs>
+        <w:rPr>
+          <w:rFonts w:cs="Times New Roman"/>
+          <w:szCs w:val="26"/>
+        </w:rPr>
+      </w:pPr>
+      <w:r>
+        <w:rPr>
+          <w:rFonts w:cs="Times New Roman"/>
+          <w:szCs w:val="26"/>
+        </w:rPr>
+        <w:tab/>
       </w:r>
     </w:p>
     <w:p>
@@ -6488,7 +7876,79 @@
           <w:rFonts w:cs="Times New Roman"/>
           <w:szCs w:val="26"/>
         </w:rPr>
+        <w:tab/>
+      </w:r>
+    </w:p>
+    <w:p>
+      <w:pPr>
+        <w:tabs>
+          <w:tab w:val="left" w:leader="dot" w:pos="9072"/>
+        </w:tabs>
+        <w:rPr>
+          <w:rFonts w:cs="Times New Roman"/>
+          <w:szCs w:val="26"/>
+        </w:rPr>
+      </w:pPr>
+      <w:r>
+        <w:rPr>
+          <w:rFonts w:cs="Times New Roman"/>
+          <w:szCs w:val="26"/>
+        </w:rPr>
         <w:lastRenderedPageBreak/>
+        <w:tab/>
+      </w:r>
+    </w:p>
+    <w:p>
+      <w:pPr>
+        <w:tabs>
+          <w:tab w:val="left" w:leader="dot" w:pos="9072"/>
+        </w:tabs>
+        <w:rPr>
+          <w:rFonts w:cs="Times New Roman"/>
+          <w:szCs w:val="26"/>
+        </w:rPr>
+      </w:pPr>
+      <w:r>
+        <w:rPr>
+          <w:rFonts w:cs="Times New Roman"/>
+          <w:szCs w:val="26"/>
+        </w:rPr>
+        <w:tab/>
+      </w:r>
+    </w:p>
+    <w:p>
+      <w:pPr>
+        <w:tabs>
+          <w:tab w:val="left" w:leader="dot" w:pos="9072"/>
+        </w:tabs>
+        <w:rPr>
+          <w:rFonts w:cs="Times New Roman"/>
+          <w:szCs w:val="26"/>
+        </w:rPr>
+      </w:pPr>
+      <w:r>
+        <w:rPr>
+          <w:rFonts w:cs="Times New Roman"/>
+          <w:szCs w:val="26"/>
+        </w:rPr>
+        <w:tab/>
+      </w:r>
+    </w:p>
+    <w:p>
+      <w:pPr>
+        <w:tabs>
+          <w:tab w:val="left" w:leader="dot" w:pos="9072"/>
+        </w:tabs>
+        <w:rPr>
+          <w:rFonts w:cs="Times New Roman"/>
+          <w:szCs w:val="26"/>
+        </w:rPr>
+      </w:pPr>
+      <w:r>
+        <w:rPr>
+          <w:rFonts w:cs="Times New Roman"/>
+          <w:szCs w:val="26"/>
+        </w:rPr>
         <w:tab/>
       </w:r>
     </w:p>
@@ -6650,6 +8110,24 @@
     </w:p>
     <w:p>
       <w:pPr>
+        <w:tabs>
+          <w:tab w:val="left" w:leader="dot" w:pos="9072"/>
+        </w:tabs>
+        <w:rPr>
+          <w:rFonts w:cs="Times New Roman"/>
+          <w:szCs w:val="26"/>
+        </w:rPr>
+      </w:pPr>
+      <w:r>
+        <w:rPr>
+          <w:rFonts w:cs="Times New Roman"/>
+          <w:szCs w:val="26"/>
+        </w:rPr>
+        <w:tab/>
+      </w:r>
+    </w:p>
+    <w:p>
+      <w:pPr>
         <w:pStyle w:val="ListParagraph"/>
         <w:numPr>
           <w:ilvl w:val="0"/>
@@ -6676,60 +8154,6 @@
           <w:szCs w:val="26"/>
         </w:rPr>
         <w:t>:</w:t>
-      </w:r>
-    </w:p>
-    <w:p>
-      <w:pPr>
-        <w:tabs>
-          <w:tab w:val="left" w:leader="dot" w:pos="9072"/>
-        </w:tabs>
-        <w:rPr>
-          <w:rFonts w:cs="Times New Roman"/>
-          <w:szCs w:val="26"/>
-        </w:rPr>
-      </w:pPr>
-      <w:r>
-        <w:rPr>
-          <w:rFonts w:cs="Times New Roman"/>
-          <w:szCs w:val="26"/>
-        </w:rPr>
-        <w:tab/>
-      </w:r>
-    </w:p>
-    <w:p>
-      <w:pPr>
-        <w:tabs>
-          <w:tab w:val="left" w:leader="dot" w:pos="9072"/>
-        </w:tabs>
-        <w:rPr>
-          <w:rFonts w:cs="Times New Roman"/>
-          <w:szCs w:val="26"/>
-        </w:rPr>
-      </w:pPr>
-      <w:r>
-        <w:rPr>
-          <w:rFonts w:cs="Times New Roman"/>
-          <w:szCs w:val="26"/>
-        </w:rPr>
-        <w:tab/>
-      </w:r>
-    </w:p>
-    <w:p>
-      <w:pPr>
-        <w:tabs>
-          <w:tab w:val="left" w:leader="dot" w:pos="9072"/>
-        </w:tabs>
-        <w:rPr>
-          <w:rFonts w:cs="Times New Roman"/>
-          <w:szCs w:val="26"/>
-        </w:rPr>
-      </w:pPr>
-      <w:r>
-        <w:rPr>
-          <w:rFonts w:cs="Times New Roman"/>
-          <w:szCs w:val="26"/>
-        </w:rPr>
-        <w:tab/>
       </w:r>
     </w:p>
     <w:p>
@@ -7331,7 +8755,7 @@
         </w:rPr>
         <w:fldChar w:fldCharType="separate"/>
       </w:r>
-      <w:hyperlink w:anchor="_Toc232998856" w:history="1">
+      <w:hyperlink w:anchor="_Toc233594541" w:history="1">
         <w:r>
           <w:rPr>
             <w:rStyle w:val="Hyperlink"/>
@@ -7354,7 +8778,7 @@
           <w:rPr>
             <w:webHidden/>
           </w:rPr>
-          <w:instrText xml:space="preserve"> PAGEREF _Toc232998856 \h </w:instrText>
+          <w:instrText xml:space="preserve"> PAGEREF _Toc233594541 \h </w:instrText>
         </w:r>
         <w:r>
           <w:rPr>
@@ -7393,7 +8817,7 @@
           <w:sz w:val="24"/>
         </w:rPr>
       </w:pPr>
-      <w:hyperlink w:anchor="_Toc232998857" w:history="1">
+      <w:hyperlink w:anchor="_Toc233594542" w:history="1">
         <w:r>
           <w:rPr>
             <w:rStyle w:val="Hyperlink"/>
@@ -7416,7 +8840,7 @@
           <w:rPr>
             <w:webHidden/>
           </w:rPr>
-          <w:instrText xml:space="preserve"> PAGEREF _Toc232998857 \h </w:instrText>
+          <w:instrText xml:space="preserve"> PAGEREF _Toc233594542 \h </w:instrText>
         </w:r>
         <w:r>
           <w:rPr>
@@ -7455,12 +8879,12 @@
           <w:sz w:val="24"/>
         </w:rPr>
       </w:pPr>
-      <w:hyperlink w:anchor="_Toc232998858" w:history="1">
+      <w:hyperlink w:anchor="_Toc233594543" w:history="1">
         <w:r>
           <w:rPr>
             <w:rStyle w:val="Hyperlink"/>
           </w:rPr>
-          <w:t>Bảng 3.3 Cấu trúc dữ liệu Kẻ thù (EnemyData)</w:t>
+          <w:t>Bảng 3.3 Cấu trúc dữ liệu Kẻ địch (EnemyData)</w:t>
         </w:r>
         <w:r>
           <w:rPr>
@@ -7478,7 +8902,7 @@
           <w:rPr>
             <w:webHidden/>
           </w:rPr>
-          <w:instrText xml:space="preserve"> PAGEREF _Toc232998858 \h </w:instrText>
+          <w:instrText xml:space="preserve"> PAGEREF _Toc233594543 \h </w:instrText>
         </w:r>
         <w:r>
           <w:rPr>
@@ -7517,7 +8941,7 @@
           <w:sz w:val="24"/>
         </w:rPr>
       </w:pPr>
-      <w:hyperlink w:anchor="_Toc232998859" w:history="1">
+      <w:hyperlink w:anchor="_Toc233594544" w:history="1">
         <w:r>
           <w:rPr>
             <w:rStyle w:val="Hyperlink"/>
@@ -7540,7 +8964,7 @@
           <w:rPr>
             <w:webHidden/>
           </w:rPr>
-          <w:instrText xml:space="preserve"> PAGEREF _Toc232998859 \h </w:instrText>
+          <w:instrText xml:space="preserve"> PAGEREF _Toc233594544 \h </w:instrText>
         </w:r>
         <w:r>
           <w:rPr>
@@ -7579,7 +9003,7 @@
           <w:sz w:val="24"/>
         </w:rPr>
       </w:pPr>
-      <w:hyperlink w:anchor="_Toc232998860" w:history="1">
+      <w:hyperlink w:anchor="_Toc233594545" w:history="1">
         <w:r>
           <w:rPr>
             <w:rStyle w:val="Hyperlink"/>
@@ -7602,7 +9026,7 @@
           <w:rPr>
             <w:webHidden/>
           </w:rPr>
-          <w:instrText xml:space="preserve"> PAGEREF _Toc232998860 \h </w:instrText>
+          <w:instrText xml:space="preserve"> PAGEREF _Toc233594545 \h </w:instrText>
         </w:r>
         <w:r>
           <w:rPr>
@@ -7619,7 +9043,7 @@
           <w:rPr>
             <w:webHidden/>
           </w:rPr>
-          <w:t>41</w:t>
+          <w:t>40</w:t>
         </w:r>
         <w:r>
           <w:rPr>
@@ -7641,7 +9065,7 @@
           <w:sz w:val="24"/>
         </w:rPr>
       </w:pPr>
-      <w:hyperlink w:anchor="_Toc232998861" w:history="1">
+      <w:hyperlink w:anchor="_Toc233594546" w:history="1">
         <w:r>
           <w:rPr>
             <w:rStyle w:val="Hyperlink"/>
@@ -7664,7 +9088,7 @@
           <w:rPr>
             <w:webHidden/>
           </w:rPr>
-          <w:instrText xml:space="preserve"> PAGEREF _Toc232998861 \h </w:instrText>
+          <w:instrText xml:space="preserve"> PAGEREF _Toc233594546 \h </w:instrText>
         </w:r>
         <w:r>
           <w:rPr>
@@ -7681,7 +9105,7 @@
           <w:rPr>
             <w:webHidden/>
           </w:rPr>
-          <w:t>42</w:t>
+          <w:t>41</w:t>
         </w:r>
         <w:r>
           <w:rPr>
@@ -7703,7 +9127,7 @@
           <w:sz w:val="24"/>
         </w:rPr>
       </w:pPr>
-      <w:hyperlink w:anchor="_Toc232998862" w:history="1">
+      <w:hyperlink w:anchor="_Toc233594547" w:history="1">
         <w:r>
           <w:rPr>
             <w:rStyle w:val="Hyperlink"/>
@@ -7726,7 +9150,7 @@
           <w:rPr>
             <w:webHidden/>
           </w:rPr>
-          <w:instrText xml:space="preserve"> PAGEREF _Toc232998862 \h </w:instrText>
+          <w:instrText xml:space="preserve"> PAGEREF _Toc233594547 \h </w:instrText>
         </w:r>
         <w:r>
           <w:rPr>
@@ -7743,7 +9167,7 @@
           <w:rPr>
             <w:webHidden/>
           </w:rPr>
-          <w:t>44</w:t>
+          <w:t>43</w:t>
         </w:r>
         <w:r>
           <w:rPr>
@@ -7765,7 +9189,7 @@
           <w:sz w:val="24"/>
         </w:rPr>
       </w:pPr>
-      <w:hyperlink w:anchor="_Toc232998863" w:history="1">
+      <w:hyperlink w:anchor="_Toc233594548" w:history="1">
         <w:r>
           <w:rPr>
             <w:rStyle w:val="Hyperlink"/>
@@ -7788,7 +9212,7 @@
           <w:rPr>
             <w:webHidden/>
           </w:rPr>
-          <w:instrText xml:space="preserve"> PAGEREF _Toc232998863 \h </w:instrText>
+          <w:instrText xml:space="preserve"> PAGEREF _Toc233594548 \h </w:instrText>
         </w:r>
         <w:r>
           <w:rPr>
@@ -7805,7 +9229,7 @@
           <w:rPr>
             <w:webHidden/>
           </w:rPr>
-          <w:t>44</w:t>
+          <w:t>43</w:t>
         </w:r>
         <w:r>
           <w:rPr>
@@ -7827,7 +9251,7 @@
           <w:sz w:val="24"/>
         </w:rPr>
       </w:pPr>
-      <w:hyperlink w:anchor="_Toc232998864" w:history="1">
+      <w:hyperlink w:anchor="_Toc233594549" w:history="1">
         <w:r>
           <w:rPr>
             <w:rStyle w:val="Hyperlink"/>
@@ -7850,7 +9274,7 @@
           <w:rPr>
             <w:webHidden/>
           </w:rPr>
-          <w:instrText xml:space="preserve"> PAGEREF _Toc232998864 \h </w:instrText>
+          <w:instrText xml:space="preserve"> PAGEREF _Toc233594549 \h </w:instrText>
         </w:r>
         <w:r>
           <w:rPr>
@@ -7867,7 +9291,7 @@
           <w:rPr>
             <w:webHidden/>
           </w:rPr>
-          <w:t>45</w:t>
+          <w:t>44</w:t>
         </w:r>
         <w:r>
           <w:rPr>
@@ -7971,7 +9395,7 @@
         </w:rPr>
         <w:fldChar w:fldCharType="separate"/>
       </w:r>
-      <w:hyperlink w:anchor="_Toc232998865" w:history="1">
+      <w:hyperlink w:anchor="_Toc233594505" w:history="1">
         <w:r>
           <w:rPr>
             <w:rStyle w:val="Hyperlink"/>
@@ -7994,7 +9418,7 @@
           <w:rPr>
             <w:webHidden/>
           </w:rPr>
-          <w:instrText xml:space="preserve"> PAGEREF _Toc232998865 \h </w:instrText>
+          <w:instrText xml:space="preserve"> PAGEREF _Toc233594505 \h </w:instrText>
         </w:r>
         <w:r>
           <w:rPr>
@@ -8033,7 +9457,7 @@
           <w:sz w:val="24"/>
         </w:rPr>
       </w:pPr>
-      <w:hyperlink w:anchor="_Toc232998866" w:history="1">
+      <w:hyperlink w:anchor="_Toc233594506" w:history="1">
         <w:r>
           <w:rPr>
             <w:rStyle w:val="Hyperlink"/>
@@ -8056,7 +9480,7 @@
           <w:rPr>
             <w:webHidden/>
           </w:rPr>
-          <w:instrText xml:space="preserve"> PAGEREF _Toc232998866 \h </w:instrText>
+          <w:instrText xml:space="preserve"> PAGEREF _Toc233594506 \h </w:instrText>
         </w:r>
         <w:r>
           <w:rPr>
@@ -8095,7 +9519,7 @@
           <w:sz w:val="24"/>
         </w:rPr>
       </w:pPr>
-      <w:hyperlink w:anchor="_Toc232998867" w:history="1">
+      <w:hyperlink w:anchor="_Toc233594507" w:history="1">
         <w:r>
           <w:rPr>
             <w:rStyle w:val="Hyperlink"/>
@@ -8118,7 +9542,7 @@
           <w:rPr>
             <w:webHidden/>
           </w:rPr>
-          <w:instrText xml:space="preserve"> PAGEREF _Toc232998867 \h </w:instrText>
+          <w:instrText xml:space="preserve"> PAGEREF _Toc233594507 \h </w:instrText>
         </w:r>
         <w:r>
           <w:rPr>
@@ -8157,7 +9581,7 @@
           <w:sz w:val="24"/>
         </w:rPr>
       </w:pPr>
-      <w:hyperlink w:anchor="_Toc232998868" w:history="1">
+      <w:hyperlink w:anchor="_Toc233594508" w:history="1">
         <w:r>
           <w:rPr>
             <w:rStyle w:val="Hyperlink"/>
@@ -8180,7 +9604,7 @@
           <w:rPr>
             <w:webHidden/>
           </w:rPr>
-          <w:instrText xml:space="preserve"> PAGEREF _Toc232998868 \h </w:instrText>
+          <w:instrText xml:space="preserve"> PAGEREF _Toc233594508 \h </w:instrText>
         </w:r>
         <w:r>
           <w:rPr>
@@ -8219,7 +9643,7 @@
           <w:sz w:val="24"/>
         </w:rPr>
       </w:pPr>
-      <w:hyperlink w:anchor="_Toc232998869" w:history="1">
+      <w:hyperlink w:anchor="_Toc233594509" w:history="1">
         <w:r>
           <w:rPr>
             <w:rStyle w:val="Hyperlink"/>
@@ -8242,7 +9666,7 @@
           <w:rPr>
             <w:webHidden/>
           </w:rPr>
-          <w:instrText xml:space="preserve"> PAGEREF _Toc232998869 \h </w:instrText>
+          <w:instrText xml:space="preserve"> PAGEREF _Toc233594509 \h </w:instrText>
         </w:r>
         <w:r>
           <w:rPr>
@@ -8281,7 +9705,7 @@
           <w:sz w:val="24"/>
         </w:rPr>
       </w:pPr>
-      <w:hyperlink w:anchor="_Toc232998870" w:history="1">
+      <w:hyperlink w:anchor="_Toc233594510" w:history="1">
         <w:r>
           <w:rPr>
             <w:rStyle w:val="Hyperlink"/>
@@ -8304,7 +9728,7 @@
           <w:rPr>
             <w:webHidden/>
           </w:rPr>
-          <w:instrText xml:space="preserve"> PAGEREF _Toc232998870 \h </w:instrText>
+          <w:instrText xml:space="preserve"> PAGEREF _Toc233594510 \h </w:instrText>
         </w:r>
         <w:r>
           <w:rPr>
@@ -8343,7 +9767,7 @@
           <w:sz w:val="24"/>
         </w:rPr>
       </w:pPr>
-      <w:hyperlink w:anchor="_Toc232998871" w:history="1">
+      <w:hyperlink w:anchor="_Toc233594511" w:history="1">
         <w:r>
           <w:rPr>
             <w:rStyle w:val="Hyperlink"/>
@@ -8366,7 +9790,7 @@
           <w:rPr>
             <w:webHidden/>
           </w:rPr>
-          <w:instrText xml:space="preserve"> PAGEREF _Toc232998871 \h </w:instrText>
+          <w:instrText xml:space="preserve"> PAGEREF _Toc233594511 \h </w:instrText>
         </w:r>
         <w:r>
           <w:rPr>
@@ -8405,7 +9829,7 @@
           <w:sz w:val="24"/>
         </w:rPr>
       </w:pPr>
-      <w:hyperlink w:anchor="_Toc232998872" w:history="1">
+      <w:hyperlink w:anchor="_Toc233594512" w:history="1">
         <w:r>
           <w:rPr>
             <w:rStyle w:val="Hyperlink"/>
@@ -8428,7 +9852,7 @@
           <w:rPr>
             <w:webHidden/>
           </w:rPr>
-          <w:instrText xml:space="preserve"> PAGEREF _Toc232998872 \h </w:instrText>
+          <w:instrText xml:space="preserve"> PAGEREF _Toc233594512 \h </w:instrText>
         </w:r>
         <w:r>
           <w:rPr>
@@ -8467,7 +9891,7 @@
           <w:sz w:val="24"/>
         </w:rPr>
       </w:pPr>
-      <w:hyperlink w:anchor="_Toc232998873" w:history="1">
+      <w:hyperlink w:anchor="_Toc233594513" w:history="1">
         <w:r>
           <w:rPr>
             <w:rStyle w:val="Hyperlink"/>
@@ -8490,7 +9914,7 @@
           <w:rPr>
             <w:webHidden/>
           </w:rPr>
-          <w:instrText xml:space="preserve"> PAGEREF _Toc232998873 \h </w:instrText>
+          <w:instrText xml:space="preserve"> PAGEREF _Toc233594513 \h </w:instrText>
         </w:r>
         <w:r>
           <w:rPr>
@@ -8507,7 +9931,7 @@
           <w:rPr>
             <w:webHidden/>
           </w:rPr>
-          <w:t>23</w:t>
+          <w:t>24</w:t>
         </w:r>
         <w:r>
           <w:rPr>
@@ -8529,7 +9953,7 @@
           <w:sz w:val="24"/>
         </w:rPr>
       </w:pPr>
-      <w:hyperlink w:anchor="_Toc232998874" w:history="1">
+      <w:hyperlink w:anchor="_Toc233594514" w:history="1">
         <w:r>
           <w:rPr>
             <w:rStyle w:val="Hyperlink"/>
@@ -8552,7 +9976,7 @@
           <w:rPr>
             <w:webHidden/>
           </w:rPr>
-          <w:instrText xml:space="preserve"> PAGEREF _Toc232998874 \h </w:instrText>
+          <w:instrText xml:space="preserve"> PAGEREF _Toc233594514 \h </w:instrText>
         </w:r>
         <w:r>
           <w:rPr>
@@ -8569,7 +9993,7 @@
           <w:rPr>
             <w:webHidden/>
           </w:rPr>
-          <w:t>24</w:t>
+          <w:t>25</w:t>
         </w:r>
         <w:r>
           <w:rPr>
@@ -8591,7 +10015,7 @@
           <w:sz w:val="24"/>
         </w:rPr>
       </w:pPr>
-      <w:hyperlink w:anchor="_Toc232998875" w:history="1">
+      <w:hyperlink w:anchor="_Toc233594515" w:history="1">
         <w:r>
           <w:rPr>
             <w:rStyle w:val="Hyperlink"/>
@@ -8614,7 +10038,7 @@
           <w:rPr>
             <w:webHidden/>
           </w:rPr>
-          <w:instrText xml:space="preserve"> PAGEREF _Toc232998875 \h </w:instrText>
+          <w:instrText xml:space="preserve"> PAGEREF _Toc233594515 \h </w:instrText>
         </w:r>
         <w:r>
           <w:rPr>
@@ -8631,7 +10055,7 @@
           <w:rPr>
             <w:webHidden/>
           </w:rPr>
-          <w:t>25</w:t>
+          <w:t>26</w:t>
         </w:r>
         <w:r>
           <w:rPr>
@@ -8653,7 +10077,7 @@
           <w:sz w:val="24"/>
         </w:rPr>
       </w:pPr>
-      <w:hyperlink w:anchor="_Toc232998876" w:history="1">
+      <w:hyperlink w:anchor="_Toc233594516" w:history="1">
         <w:r>
           <w:rPr>
             <w:rStyle w:val="Hyperlink"/>
@@ -8676,7 +10100,7 @@
           <w:rPr>
             <w:webHidden/>
           </w:rPr>
-          <w:instrText xml:space="preserve"> PAGEREF _Toc232998876 \h </w:instrText>
+          <w:instrText xml:space="preserve"> PAGEREF _Toc233594516 \h </w:instrText>
         </w:r>
         <w:r>
           <w:rPr>
@@ -8693,7 +10117,7 @@
           <w:rPr>
             <w:webHidden/>
           </w:rPr>
-          <w:t>26</w:t>
+          <w:t>27</w:t>
         </w:r>
         <w:r>
           <w:rPr>
@@ -8715,7 +10139,7 @@
           <w:sz w:val="24"/>
         </w:rPr>
       </w:pPr>
-      <w:hyperlink w:anchor="_Toc232998877" w:history="1">
+      <w:hyperlink w:anchor="_Toc233594517" w:history="1">
         <w:r>
           <w:rPr>
             <w:rStyle w:val="Hyperlink"/>
@@ -8738,7 +10162,7 @@
           <w:rPr>
             <w:webHidden/>
           </w:rPr>
-          <w:instrText xml:space="preserve"> PAGEREF _Toc232998877 \h </w:instrText>
+          <w:instrText xml:space="preserve"> PAGEREF _Toc233594517 \h </w:instrText>
         </w:r>
         <w:r>
           <w:rPr>
@@ -8755,7 +10179,7 @@
           <w:rPr>
             <w:webHidden/>
           </w:rPr>
-          <w:t>27</w:t>
+          <w:t>28</w:t>
         </w:r>
         <w:r>
           <w:rPr>
@@ -8777,7 +10201,7 @@
           <w:sz w:val="24"/>
         </w:rPr>
       </w:pPr>
-      <w:hyperlink w:anchor="_Toc232998878" w:history="1">
+      <w:hyperlink w:anchor="_Toc233594518" w:history="1">
         <w:r>
           <w:rPr>
             <w:rStyle w:val="Hyperlink"/>
@@ -8800,7 +10224,7 @@
           <w:rPr>
             <w:webHidden/>
           </w:rPr>
-          <w:instrText xml:space="preserve"> PAGEREF _Toc232998878 \h </w:instrText>
+          <w:instrText xml:space="preserve"> PAGEREF _Toc233594518 \h </w:instrText>
         </w:r>
         <w:r>
           <w:rPr>
@@ -8817,7 +10241,7 @@
           <w:rPr>
             <w:webHidden/>
           </w:rPr>
-          <w:t>27</w:t>
+          <w:t>28</w:t>
         </w:r>
         <w:r>
           <w:rPr>
@@ -8839,7 +10263,7 @@
           <w:sz w:val="24"/>
         </w:rPr>
       </w:pPr>
-      <w:hyperlink w:anchor="_Toc232998879" w:history="1">
+      <w:hyperlink w:anchor="_Toc233594519" w:history="1">
         <w:r>
           <w:rPr>
             <w:rStyle w:val="Hyperlink"/>
@@ -8862,7 +10286,7 @@
           <w:rPr>
             <w:webHidden/>
           </w:rPr>
-          <w:instrText xml:space="preserve"> PAGEREF _Toc232998879 \h </w:instrText>
+          <w:instrText xml:space="preserve"> PAGEREF _Toc233594519 \h </w:instrText>
         </w:r>
         <w:r>
           <w:rPr>
@@ -8879,7 +10303,7 @@
           <w:rPr>
             <w:webHidden/>
           </w:rPr>
-          <w:t>28</w:t>
+          <w:t>29</w:t>
         </w:r>
         <w:r>
           <w:rPr>
@@ -8901,7 +10325,7 @@
           <w:sz w:val="24"/>
         </w:rPr>
       </w:pPr>
-      <w:hyperlink w:anchor="_Toc232998880" w:history="1">
+      <w:hyperlink w:anchor="_Toc233594520" w:history="1">
         <w:r>
           <w:rPr>
             <w:rStyle w:val="Hyperlink"/>
@@ -8924,7 +10348,7 @@
           <w:rPr>
             <w:webHidden/>
           </w:rPr>
-          <w:instrText xml:space="preserve"> PAGEREF _Toc232998880 \h </w:instrText>
+          <w:instrText xml:space="preserve"> PAGEREF _Toc233594520 \h </w:instrText>
         </w:r>
         <w:r>
           <w:rPr>
@@ -8941,7 +10365,7 @@
           <w:rPr>
             <w:webHidden/>
           </w:rPr>
-          <w:t>29</w:t>
+          <w:t>30</w:t>
         </w:r>
         <w:r>
           <w:rPr>
@@ -8963,7 +10387,7 @@
           <w:sz w:val="24"/>
         </w:rPr>
       </w:pPr>
-      <w:hyperlink w:anchor="_Toc232998881" w:history="1">
+      <w:hyperlink w:anchor="_Toc233594521" w:history="1">
         <w:r>
           <w:rPr>
             <w:rStyle w:val="Hyperlink"/>
@@ -8986,7 +10410,7 @@
           <w:rPr>
             <w:webHidden/>
           </w:rPr>
-          <w:instrText xml:space="preserve"> PAGEREF _Toc232998881 \h </w:instrText>
+          <w:instrText xml:space="preserve"> PAGEREF _Toc233594521 \h </w:instrText>
         </w:r>
         <w:r>
           <w:rPr>
@@ -9003,7 +10427,7 @@
           <w:rPr>
             <w:webHidden/>
           </w:rPr>
-          <w:t>30</w:t>
+          <w:t>31</w:t>
         </w:r>
         <w:r>
           <w:rPr>
@@ -9025,7 +10449,7 @@
           <w:sz w:val="24"/>
         </w:rPr>
       </w:pPr>
-      <w:hyperlink w:anchor="_Toc232998882" w:history="1">
+      <w:hyperlink w:anchor="_Toc233594522" w:history="1">
         <w:r>
           <w:rPr>
             <w:rStyle w:val="Hyperlink"/>
@@ -9048,7 +10472,7 @@
           <w:rPr>
             <w:webHidden/>
           </w:rPr>
-          <w:instrText xml:space="preserve"> PAGEREF _Toc232998882 \h </w:instrText>
+          <w:instrText xml:space="preserve"> PAGEREF _Toc233594522 \h </w:instrText>
         </w:r>
         <w:r>
           <w:rPr>
@@ -9065,7 +10489,7 @@
           <w:rPr>
             <w:webHidden/>
           </w:rPr>
-          <w:t>31</w:t>
+          <w:t>32</w:t>
         </w:r>
         <w:r>
           <w:rPr>
@@ -9087,7 +10511,7 @@
           <w:sz w:val="24"/>
         </w:rPr>
       </w:pPr>
-      <w:hyperlink w:anchor="_Toc232998883" w:history="1">
+      <w:hyperlink w:anchor="_Toc233594523" w:history="1">
         <w:r>
           <w:rPr>
             <w:rStyle w:val="Hyperlink"/>
@@ -9110,7 +10534,7 @@
           <w:rPr>
             <w:webHidden/>
           </w:rPr>
-          <w:instrText xml:space="preserve"> PAGEREF _Toc232998883 \h </w:instrText>
+          <w:instrText xml:space="preserve"> PAGEREF _Toc233594523 \h </w:instrText>
         </w:r>
         <w:r>
           <w:rPr>
@@ -9127,7 +10551,7 @@
           <w:rPr>
             <w:webHidden/>
           </w:rPr>
-          <w:t>32</w:t>
+          <w:t>33</w:t>
         </w:r>
         <w:r>
           <w:rPr>
@@ -9149,7 +10573,7 @@
           <w:sz w:val="24"/>
         </w:rPr>
       </w:pPr>
-      <w:hyperlink w:anchor="_Toc232998884" w:history="1">
+      <w:hyperlink w:anchor="_Toc233594524" w:history="1">
         <w:r>
           <w:rPr>
             <w:rStyle w:val="Hyperlink"/>
@@ -9172,7 +10596,7 @@
           <w:rPr>
             <w:webHidden/>
           </w:rPr>
-          <w:instrText xml:space="preserve"> PAGEREF _Toc232998884 \h </w:instrText>
+          <w:instrText xml:space="preserve"> PAGEREF _Toc233594524 \h </w:instrText>
         </w:r>
         <w:r>
           <w:rPr>
@@ -9189,7 +10613,7 @@
           <w:rPr>
             <w:webHidden/>
           </w:rPr>
-          <w:t>33</w:t>
+          <w:t>34</w:t>
         </w:r>
         <w:r>
           <w:rPr>
@@ -9211,7 +10635,7 @@
           <w:sz w:val="24"/>
         </w:rPr>
       </w:pPr>
-      <w:hyperlink w:anchor="_Toc232998885" w:history="1">
+      <w:hyperlink w:anchor="_Toc233594525" w:history="1">
         <w:r>
           <w:rPr>
             <w:rStyle w:val="Hyperlink"/>
@@ -9234,7 +10658,7 @@
           <w:rPr>
             <w:webHidden/>
           </w:rPr>
-          <w:instrText xml:space="preserve"> PAGEREF _Toc232998885 \h </w:instrText>
+          <w:instrText xml:space="preserve"> PAGEREF _Toc233594525 \h </w:instrText>
         </w:r>
         <w:r>
           <w:rPr>
@@ -9251,7 +10675,7 @@
           <w:rPr>
             <w:webHidden/>
           </w:rPr>
-          <w:t>34</w:t>
+          <w:t>35</w:t>
         </w:r>
         <w:r>
           <w:rPr>
@@ -9273,7 +10697,7 @@
           <w:sz w:val="24"/>
         </w:rPr>
       </w:pPr>
-      <w:hyperlink w:anchor="_Toc232998886" w:history="1">
+      <w:hyperlink w:anchor="_Toc233594526" w:history="1">
         <w:r>
           <w:rPr>
             <w:rStyle w:val="Hyperlink"/>
@@ -9296,7 +10720,7 @@
           <w:rPr>
             <w:webHidden/>
           </w:rPr>
-          <w:instrText xml:space="preserve"> PAGEREF _Toc232998886 \h </w:instrText>
+          <w:instrText xml:space="preserve"> PAGEREF _Toc233594526 \h </w:instrText>
         </w:r>
         <w:r>
           <w:rPr>
@@ -9335,7 +10759,7 @@
           <w:sz w:val="24"/>
         </w:rPr>
       </w:pPr>
-      <w:hyperlink w:anchor="_Toc232998887" w:history="1">
+      <w:hyperlink w:anchor="_Toc233594527" w:history="1">
         <w:r>
           <w:rPr>
             <w:rStyle w:val="Hyperlink"/>
@@ -9358,7 +10782,7 @@
           <w:rPr>
             <w:webHidden/>
           </w:rPr>
-          <w:instrText xml:space="preserve"> PAGEREF _Toc232998887 \h </w:instrText>
+          <w:instrText xml:space="preserve"> PAGEREF _Toc233594527 \h </w:instrText>
         </w:r>
         <w:r>
           <w:rPr>
@@ -9397,7 +10821,7 @@
           <w:sz w:val="24"/>
         </w:rPr>
       </w:pPr>
-      <w:hyperlink w:anchor="_Toc232998888" w:history="1">
+      <w:hyperlink w:anchor="_Toc233594528" w:history="1">
         <w:r>
           <w:rPr>
             <w:rStyle w:val="Hyperlink"/>
@@ -9420,7 +10844,7 @@
           <w:rPr>
             <w:webHidden/>
           </w:rPr>
-          <w:instrText xml:space="preserve"> PAGEREF _Toc232998888 \h </w:instrText>
+          <w:instrText xml:space="preserve"> PAGEREF _Toc233594528 \h </w:instrText>
         </w:r>
         <w:r>
           <w:rPr>
@@ -9437,7 +10861,7 @@
           <w:rPr>
             <w:webHidden/>
           </w:rPr>
-          <w:t>37</w:t>
+          <w:t>36</w:t>
         </w:r>
         <w:r>
           <w:rPr>
@@ -9459,7 +10883,7 @@
           <w:sz w:val="24"/>
         </w:rPr>
       </w:pPr>
-      <w:hyperlink w:anchor="_Toc232998889" w:history="1">
+      <w:hyperlink w:anchor="_Toc233594529" w:history="1">
         <w:r>
           <w:rPr>
             <w:rStyle w:val="Hyperlink"/>
@@ -9482,7 +10906,7 @@
           <w:rPr>
             <w:webHidden/>
           </w:rPr>
-          <w:instrText xml:space="preserve"> PAGEREF _Toc232998889 \h </w:instrText>
+          <w:instrText xml:space="preserve"> PAGEREF _Toc233594529 \h </w:instrText>
         </w:r>
         <w:r>
           <w:rPr>
@@ -9499,7 +10923,7 @@
           <w:rPr>
             <w:webHidden/>
           </w:rPr>
-          <w:t>38</w:t>
+          <w:t>37</w:t>
         </w:r>
         <w:r>
           <w:rPr>
@@ -9521,7 +10945,7 @@
           <w:sz w:val="24"/>
         </w:rPr>
       </w:pPr>
-      <w:hyperlink w:anchor="_Toc232998890" w:history="1">
+      <w:hyperlink w:anchor="_Toc233594530" w:history="1">
         <w:r>
           <w:rPr>
             <w:rStyle w:val="Hyperlink"/>
@@ -9544,7 +10968,7 @@
           <w:rPr>
             <w:webHidden/>
           </w:rPr>
-          <w:instrText xml:space="preserve"> PAGEREF _Toc232998890 \h </w:instrText>
+          <w:instrText xml:space="preserve"> PAGEREF _Toc233594530 \h </w:instrText>
         </w:r>
         <w:r>
           <w:rPr>
@@ -9561,7 +10985,7 @@
           <w:rPr>
             <w:webHidden/>
           </w:rPr>
-          <w:t>39</w:t>
+          <w:t>37</w:t>
         </w:r>
         <w:r>
           <w:rPr>
@@ -9583,7 +11007,7 @@
           <w:sz w:val="24"/>
         </w:rPr>
       </w:pPr>
-      <w:hyperlink w:anchor="_Toc232998891" w:history="1">
+      <w:hyperlink w:anchor="_Toc233594531" w:history="1">
         <w:r>
           <w:rPr>
             <w:rStyle w:val="Hyperlink"/>
@@ -9606,7 +11030,7 @@
           <w:rPr>
             <w:webHidden/>
           </w:rPr>
-          <w:instrText xml:space="preserve"> PAGEREF _Toc232998891 \h </w:instrText>
+          <w:instrText xml:space="preserve"> PAGEREF _Toc233594531 \h </w:instrText>
         </w:r>
         <w:r>
           <w:rPr>
@@ -9623,7 +11047,7 @@
           <w:rPr>
             <w:webHidden/>
           </w:rPr>
-          <w:t>39</w:t>
+          <w:t>38</w:t>
         </w:r>
         <w:r>
           <w:rPr>
@@ -9645,7 +11069,7 @@
           <w:sz w:val="24"/>
         </w:rPr>
       </w:pPr>
-      <w:hyperlink w:anchor="_Toc232998892" w:history="1">
+      <w:hyperlink w:anchor="_Toc233594532" w:history="1">
         <w:r>
           <w:rPr>
             <w:rStyle w:val="Hyperlink"/>
@@ -9668,7 +11092,7 @@
           <w:rPr>
             <w:webHidden/>
           </w:rPr>
-          <w:instrText xml:space="preserve"> PAGEREF _Toc232998892 \h </w:instrText>
+          <w:instrText xml:space="preserve"> PAGEREF _Toc233594532 \h </w:instrText>
         </w:r>
         <w:r>
           <w:rPr>
@@ -9685,7 +11109,7 @@
           <w:rPr>
             <w:webHidden/>
           </w:rPr>
-          <w:t>40</w:t>
+          <w:t>38</w:t>
         </w:r>
         <w:r>
           <w:rPr>
@@ -9707,7 +11131,7 @@
           <w:sz w:val="24"/>
         </w:rPr>
       </w:pPr>
-      <w:hyperlink w:anchor="_Toc232998893" w:history="1">
+      <w:hyperlink w:anchor="_Toc233594533" w:history="1">
         <w:r>
           <w:rPr>
             <w:rStyle w:val="Hyperlink"/>
@@ -9730,7 +11154,7 @@
           <w:rPr>
             <w:webHidden/>
           </w:rPr>
-          <w:instrText xml:space="preserve"> PAGEREF _Toc232998893 \h </w:instrText>
+          <w:instrText xml:space="preserve"> PAGEREF _Toc233594533 \h </w:instrText>
         </w:r>
         <w:r>
           <w:rPr>
@@ -9747,7 +11171,7 @@
           <w:rPr>
             <w:webHidden/>
           </w:rPr>
-          <w:t>40</w:t>
+          <w:t>39</w:t>
         </w:r>
         <w:r>
           <w:rPr>
@@ -9769,7 +11193,7 @@
           <w:sz w:val="24"/>
         </w:rPr>
       </w:pPr>
-      <w:hyperlink w:anchor="_Toc232998894" w:history="1">
+      <w:hyperlink w:anchor="_Toc233594534" w:history="1">
         <w:r>
           <w:rPr>
             <w:rStyle w:val="Hyperlink"/>
@@ -9792,7 +11216,7 @@
           <w:rPr>
             <w:webHidden/>
           </w:rPr>
-          <w:instrText xml:space="preserve"> PAGEREF _Toc232998894 \h </w:instrText>
+          <w:instrText xml:space="preserve"> PAGEREF _Toc233594534 \h </w:instrText>
         </w:r>
         <w:r>
           <w:rPr>
@@ -9809,7 +11233,7 @@
           <w:rPr>
             <w:webHidden/>
           </w:rPr>
-          <w:t>40</w:t>
+          <w:t>39</w:t>
         </w:r>
         <w:r>
           <w:rPr>
@@ -9831,7 +11255,7 @@
           <w:sz w:val="24"/>
         </w:rPr>
       </w:pPr>
-      <w:hyperlink w:anchor="_Toc232998895" w:history="1">
+      <w:hyperlink w:anchor="_Toc233594535" w:history="1">
         <w:r>
           <w:rPr>
             <w:rStyle w:val="Hyperlink"/>
@@ -9854,7 +11278,7 @@
           <w:rPr>
             <w:webHidden/>
           </w:rPr>
-          <w:instrText xml:space="preserve"> PAGEREF _Toc232998895 \h </w:instrText>
+          <w:instrText xml:space="preserve"> PAGEREF _Toc233594535 \h </w:instrText>
         </w:r>
         <w:r>
           <w:rPr>
@@ -9871,7 +11295,7 @@
           <w:rPr>
             <w:webHidden/>
           </w:rPr>
-          <w:t>46</w:t>
+          <w:t>45</w:t>
         </w:r>
         <w:r>
           <w:rPr>
@@ -9893,7 +11317,7 @@
           <w:sz w:val="24"/>
         </w:rPr>
       </w:pPr>
-      <w:hyperlink w:anchor="_Toc232998896" w:history="1">
+      <w:hyperlink w:anchor="_Toc233594536" w:history="1">
         <w:r>
           <w:rPr>
             <w:rStyle w:val="Hyperlink"/>
@@ -9916,7 +11340,7 @@
           <w:rPr>
             <w:webHidden/>
           </w:rPr>
-          <w:instrText xml:space="preserve"> PAGEREF _Toc232998896 \h </w:instrText>
+          <w:instrText xml:space="preserve"> PAGEREF _Toc233594536 \h </w:instrText>
         </w:r>
         <w:r>
           <w:rPr>
@@ -9933,7 +11357,7 @@
           <w:rPr>
             <w:webHidden/>
           </w:rPr>
-          <w:t>47</w:t>
+          <w:t>46</w:t>
         </w:r>
         <w:r>
           <w:rPr>
@@ -9955,7 +11379,7 @@
           <w:sz w:val="24"/>
         </w:rPr>
       </w:pPr>
-      <w:hyperlink w:anchor="_Toc232998897" w:history="1">
+      <w:hyperlink w:anchor="_Toc233594537" w:history="1">
         <w:r>
           <w:rPr>
             <w:rStyle w:val="Hyperlink"/>
@@ -9978,7 +11402,7 @@
           <w:rPr>
             <w:webHidden/>
           </w:rPr>
-          <w:instrText xml:space="preserve"> PAGEREF _Toc232998897 \h </w:instrText>
+          <w:instrText xml:space="preserve"> PAGEREF _Toc233594537 \h </w:instrText>
         </w:r>
         <w:r>
           <w:rPr>
@@ -9995,7 +11419,7 @@
           <w:rPr>
             <w:webHidden/>
           </w:rPr>
-          <w:t>48</w:t>
+          <w:t>47</w:t>
         </w:r>
         <w:r>
           <w:rPr>
@@ -10017,7 +11441,7 @@
           <w:sz w:val="24"/>
         </w:rPr>
       </w:pPr>
-      <w:hyperlink w:anchor="_Toc232998898" w:history="1">
+      <w:hyperlink w:anchor="_Toc233594538" w:history="1">
         <w:r>
           <w:rPr>
             <w:rStyle w:val="Hyperlink"/>
@@ -10040,7 +11464,7 @@
           <w:rPr>
             <w:webHidden/>
           </w:rPr>
-          <w:instrText xml:space="preserve"> PAGEREF _Toc232998898 \h </w:instrText>
+          <w:instrText xml:space="preserve"> PAGEREF _Toc233594538 \h </w:instrText>
         </w:r>
         <w:r>
           <w:rPr>
@@ -10057,7 +11481,7 @@
           <w:rPr>
             <w:webHidden/>
           </w:rPr>
-          <w:t>48</w:t>
+          <w:t>47</w:t>
         </w:r>
         <w:r>
           <w:rPr>
@@ -10079,7 +11503,7 @@
           <w:sz w:val="24"/>
         </w:rPr>
       </w:pPr>
-      <w:hyperlink w:anchor="_Toc232998899" w:history="1">
+      <w:hyperlink w:anchor="_Toc233594539" w:history="1">
         <w:r>
           <w:rPr>
             <w:rStyle w:val="Hyperlink"/>
@@ -10102,7 +11526,7 @@
           <w:rPr>
             <w:webHidden/>
           </w:rPr>
-          <w:instrText xml:space="preserve"> PAGEREF _Toc232998899 \h </w:instrText>
+          <w:instrText xml:space="preserve"> PAGEREF _Toc233594539 \h </w:instrText>
         </w:r>
         <w:r>
           <w:rPr>
@@ -10119,7 +11543,7 @@
           <w:rPr>
             <w:webHidden/>
           </w:rPr>
-          <w:t>49</w:t>
+          <w:t>48</w:t>
         </w:r>
         <w:r>
           <w:rPr>
@@ -10141,7 +11565,7 @@
           <w:sz w:val="24"/>
         </w:rPr>
       </w:pPr>
-      <w:hyperlink w:anchor="_Toc232998900" w:history="1">
+      <w:hyperlink w:anchor="_Toc233594540" w:history="1">
         <w:r>
           <w:rPr>
             <w:rStyle w:val="Hyperlink"/>
@@ -10164,7 +11588,7 @@
           <w:rPr>
             <w:webHidden/>
           </w:rPr>
-          <w:instrText xml:space="preserve"> PAGEREF _Toc232998900 \h </w:instrText>
+          <w:instrText xml:space="preserve"> PAGEREF _Toc233594540 \h </w:instrText>
         </w:r>
         <w:r>
           <w:rPr>
@@ -10181,7 +11605,7 @@
           <w:rPr>
             <w:webHidden/>
           </w:rPr>
-          <w:t>50</w:t>
+          <w:t>49</w:t>
         </w:r>
         <w:r>
           <w:rPr>
@@ -10200,66 +11624,6 @@
           <w:rFonts w:cs="Times New Roman"/>
           <w:b/>
           <w:bCs/>
-          <w:sz w:val="28"/>
-          <w:szCs w:val="28"/>
-        </w:rPr>
-      </w:pPr>
-      <w:r>
-        <w:rPr>
-          <w:rFonts w:cs="Times New Roman"/>
-          <w:b/>
-          <w:bCs/>
-          <w:sz w:val="28"/>
-          <w:szCs w:val="28"/>
-        </w:rPr>
-        <w:fldChar w:fldCharType="end"/>
-      </w:r>
-    </w:p>
-    <w:p>
-      <w:pPr>
-        <w:tabs>
-          <w:tab w:val="left" w:pos="6930"/>
-        </w:tabs>
-        <w:rPr>
-          <w:rFonts w:cs="Times New Roman"/>
-          <w:b/>
-          <w:bCs/>
-          <w:sz w:val="28"/>
-          <w:szCs w:val="28"/>
-        </w:rPr>
-      </w:pPr>
-      <w:r>
-        <w:rPr>
-          <w:rFonts w:cs="Times New Roman"/>
-          <w:b/>
-          <w:bCs/>
-          <w:sz w:val="28"/>
-          <w:szCs w:val="28"/>
-        </w:rPr>
-        <w:tab/>
-      </w:r>
-    </w:p>
-    <w:p>
-      <w:pPr>
-        <w:tabs>
-          <w:tab w:val="left" w:pos="6930"/>
-        </w:tabs>
-        <w:rPr>
-          <w:rFonts w:cs="Times New Roman"/>
-          <w:b/>
-          <w:bCs/>
-          <w:sz w:val="28"/>
-          <w:szCs w:val="28"/>
-        </w:rPr>
-      </w:pPr>
-    </w:p>
-    <w:p>
-      <w:pPr>
-        <w:tabs>
-          <w:tab w:val="left" w:pos="6930"/>
-        </w:tabs>
-        <w:rPr>
-          <w:rFonts w:cs="Times New Roman"/>
           <w:sz w:val="28"/>
           <w:szCs w:val="28"/>
         </w:rPr>
@@ -10271,27 +11635,343 @@
           <w:docGrid w:linePitch="360"/>
         </w:sectPr>
       </w:pPr>
+      <w:r>
+        <w:rPr>
+          <w:rFonts w:cs="Times New Roman"/>
+          <w:b/>
+          <w:bCs/>
+          <w:sz w:val="28"/>
+          <w:szCs w:val="28"/>
+        </w:rPr>
+        <w:fldChar w:fldCharType="end"/>
+      </w:r>
+    </w:p>
+    <w:p>
+      <w:pPr>
+        <w:tabs>
+          <w:tab w:val="left" w:pos="6930"/>
+        </w:tabs>
+        <w:jc w:val="center"/>
+        <w:rPr>
+          <w:rFonts w:cs="Times New Roman"/>
+          <w:b/>
+          <w:bCs/>
+          <w:sz w:val="28"/>
+          <w:szCs w:val="28"/>
+        </w:rPr>
+      </w:pPr>
+      <w:r>
+        <w:rPr>
+          <w:rFonts w:cs="Times New Roman"/>
+          <w:b/>
+          <w:bCs/>
+          <w:sz w:val="28"/>
+          <w:szCs w:val="28"/>
+        </w:rPr>
+        <w:lastRenderedPageBreak/>
+        <w:t>KÝ HIỆU CÁC CỤM TỪ VIẾT TẮT</w:t>
+      </w:r>
+    </w:p>
+    <w:tbl>
+      <w:tblPr>
+        <w:tblStyle w:val="custom"/>
+        <w:tblW w:w="0" w:type="auto"/>
+        <w:tblLook w:val="04A0" w:firstRow="1" w:lastRow="0" w:firstColumn="1" w:lastColumn="0" w:noHBand="0" w:noVBand="1"/>
+      </w:tblPr>
+      <w:tblGrid>
+        <w:gridCol w:w="3964"/>
+        <w:gridCol w:w="5431"/>
+      </w:tblGrid>
+      <w:tr>
+        <w:tc>
+          <w:tcPr>
+            <w:tcW w:w="3964" w:type="dxa"/>
+            <w:shd w:val="clear" w:color="auto" w:fill="D9D9D9" w:themeFill="background1" w:themeFillShade="D9"/>
+            <w:hideMark/>
+          </w:tcPr>
+          <w:p>
+            <w:pPr>
+              <w:rPr>
+                <w:b/>
+                <w:bCs/>
+              </w:rPr>
+            </w:pPr>
+            <w:r>
+              <w:rPr>
+                <w:b/>
+                <w:bCs/>
+              </w:rPr>
+              <w:t>Từ viết tắt</w:t>
+            </w:r>
+          </w:p>
+        </w:tc>
+        <w:tc>
+          <w:tcPr>
+            <w:tcW w:w="5431" w:type="dxa"/>
+            <w:shd w:val="clear" w:color="auto" w:fill="D9D9D9" w:themeFill="background1" w:themeFillShade="D9"/>
+            <w:hideMark/>
+          </w:tcPr>
+          <w:p>
+            <w:pPr>
+              <w:rPr>
+                <w:b/>
+                <w:bCs/>
+              </w:rPr>
+            </w:pPr>
+            <w:r>
+              <w:rPr>
+                <w:b/>
+                <w:bCs/>
+              </w:rPr>
+              <w:t>Giải thích</w:t>
+            </w:r>
+          </w:p>
+        </w:tc>
+      </w:tr>
+      <w:tr>
+        <w:tc>
+          <w:tcPr>
+            <w:tcW w:w="3964" w:type="dxa"/>
+            <w:hideMark/>
+          </w:tcPr>
+          <w:p>
+            <w:r>
+              <w:t>2D</w:t>
+            </w:r>
+          </w:p>
+        </w:tc>
+        <w:tc>
+          <w:tcPr>
+            <w:tcW w:w="5431" w:type="dxa"/>
+            <w:hideMark/>
+          </w:tcPr>
+          <w:p>
+            <w:r>
+              <w:t>Two-Dimensional (Đồ họa hai chiều)</w:t>
+            </w:r>
+          </w:p>
+        </w:tc>
+      </w:tr>
+      <w:tr>
+        <w:tc>
+          <w:tcPr>
+            <w:tcW w:w="3964" w:type="dxa"/>
+            <w:hideMark/>
+          </w:tcPr>
+          <w:p>
+            <w:r>
+              <w:t>3D</w:t>
+            </w:r>
+          </w:p>
+        </w:tc>
+        <w:tc>
+          <w:tcPr>
+            <w:tcW w:w="5431" w:type="dxa"/>
+            <w:hideMark/>
+          </w:tcPr>
+          <w:p>
+            <w:r>
+              <w:t>Three-Dimensional (Đồ họa ba chiều)</w:t>
+            </w:r>
+          </w:p>
+        </w:tc>
+      </w:tr>
+      <w:tr>
+        <w:tc>
+          <w:tcPr>
+            <w:tcW w:w="3964" w:type="dxa"/>
+            <w:hideMark/>
+          </w:tcPr>
+          <w:p>
+            <w:r>
+              <w:t>AI</w:t>
+            </w:r>
+          </w:p>
+        </w:tc>
+        <w:tc>
+          <w:tcPr>
+            <w:tcW w:w="5431" w:type="dxa"/>
+            <w:hideMark/>
+          </w:tcPr>
+          <w:p>
+            <w:r>
+              <w:t>Artificial Intelligence (Trí tuệ nhân tạo)</w:t>
+            </w:r>
+          </w:p>
+        </w:tc>
+      </w:tr>
+      <w:tr>
+        <w:tc>
+          <w:tcPr>
+            <w:tcW w:w="3964" w:type="dxa"/>
+          </w:tcPr>
+          <w:p>
+            <w:r>
+              <w:t>RPG</w:t>
+            </w:r>
+          </w:p>
+        </w:tc>
+        <w:tc>
+          <w:tcPr>
+            <w:tcW w:w="5431" w:type="dxa"/>
+          </w:tcPr>
+          <w:p>
+            <w:r>
+              <w:t>Role-Playing Game (Trò chơi nhập vai)</w:t>
+            </w:r>
+          </w:p>
+        </w:tc>
+      </w:tr>
+      <w:tr>
+        <w:tc>
+          <w:tcPr>
+            <w:tcW w:w="3964" w:type="dxa"/>
+          </w:tcPr>
+          <w:p>
+            <w:r>
+              <w:t>MIT</w:t>
+            </w:r>
+          </w:p>
+        </w:tc>
+        <w:tc>
+          <w:tcPr>
+            <w:tcW w:w="5431" w:type="dxa"/>
+          </w:tcPr>
+          <w:p>
+            <w:r>
+              <w:t>Massachusetts Institute of Technology License (Giấy phép MIT)</w:t>
+            </w:r>
+          </w:p>
+        </w:tc>
+      </w:tr>
+      <w:tr>
+        <w:tc>
+          <w:tcPr>
+            <w:tcW w:w="3964" w:type="dxa"/>
+          </w:tcPr>
+          <w:p>
+            <w:r>
+              <w:t>NPC</w:t>
+            </w:r>
+          </w:p>
+        </w:tc>
+        <w:tc>
+          <w:tcPr>
+            <w:tcW w:w="5431" w:type="dxa"/>
+          </w:tcPr>
+          <w:p>
+            <w:r>
+              <w:t>Non-Player Character (Nhân vật không do người chơi điều khiển)</w:t>
+            </w:r>
+          </w:p>
+        </w:tc>
+      </w:tr>
+      <w:tr>
+        <w:tc>
+          <w:tcPr>
+            <w:tcW w:w="3964" w:type="dxa"/>
+          </w:tcPr>
+          <w:p>
+            <w:r>
+              <w:t>UI</w:t>
+            </w:r>
+          </w:p>
+        </w:tc>
+        <w:tc>
+          <w:tcPr>
+            <w:tcW w:w="5431" w:type="dxa"/>
+          </w:tcPr>
+          <w:p>
+            <w:r>
+              <w:t>User Interface (Giao diện người dùng)</w:t>
+            </w:r>
+          </w:p>
+        </w:tc>
+      </w:tr>
+      <w:tr>
+        <w:tc>
+          <w:tcPr>
+            <w:tcW w:w="3964" w:type="dxa"/>
+            <w:hideMark/>
+          </w:tcPr>
+          <w:p/>
+        </w:tc>
+        <w:tc>
+          <w:tcPr>
+            <w:tcW w:w="5431" w:type="dxa"/>
+            <w:hideMark/>
+          </w:tcPr>
+          <w:p/>
+        </w:tc>
+      </w:tr>
+    </w:tbl>
+    <w:p>
+      <w:pPr>
+        <w:tabs>
+          <w:tab w:val="left" w:pos="6930"/>
+        </w:tabs>
+        <w:rPr>
+          <w:rFonts w:cs="Times New Roman"/>
+          <w:b/>
+          <w:bCs/>
+          <w:sz w:val="28"/>
+          <w:szCs w:val="28"/>
+        </w:rPr>
+      </w:pPr>
+    </w:p>
+    <w:p>
+      <w:pPr>
+        <w:tabs>
+          <w:tab w:val="left" w:pos="6930"/>
+        </w:tabs>
+        <w:rPr>
+          <w:rFonts w:cs="Times New Roman"/>
+          <w:b/>
+          <w:bCs/>
+          <w:sz w:val="28"/>
+          <w:szCs w:val="28"/>
+        </w:rPr>
+      </w:pPr>
+    </w:p>
+    <w:p>
+      <w:pPr>
+        <w:tabs>
+          <w:tab w:val="left" w:pos="6930"/>
+        </w:tabs>
+        <w:rPr>
+          <w:rFonts w:cs="Times New Roman"/>
+          <w:sz w:val="28"/>
+          <w:szCs w:val="28"/>
+        </w:rPr>
+        <w:sectPr>
+          <w:pgSz w:w="12240" w:h="15840" w:code="1"/>
+          <w:pgMar w:top="1418" w:right="1134" w:bottom="1418" w:left="1701" w:header="720" w:footer="720" w:gutter="0"/>
+          <w:pgNumType w:fmt="lowerRoman"/>
+          <w:cols w:space="720"/>
+          <w:docGrid w:linePitch="360"/>
+        </w:sectPr>
+      </w:pPr>
     </w:p>
     <w:p>
       <w:pPr>
         <w:pStyle w:val="Heading1"/>
       </w:pPr>
-      <w:bookmarkStart w:id="0" w:name="_Toc232998806"/>
+      <w:bookmarkStart w:id="1" w:name="_Toc233594449"/>
       <w:r>
         <w:lastRenderedPageBreak/>
         <w:t>Tổng quan</w:t>
       </w:r>
-      <w:bookmarkEnd w:id="0"/>
+      <w:bookmarkEnd w:id="1"/>
     </w:p>
     <w:p>
       <w:pPr>
         <w:pStyle w:val="Heading2"/>
       </w:pPr>
-      <w:bookmarkStart w:id="1" w:name="_Toc232998807"/>
+      <w:bookmarkStart w:id="2" w:name="_Toc233594450"/>
       <w:r>
         <w:t>Giới thiệu đề tài</w:t>
       </w:r>
-      <w:bookmarkEnd w:id="1"/>
+      <w:bookmarkEnd w:id="2"/>
     </w:p>
     <w:p>
       <w:pPr>
@@ -10357,11 +12037,11 @@
       <w:pPr>
         <w:pStyle w:val="Heading2"/>
       </w:pPr>
-      <w:bookmarkStart w:id="2" w:name="_Toc232998808"/>
+      <w:bookmarkStart w:id="3" w:name="_Toc233594451"/>
       <w:r>
         <w:t>Mục tiêu đề tài</w:t>
       </w:r>
-      <w:bookmarkEnd w:id="2"/>
+      <w:bookmarkEnd w:id="3"/>
     </w:p>
     <w:p>
       <w:pPr>
@@ -10433,11 +12113,11 @@
         <w:t xml:space="preserve"> thì</w:t>
       </w:r>
       <w:r>
-        <w:t xml:space="preserve"> còn tập trung xây dựng hệ thống nhân vật bao gồm người chơi, kẻ địch và NPC với các hành vi và chức năng riêng </w:t>
+        <w:t xml:space="preserve"> còn tập trung xây dựng hệ thống nhân vật bao gồm người chơi, kẻ địch và NPC với các hành vi và chức năng riêng biệt. AI của kẻ địch được thiết kế nhằm tạo ra trải nghiệm chiến đấu tự nhiên và tăng tính </w:t>
       </w:r>
       <w:r>
         <w:lastRenderedPageBreak/>
-        <w:t>biệt. AI của kẻ địch được thiết kế nhằm tạo ra trải nghiệm chiến đấu tự nhiên và tăng tính thử thách cho người chơi</w:t>
+        <w:t>thử thách cho người chơi</w:t>
       </w:r>
       <w:r>
         <w:rPr>
@@ -10476,11 +12156,11 @@
       <w:pPr>
         <w:pStyle w:val="Heading2"/>
       </w:pPr>
-      <w:bookmarkStart w:id="3" w:name="_Toc232998809"/>
+      <w:bookmarkStart w:id="4" w:name="_Toc233594452"/>
       <w:r>
         <w:t>Đối tượng nghiên cứu</w:t>
       </w:r>
-      <w:bookmarkEnd w:id="3"/>
+      <w:bookmarkEnd w:id="4"/>
     </w:p>
     <w:p>
       <w:pPr>
@@ -10546,11 +12226,11 @@
       <w:pPr>
         <w:pStyle w:val="Heading2"/>
       </w:pPr>
-      <w:bookmarkStart w:id="4" w:name="_Toc232998810"/>
+      <w:bookmarkStart w:id="5" w:name="_Toc233594453"/>
       <w:r>
         <w:t>Phạm vi nghiên cứu</w:t>
       </w:r>
-      <w:bookmarkEnd w:id="4"/>
+      <w:bookmarkEnd w:id="5"/>
     </w:p>
     <w:p>
       <w:pPr>
@@ -10568,32 +12248,35 @@
         </w:rPr>
       </w:pPr>
       <w:r>
+        <w:t xml:space="preserve">Về mặt kỹ thuật, đề tài sử dụng game engine Godot 4.6 để phát triển toàn bộ hệ thống. Phần đồ họa được xây dựng theo phong cách pixel art nhằm tạo sự đồng nhất về mặt hình ảnh và tối ưu tài nguyên. Hệ thống được phát triển dưới dạng một bản prototype có </w:t>
+      </w:r>
+      <w:r>
         <w:lastRenderedPageBreak/>
-        <w:t>Về mặt kỹ thuật, đề tài sử dụng game engine Godot 4.6 để phát triển toàn bộ hệ thống. Phần đồ họa được xây dựng theo phong cách pixel art nhằm tạo sự đồng nhất về mặt hình ảnh và tối ưu tài nguyên. Hệ thống được phát triển dưới dạng một bản prototype có thể chơi được, tập trung vào việc kiểm chứng cơ chế hoạt động và khả năng mở rộng thay vì xây dựng đầy đủ nội dung như một sản phẩm thương mại hoàn chỉnh.</w:t>
+        <w:t>thể chơi được, tập trung vào việc kiểm chứng cơ chế hoạt động và khả năng mở rộng thay vì xây dựng đầy đủ nội dung như một sản phẩm thương mại hoàn chỉnh.</w:t>
       </w:r>
     </w:p>
     <w:p>
       <w:pPr>
         <w:pStyle w:val="Heading2"/>
       </w:pPr>
-      <w:bookmarkStart w:id="5" w:name="_Toc232998811"/>
+      <w:bookmarkStart w:id="6" w:name="_Toc233594454"/>
       <w:r>
         <w:t>Phương pháp nghiên cứu</w:t>
       </w:r>
-      <w:bookmarkEnd w:id="5"/>
+      <w:bookmarkEnd w:id="6"/>
     </w:p>
     <w:p>
       <w:pPr>
         <w:pStyle w:val="Heading3"/>
       </w:pPr>
-      <w:bookmarkStart w:id="6" w:name="_Toc232998812"/>
+      <w:bookmarkStart w:id="7" w:name="_Toc233594455"/>
       <w:r>
         <w:t>P</w:t>
       </w:r>
       <w:r>
         <w:t>hương pháp nghiên cứu tài liệu</w:t>
       </w:r>
-      <w:bookmarkEnd w:id="6"/>
+      <w:bookmarkEnd w:id="7"/>
     </w:p>
     <w:p>
       <w:pPr>
@@ -10613,14 +12296,14 @@
       <w:pPr>
         <w:pStyle w:val="Heading3"/>
       </w:pPr>
-      <w:bookmarkStart w:id="7" w:name="_Toc232998813"/>
+      <w:bookmarkStart w:id="8" w:name="_Toc233594456"/>
       <w:r>
         <w:t xml:space="preserve">Phương pháp </w:t>
       </w:r>
       <w:r>
         <w:t>phân tích và thiết kế hệ thống</w:t>
       </w:r>
-      <w:bookmarkEnd w:id="7"/>
+      <w:bookmarkEnd w:id="8"/>
     </w:p>
     <w:p>
       <w:pPr>
@@ -10630,24 +12313,24 @@
         <w:rPr>
           <w:lang w:val="en-US"/>
         </w:rPr>
-        <w:t>Sử dụng các</w:t>
-      </w:r>
-      <w:r>
-        <w:t xml:space="preserve"> các mô hình như Use Case Diagram và Class Diagram nhằm xác định cấu trúc và mối quan hệ giữa các thành phần trong game. Việc thiết kế trước khi triển khai giúp hệ thống có tính tổ chức cao và dễ mở rộng.</w:t>
+        <w:t xml:space="preserve">Sử dụng </w:t>
+      </w:r>
+      <w:r>
+        <w:t>mô hình như Use Case Diagram nhằm xác định cấu trúc và mối quan hệ giữa các thành phần trong game. Việc thiết kế trước khi triển khai giúp hệ thống có tính tổ chức cao và dễ mở rộng.</w:t>
       </w:r>
     </w:p>
     <w:p>
       <w:pPr>
         <w:pStyle w:val="Heading3"/>
       </w:pPr>
-      <w:bookmarkStart w:id="8" w:name="_Toc232998814"/>
+      <w:bookmarkStart w:id="9" w:name="_Toc233594457"/>
       <w:r>
         <w:t>P</w:t>
       </w:r>
       <w:r>
         <w:t>hương pháp thực nghiệm</w:t>
       </w:r>
-      <w:bookmarkEnd w:id="8"/>
+      <w:bookmarkEnd w:id="9"/>
     </w:p>
     <w:p>
       <w:pPr>
@@ -10667,14 +12350,14 @@
       <w:pPr>
         <w:pStyle w:val="Heading3"/>
       </w:pPr>
-      <w:bookmarkStart w:id="9" w:name="_Toc232998815"/>
+      <w:bookmarkStart w:id="10" w:name="_Toc233594458"/>
       <w:r>
         <w:t xml:space="preserve">Phương pháp </w:t>
       </w:r>
       <w:r>
         <w:t>giá kết quả</w:t>
       </w:r>
-      <w:bookmarkEnd w:id="9"/>
+      <w:bookmarkEnd w:id="10"/>
     </w:p>
     <w:p>
       <w:pPr>
@@ -10702,29 +12385,29 @@
       <w:pPr>
         <w:pStyle w:val="Heading1"/>
       </w:pPr>
-      <w:bookmarkStart w:id="10" w:name="_Toc232998816"/>
+      <w:bookmarkStart w:id="11" w:name="_Toc233594459"/>
       <w:r>
         <w:lastRenderedPageBreak/>
         <w:t>Nguyên cứu cơ sở lý thuyết</w:t>
       </w:r>
-      <w:bookmarkEnd w:id="10"/>
+      <w:bookmarkEnd w:id="11"/>
     </w:p>
     <w:p>
       <w:pPr>
         <w:pStyle w:val="Heading2"/>
       </w:pPr>
-      <w:bookmarkStart w:id="11" w:name="_Toc232998817"/>
+      <w:bookmarkStart w:id="12" w:name="_Toc233594460"/>
       <w:r>
         <w:t>Tổng quan về game thể loại nhập vai</w:t>
       </w:r>
-      <w:bookmarkEnd w:id="11"/>
+      <w:bookmarkEnd w:id="12"/>
     </w:p>
     <w:p>
       <w:pPr>
         <w:pStyle w:val="content"/>
       </w:pPr>
       <w:r>
-        <w:t xml:space="preserve">Game nhập vai hay còn gọi là game RPG (Role-Playing Game), là một thể loại game mà trong đó người chơi sẽ được hóa thân vào một hoặc nhiều nhân vật, tham gia vào những cuộc phiêu lưu, khám phá thế giới trong game và phát triển kỹ năng nhân vật theo thời gian. </w:t>
+        <w:t xml:space="preserve">Game nhập vai hay còn gọi là game RPG, là một thể loại game mà trong đó người chơi sẽ được hóa thân vào một hoặc nhiều nhân vật, tham gia vào những cuộc phiêu lưu, khám phá thế giới trong game và phát triển kỹ năng nhân vật theo thời gian. </w:t>
       </w:r>
     </w:p>
     <w:p>
@@ -10758,11 +12441,11 @@
       <w:pPr>
         <w:pStyle w:val="Heading2"/>
       </w:pPr>
-      <w:bookmarkStart w:id="12" w:name="_Toc232998818"/>
+      <w:bookmarkStart w:id="13" w:name="_Toc233594461"/>
       <w:r>
         <w:t>Tổng quan về đồ họa pixel</w:t>
       </w:r>
-      <w:bookmarkEnd w:id="12"/>
+      <w:bookmarkEnd w:id="13"/>
     </w:p>
     <w:p>
       <w:pPr>
@@ -10818,18 +12501,36 @@
         <w:rPr>
           <w:lang w:val="en-US"/>
         </w:rPr>
-        <w:t xml:space="preserve"> Pixel art cũng thường được sử dụng để làm icon, hiệu ứng đơn giản như cháy nổ hay ánh sáng, mang lại sự linh hoạt và tiết kiệm tài nguyên cho game.</w:t>
+        <w:t xml:space="preserve"> </w:t>
+      </w:r>
+      <w:r>
+        <w:rPr>
+          <w:lang w:val="en-US"/>
+        </w:rPr>
+        <w:t xml:space="preserve">Đồ họa </w:t>
+      </w:r>
+      <w:r>
+        <w:rPr>
+          <w:lang w:val="en-US"/>
+        </w:rPr>
+        <w:t>p</w:t>
+      </w:r>
+      <w:r>
+        <w:rPr>
+          <w:lang w:val="en-US"/>
+        </w:rPr>
+        <w:t>ixel cũng thường được sử dụng để làm icon, hiệu ứng đơn giản như cháy nổ hay ánh sáng, mang lại sự linh hoạt và tiết kiệm tài nguyên cho game.</w:t>
       </w:r>
     </w:p>
     <w:p>
       <w:pPr>
         <w:pStyle w:val="Heading2"/>
       </w:pPr>
-      <w:bookmarkStart w:id="13" w:name="_Toc232998819"/>
+      <w:bookmarkStart w:id="14" w:name="_Toc233594462"/>
       <w:r>
         <w:t>Tổng quan về Godot Engine</w:t>
       </w:r>
-      <w:bookmarkEnd w:id="13"/>
+      <w:bookmarkEnd w:id="14"/>
     </w:p>
     <w:p>
       <w:pPr>
@@ -10870,25 +12571,25 @@
         <w:rPr>
           <w:lang w:val="en-US"/>
         </w:rPr>
-        <w:t xml:space="preserve">Godot Engine đặc biệt mạnh ở mảng 2D với các công cụ tilemap, sprite animation, camera và physics 2D và signal nhưng vẫn hỗ trợ cơ bản đến nâng cao cho 3D với mesh, light, material và animation. Godot trở thành lựa chọn lý tưởng cho các dự án game indie vì có mã nguồn mở, dung lượng nhẹ, giao diện linh hoạt dễ sử dụng, rất thích hợp cho các </w:t>
+        <w:t xml:space="preserve">Godot Engine đặc biệt mạnh ở mảng 2D với các công cụ tilemap, sprite animation, camera và physics 2D và signal nhưng vẫn hỗ trợ cơ bản đến nâng cao cho 3D với mesh, light, material và animation. Godot trở thành lựa chọn lý tưởng cho các dự án game indie vì có mã nguồn mở, dung lượng nhẹ, giao diện linh hoạt dễ sử dụng, rất thích hợp cho các nhà phát triển có nhu cầu cần nhanh chóng thử nghiệm ý tưởng. Godot còn tích hợp sẵn các </w:t>
       </w:r>
       <w:r>
         <w:rPr>
           <w:lang w:val="en-US"/>
         </w:rPr>
         <w:lastRenderedPageBreak/>
-        <w:t>nhà phát triển có nhu cầu cần nhanh chóng thử nghiệm ý tưởng. Godot còn tích hợp sẵn các công cụ để đọc và ghi dữ liệu từ JSON, cho phép lưu trữ thông tin nhân vật, level hay item một cách linh hoạt.</w:t>
+        <w:t>công cụ để đọc và ghi dữ liệu từ JSON, cho phép lưu trữ thông tin nhân vật, level hay item một cách linh hoạt.</w:t>
       </w:r>
     </w:p>
     <w:p>
       <w:pPr>
         <w:pStyle w:val="Heading2"/>
       </w:pPr>
-      <w:bookmarkStart w:id="14" w:name="_Toc232998820"/>
+      <w:bookmarkStart w:id="15" w:name="_Toc233594463"/>
       <w:r>
         <w:t>Tổng quan về Krita</w:t>
       </w:r>
-      <w:bookmarkEnd w:id="14"/>
+      <w:bookmarkEnd w:id="15"/>
     </w:p>
     <w:p>
       <w:pPr>
@@ -10908,11 +12609,11 @@
       <w:pPr>
         <w:pStyle w:val="Heading2"/>
       </w:pPr>
-      <w:bookmarkStart w:id="15" w:name="_Toc232998821"/>
+      <w:bookmarkStart w:id="16" w:name="_Toc233594464"/>
       <w:r>
         <w:t>Tổng quan về FL Studio</w:t>
       </w:r>
-      <w:bookmarkEnd w:id="15"/>
+      <w:bookmarkEnd w:id="16"/>
     </w:p>
     <w:p>
       <w:pPr>
@@ -10952,22 +12653,22 @@
       <w:pPr>
         <w:pStyle w:val="Heading1"/>
       </w:pPr>
-      <w:bookmarkStart w:id="16" w:name="_Toc232998822"/>
+      <w:bookmarkStart w:id="17" w:name="_Toc233594465"/>
       <w:r>
         <w:lastRenderedPageBreak/>
         <w:t>Hiện thực hóa nghiên cứu</w:t>
       </w:r>
-      <w:bookmarkEnd w:id="16"/>
+      <w:bookmarkEnd w:id="17"/>
     </w:p>
     <w:p>
       <w:pPr>
         <w:pStyle w:val="Heading2"/>
       </w:pPr>
-      <w:bookmarkStart w:id="17" w:name="_Toc232998823"/>
+      <w:bookmarkStart w:id="18" w:name="_Toc233594466"/>
       <w:r>
         <w:t>Mô tả bài toán</w:t>
       </w:r>
-      <w:bookmarkEnd w:id="17"/>
+      <w:bookmarkEnd w:id="18"/>
     </w:p>
     <w:p>
       <w:pPr>
@@ -11015,7 +12716,16 @@
         <w:t xml:space="preserve"> hành vi</w:t>
       </w:r>
       <w:r>
-        <w:t xml:space="preserve"> của nhân vật, kẻ thù và hệ thống quản lý. Nhân vật chính trong game có tốc độ di chuyển cố định, có thanh máu để theo dõi tình trạng sinh tồn và có thể điều khiển dễ dàng bằng bàn phím. Điểm đặc biệt là nhân vật có thể sử dụng nhiều loại vũ khí khác nhau, và mỗi khi đổi vũ khí thì các</w:t>
+        <w:t xml:space="preserve"> của nhân vật, kẻ thù và hệ thống quản lý. Nhân vật chính trong game có tốc độ di chuyển cố định, có thanh máu để theo dõi tình trạng sinh tồn và có thể điều khiển dễ dàng bằng bàn phím. Điểm đặc biệt là nhân vật có thể sử dụng nhiều loại vũ khí khác nhau</w:t>
+      </w:r>
+      <w:r>
+        <w:rPr>
+          <w:lang w:val="en-US"/>
+        </w:rPr>
+        <w:t xml:space="preserve"> </w:t>
+      </w:r>
+      <w:r>
+        <w:t>và mỗi khi đổi vũ khí thì các</w:t>
       </w:r>
       <w:r>
         <w:rPr>
@@ -11080,7 +12790,16 @@
         <w:t xml:space="preserve"> hoặc </w:t>
       </w:r>
       <w:r>
-        <w:t>bắn đạn khi tấn công tầm xa, và khả năng lướt đi để né đòn sau mỗi kèm theo một hiệu ứng bóng mờ phía sau. Mọi chuyển động lao đi hay khi bị quái vật đánh bật lùi lại đều được áp dụng các hiệu ứng giảm tốc mượt mà chứ không dừng lại đột ngột, tạo cảm giác chuyển động rất tự nhiên.</w:t>
+        <w:t>bắn đạn khi tấn công tầm xa</w:t>
+      </w:r>
+      <w:r>
+        <w:rPr>
+          <w:lang w:val="en-US"/>
+        </w:rPr>
+        <w:t xml:space="preserve"> </w:t>
+      </w:r>
+      <w:r>
+        <w:t>và khả năng lướt đi để né đòn sau mỗi kèm theo một hiệu ứng bóng mờ phía sau. Mọi chuyển động lao đi hay khi bị quái vật đánh bật lùi lại đều được áp dụng các hiệu ứng giảm tốc mượt mà chứ không dừng lại đột ngột, tạo cảm giác chuyển động rất tự nhiên.</w:t>
       </w:r>
     </w:p>
     <w:p>
@@ -11122,33 +12841,35 @@
       <w:pPr>
         <w:pStyle w:val="Heading2"/>
       </w:pPr>
-      <w:bookmarkStart w:id="18" w:name="_Toc232998824"/>
+      <w:bookmarkStart w:id="19" w:name="_Toc233594467"/>
       <w:r>
         <w:lastRenderedPageBreak/>
         <w:t>Phân tích và thiết kế hệ thống</w:t>
       </w:r>
-      <w:bookmarkEnd w:id="18"/>
+      <w:bookmarkEnd w:id="19"/>
     </w:p>
     <w:p>
       <w:pPr>
         <w:pStyle w:val="Heading3"/>
       </w:pPr>
-      <w:bookmarkStart w:id="19" w:name="_Toc232998825"/>
+      <w:bookmarkStart w:id="20" w:name="_Toc233594468"/>
       <w:r>
         <w:t>Đặc tả yêu cầu hệ thống</w:t>
       </w:r>
-      <w:bookmarkEnd w:id="19"/>
+      <w:bookmarkEnd w:id="20"/>
     </w:p>
     <w:p>
       <w:pPr>
         <w:pStyle w:val="Heading4"/>
       </w:pPr>
+      <w:bookmarkStart w:id="21" w:name="_Toc233594469"/>
       <w:r>
         <w:t>Yêu cầu c</w:t>
       </w:r>
       <w:r>
         <w:t>hức năng</w:t>
       </w:r>
+      <w:bookmarkEnd w:id="21"/>
     </w:p>
     <w:p>
       <w:pPr>
@@ -11249,11 +12970,25 @@
         <w:t>sát thương</w:t>
       </w:r>
       <w:r>
-        <w:t xml:space="preserve">) dựa </w:t>
-      </w:r>
+        <w:t>) dựa trên tình huống thực tế. Chúng phải biết tự tìm đường đi tối ưu nhất để tiếp cận người chơi và tự động né tránh các chướng ngại vật trên bản đồ.</w:t>
+      </w:r>
+    </w:p>
+    <w:p>
+      <w:pPr>
+        <w:pStyle w:val="content"/>
+      </w:pPr>
       <w:r>
         <w:lastRenderedPageBreak/>
-        <w:t>trên tình huống thực tế. Chúng phải biết tự tìm đường đi tối ưu nhất để tiếp cận người chơi và tự động né tránh các chướng ngại vật trên bản đồ.</w:t>
+        <w:t xml:space="preserve">Giao diện hiển thị chiến đấu (UI): Thanh máu của nhân vật chính luôn luôn hiển thị trên màn hình. Ngược lại, thanh máu của kẻ thù và các con số thông báo lượng sát thương vừa gây ra chỉ được xuất hiện ngay </w:t>
+      </w:r>
+      <w:r>
+        <w:rPr>
+          <w:lang w:val="en-US"/>
+        </w:rPr>
+        <w:t>trên đầu và</w:t>
+      </w:r>
+      <w:r>
+        <w:t xml:space="preserve"> khi kẻ thù đó bị trúng đòn.</w:t>
       </w:r>
     </w:p>
     <w:p>
@@ -11261,51 +12996,191 @@
         <w:pStyle w:val="content"/>
       </w:pPr>
       <w:r>
-        <w:t xml:space="preserve">Giao diện hiển thị chiến đấu (UI): Thanh máu của nhân vật chính luôn luôn hiển thị trên màn hình. Ngược lại, thanh máu của kẻ thù và các con số thông báo lượng sát thương vừa gây ra chỉ được xuất hiện ngay </w:t>
-      </w:r>
-      <w:r>
-        <w:rPr>
-          <w:lang w:val="en-US"/>
-        </w:rPr>
-        <w:t>trên đầu và</w:t>
-      </w:r>
-      <w:r>
-        <w:t xml:space="preserve"> khi kẻ thù đó bị trúng đòn.</w:t>
+        <w:t>Quản lý kho đồ và thanh công cụ nhanh (Hotbar): Hệ thống phải quản lý được toàn bộ vật phẩm người chơi sở hữu. Trên màn hình phải hiển thị một thanh công cụ nhanh gồm 6 ô chứa, cho phép người chơi chuyển đổi nhanh qua lại giữa các ô bằng cách cuộn con lăn chuột hoặc bấm phím số tương ứng.</w:t>
       </w:r>
     </w:p>
     <w:p>
       <w:pPr>
         <w:pStyle w:val="content"/>
-      </w:pPr>
-      <w:r>
-        <w:t>Quản lý kho đồ và thanh công cụ nhanh (Hotbar): Hệ thống phải quản lý được toàn bộ vật phẩm người chơi sở hữu. Trên màn hình phải hiển thị một thanh công cụ nhanh gồm 6 ô chứa, cho phép người chơi chuyển đổi nhanh qua lại giữa các ô bằng cách cuộn con lăn chuột hoặc bấm phím số tương ứng.</w:t>
-      </w:r>
+        <w:rPr>
+          <w:lang w:val="en-US"/>
+        </w:rPr>
+      </w:pPr>
+      <w:r>
+        <w:t>Liên kết hoạt ảnh theo vũ khí: Trò chơi phải tự động nhận diện loại vũ khí nhân vật đang cầm để kích hoạt đúng bộ động tác (hoạt ảnh chuyển động, vung kiếm, bắn súng) dành riêng cho vũ khí đó.</w:t>
+      </w:r>
+    </w:p>
+    <w:p>
+      <w:pPr>
+        <w:pStyle w:val="Heading4"/>
+      </w:pPr>
+      <w:bookmarkStart w:id="22" w:name="_Toc233594470"/>
+      <w:r>
+        <w:t>Yêu cầu phi chức năng</w:t>
+      </w:r>
+      <w:bookmarkEnd w:id="22"/>
     </w:p>
     <w:p>
       <w:pPr>
         <w:pStyle w:val="content"/>
-        <w:rPr>
-          <w:lang w:val="en-US"/>
-        </w:rPr>
-      </w:pPr>
-      <w:r>
-        <w:t>Liên kết hoạt ảnh theo vũ khí: Trò chơi phải tự động nhận diện loại vũ khí nhân vật đang cầm để kích hoạt đúng bộ động tác (hoạt ảnh chuyển động, vung kiếm, bắn súng) dành riêng cho vũ khí đó.</w:t>
+      </w:pPr>
+      <w:r>
+        <w:t xml:space="preserve">Hiệu suất và hiển thị đồ họa: Trò chơi phải đảm bảo hình ảnh </w:t>
+      </w:r>
+      <w:r>
+        <w:rPr>
+          <w:lang w:val="en-US"/>
+        </w:rPr>
+        <w:t>p</w:t>
+      </w:r>
+      <w:r>
+        <w:t>ixel</w:t>
+      </w:r>
+      <w:r>
+        <w:rPr>
+          <w:lang w:val="en-US"/>
+        </w:rPr>
+        <w:t xml:space="preserve"> </w:t>
+      </w:r>
+      <w:r>
+        <w:t>gốc ở độ phân giải 320x180 được phóng to lên độ phân giải hiển thị 1280x720 một cách sắc nét, không bị mờ hay méo hình. Hệ thống camera bám theo nhân vật phải hoạt động liên tục theo thời gian thực, đảm bảo khung hình mượt mà và tuyệt đối không xảy ra hiện tượng giật lắc hình ảnh khi nhân vật di chuyển.</w:t>
+      </w:r>
+    </w:p>
+    <w:p>
+      <w:pPr>
+        <w:pStyle w:val="content"/>
+      </w:pPr>
+      <w:r>
+        <w:t>Độ mượt mà của chuyển động (Trải nghiệm người dùng): Các chuyển động lướt đi khi tấn công, né đòn hay khi bị đánh bật lùi phả</w:t>
+      </w:r>
+      <w:r>
+        <w:rPr>
+          <w:lang w:val="en-US"/>
+        </w:rPr>
+        <w:t>i</w:t>
+      </w:r>
+      <w:r>
+        <w:t xml:space="preserve"> mượt </w:t>
+      </w:r>
+      <w:r>
+        <w:rPr>
+          <w:lang w:val="en-US"/>
+        </w:rPr>
+        <w:t>mà không bị khựng hay giật</w:t>
+      </w:r>
+      <w:r>
+        <w:t>. Nhân vật không được dừng lại hoặc tăng tốc một cách đột ngột, đảm bảo cảm giác điều khiển tự nhiên và không gây khó chịu cho người chơi.</w:t>
+      </w:r>
+    </w:p>
+    <w:p>
+      <w:pPr>
+        <w:pStyle w:val="content"/>
+        <w:rPr>
+          <w:lang w:val="en-US"/>
+        </w:rPr>
+      </w:pPr>
+      <w:r>
+        <w:t xml:space="preserve">Tính mô-đun và dễ mở rộng (Kiến trúc hệ thống): Toàn bộ dữ liệu về vũ khí, kẻ thù và chỉ số nhân vật phải được tách biệt hoàn toàn thành các túi dữ liệu độc lập. </w:t>
+      </w:r>
+      <w:r>
+        <w:rPr>
+          <w:lang w:val="en-US"/>
+        </w:rPr>
+        <w:t>Đ</w:t>
+      </w:r>
+      <w:r>
+        <w:t>ảm bảo người phát triển có thể dễ dàng thêm mới, sửa đổi sức mạnh của một loại vũ khí hoặc quái vật mà không cần phải can thiệp hay viết lại mã nguồn cốt lõi của trò chơi.</w:t>
+      </w:r>
+    </w:p>
+    <w:p>
+      <w:pPr>
+        <w:pStyle w:val="Heading3"/>
+      </w:pPr>
+      <w:bookmarkStart w:id="23" w:name="_Toc233594471"/>
+      <w:r>
+        <w:lastRenderedPageBreak/>
+        <w:t>Tổ chức lưu trữ dữ liệu</w:t>
+      </w:r>
+      <w:bookmarkEnd w:id="23"/>
+    </w:p>
+    <w:p>
+      <w:pPr>
+        <w:pStyle w:val="content"/>
+        <w:rPr>
+          <w:lang w:val="en-US"/>
+        </w:rPr>
+      </w:pPr>
+      <w:r>
+        <w:rPr>
+          <w:lang w:val="en-US"/>
+        </w:rPr>
+        <w:t>Đề tài</w:t>
+      </w:r>
+      <w:r>
+        <w:t xml:space="preserve"> áp dụng mô hình thiết kế hướng tài nguyên (Resource-driven) của Godot Engine 4.6 nhằm tối ưu hóa việc quản lý dữ liệu. Toàn bộ kiến trúc dữ liệu được tổ chức theo mô hình phân cấp ba tầng độc lập, giúp tách biệt hoàn toàn giữa định nghĩa cấu trúc, lưu trữ tài nguyên tĩnh và logic xử lý ở thời gian chạy (runtime).</w:t>
       </w:r>
     </w:p>
     <w:p>
       <w:pPr>
         <w:pStyle w:val="Heading4"/>
       </w:pPr>
-      <w:r>
-        <w:t>Yêu cầu phi chức năng</w:t>
-      </w:r>
+      <w:bookmarkStart w:id="24" w:name="_Toc233594472"/>
+      <w:r>
+        <w:t>Tầng</w:t>
+      </w:r>
+      <w:r>
+        <w:t xml:space="preserve"> </w:t>
+      </w:r>
+      <w:r>
+        <w:t xml:space="preserve">Định </w:t>
+      </w:r>
+      <w:r>
+        <w:t>n</w:t>
+      </w:r>
+      <w:r>
+        <w:t xml:space="preserve">ghĩa </w:t>
+      </w:r>
+      <w:r>
+        <w:t>l</w:t>
+      </w:r>
+      <w:r>
+        <w:t xml:space="preserve">oại </w:t>
+      </w:r>
+      <w:r>
+        <w:t>d</w:t>
+      </w:r>
+      <w:r>
+        <w:t xml:space="preserve">ữ </w:t>
+      </w:r>
+      <w:r>
+        <w:t>l</w:t>
+      </w:r>
+      <w:r>
+        <w:t>iệu (Data Definitions)</w:t>
+      </w:r>
+      <w:bookmarkEnd w:id="24"/>
     </w:p>
     <w:p>
       <w:pPr>
         <w:pStyle w:val="content"/>
       </w:pPr>
       <w:r>
-        <w:t>Hiệu suất và hiển thị đồ họa: Trò chơi phải đảm bảo hình ảnh Pixel Art gốc ở độ phân giải 320x180 được phóng to lên độ phân giải hiển thị 1280x720 một cách sắc nét, không bị mờ hay méo hình. Hệ thống camera bám theo nhân vật phải hoạt động liên tục theo thời gian thực, đảm bảo khung hình mượt mà và tuyệt đối không xảy ra hiện tượng giật lắc hình ảnh khi nhân vật di chuyển.</w:t>
+        <w:rPr>
+          <w:lang w:val="en-US"/>
+        </w:rPr>
+        <w:t>Đ</w:t>
+      </w:r>
+      <w:r>
+        <w:t xml:space="preserve">ây là tầng nền tảng định nghĩa khung xương và thuộc tính cho mọi đối tượng trong trò chơi thông qua các tệp mã nguồn kế thừa từ lớp Resource gốc của Godot. Cách tiếp cận này tận dụng </w:t>
+      </w:r>
+      <w:r>
+        <w:rPr>
+          <w:lang w:val="en-US"/>
+        </w:rPr>
+        <w:t>được</w:t>
+      </w:r>
+      <w:r>
+        <w:t xml:space="preserve"> tính năng kiểm tra lỗi an toàn kiểu dữ liệu trong quá trình lập trình.</w:t>
       </w:r>
     </w:p>
     <w:p>
@@ -11313,377 +13188,253 @@
         <w:pStyle w:val="content"/>
       </w:pPr>
       <w:r>
-        <w:t>Độ mượt mà của chuyển động (Trải nghiệm người dùng): Các chuyển động lướt đi khi tấn công, né đòn hay khi bị đánh bật lùi phả</w:t>
-      </w:r>
-      <w:r>
-        <w:rPr>
-          <w:lang w:val="en-US"/>
-        </w:rPr>
-        <w:t>i</w:t>
-      </w:r>
-      <w:r>
-        <w:t xml:space="preserve"> mượt </w:t>
-      </w:r>
-      <w:r>
-        <w:rPr>
-          <w:lang w:val="en-US"/>
-        </w:rPr>
-        <w:t>mà không bị khựng hay giật</w:t>
-      </w:r>
-      <w:r>
-        <w:t>. Nhân vật không được dừng lại hoặc tăng tốc một cách đột ngột, đảm bảo cảm giác điều khiển tự nhiên và không gây khó chịu cho người chơi.</w:t>
+        <w:t>Hệ thống Vật phẩm và Vũ khí: Sử dụng mô hình kế thừa đa cấp bắt đầu từ lớp cơ sở ItemData (chứa thông tin định danh, tên, biểu tượng, giới hạn xếp chồng và phân loại). Lớp WeaponData mở rộng từ đây để bổ sung các thông số chiến đấu như sát thương, tốc độ đánh, tỷ lệ chí mạng và lượng tiêu hao năng lượng. Ở cấp cuối cùng, dữ liệu được chuyên biệt hóa thành MeleeWeaponData (quản lý hiệu ứng chém và kích thước vùng va chạm) và RangedWeaponData (quản lý loại đạn và tốc độ bay của đạn).</w:t>
       </w:r>
     </w:p>
     <w:p>
       <w:pPr>
         <w:pStyle w:val="content"/>
-        <w:rPr>
-          <w:lang w:val="en-US"/>
-        </w:rPr>
-      </w:pPr>
-      <w:r>
-        <w:t xml:space="preserve">Tính mô-đun và dễ mở rộng (Kiến trúc hệ thống): Toàn bộ dữ liệu về vũ khí, kẻ thù và chỉ số nhân vật phải được tách biệt hoàn toàn thành các túi dữ liệu độc lập. </w:t>
-      </w:r>
-      <w:r>
-        <w:rPr>
-          <w:lang w:val="en-US"/>
-        </w:rPr>
-        <w:t>Đ</w:t>
-      </w:r>
-      <w:r>
-        <w:t xml:space="preserve">ảm bảo </w:t>
-      </w:r>
+      </w:pPr>
+      <w:r>
+        <w:t>Hệ thống Kẻ thù (EnemyData): Tập hợp toàn bộ thông số cấu hình của quái vật trong một lớp duy nhất, bao gồm thông tin cơ bản, chỉ số chiến đấu (máu, tốc độ), thông số hành vi (bán kính tuần tra, khoảng cách đuổi bắt/tấn công) và thông số kỹ năng (tốc độ lao, thời gian tụ vận công). Ngoài ra, lớp này còn liên kết trực tiếp với thư viện hoạt ảnh và danh sách các trạng thái hành vi.</w:t>
+      </w:r>
+    </w:p>
+    <w:p>
+      <w:pPr>
+        <w:pStyle w:val="content"/>
+        <w:rPr>
+          <w:lang w:val="en-US"/>
+        </w:rPr>
+      </w:pPr>
+      <w:r>
+        <w:t>Chỉ số Nhân vật (CharacterStats): Lớp chuyên biệt để theo dõi và cập nhật liên tục trạng thái sinh tồn cũng như năng lực cốt lõi của người chơi gồm lượng máu hiện tại, máu tối đa, tốc độ di chuyển và sức mạnh tấn công.</w:t>
+      </w:r>
+    </w:p>
+    <w:p>
+      <w:pPr>
+        <w:pStyle w:val="Heading4"/>
+      </w:pPr>
+      <w:bookmarkStart w:id="25" w:name="_Toc233594473"/>
       <w:r>
         <w:lastRenderedPageBreak/>
-        <w:t>người phát triển có thể dễ dàng thêm mới, sửa đổi sức mạnh của một loại vũ khí hoặc quái vật mà không cần phải can thiệp hay viết lại mã nguồn cốt lõi của trò chơi.</w:t>
+        <w:t xml:space="preserve">Tầng </w:t>
+      </w:r>
+      <w:r>
+        <w:t>t</w:t>
+      </w:r>
+      <w:r>
+        <w:t xml:space="preserve">ài </w:t>
+      </w:r>
+      <w:r>
+        <w:t>n</w:t>
+      </w:r>
+      <w:r>
+        <w:t xml:space="preserve">guyên </w:t>
+      </w:r>
+      <w:r>
+        <w:t>d</w:t>
+      </w:r>
+      <w:r>
+        <w:t xml:space="preserve">ữ </w:t>
+      </w:r>
+      <w:r>
+        <w:t>l</w:t>
+      </w:r>
+      <w:r>
+        <w:t xml:space="preserve">iệu </w:t>
+      </w:r>
+      <w:r>
+        <w:t>t</w:t>
+      </w:r>
+      <w:r>
+        <w:t>ĩnh (Data Resources)</w:t>
+      </w:r>
+      <w:bookmarkEnd w:id="25"/>
+    </w:p>
+    <w:p>
+      <w:pPr>
+        <w:pStyle w:val="content"/>
+      </w:pPr>
+      <w:r>
+        <w:rPr>
+          <w:lang w:val="en-US"/>
+        </w:rPr>
+        <w:t>L</w:t>
+      </w:r>
+      <w:r>
+        <w:t xml:space="preserve">à nơi lưu trữ các thực thể dữ liệu thực tế dưới định dạng tệp tin </w:t>
+      </w:r>
+      <w:r>
+        <w:rPr>
+          <w:lang w:val="en-US"/>
+        </w:rPr>
+        <w:t>đuôi</w:t>
+      </w:r>
+      <w:r>
+        <w:t xml:space="preserve"> .tres và .res của Godot. Các tệp này đóng vai trò như các biểu mẫu đã điền đầy đủ thông tin dựa trên khung định nghĩa ở Tầng </w:t>
+      </w:r>
+      <w:r>
+        <w:rPr>
+          <w:lang w:val="en-US"/>
+        </w:rPr>
+        <w:t>đ</w:t>
+      </w:r>
+      <w:r>
+        <w:rPr>
+          <w:lang w:val="en-US"/>
+        </w:rPr>
+        <w:t xml:space="preserve">ịnh </w:t>
+      </w:r>
+      <w:r>
+        <w:t>n</w:t>
+      </w:r>
+      <w:r>
+        <w:rPr>
+          <w:lang w:val="en-US"/>
+        </w:rPr>
+        <w:t xml:space="preserve">ghĩa </w:t>
+      </w:r>
+      <w:r>
+        <w:t>l</w:t>
+      </w:r>
+      <w:r>
+        <w:rPr>
+          <w:lang w:val="en-US"/>
+        </w:rPr>
+        <w:t xml:space="preserve">oại </w:t>
+      </w:r>
+      <w:r>
+        <w:t>d</w:t>
+      </w:r>
+      <w:r>
+        <w:rPr>
+          <w:lang w:val="en-US"/>
+        </w:rPr>
+        <w:t xml:space="preserve">ữ </w:t>
+      </w:r>
+      <w:r>
+        <w:t>l</w:t>
+      </w:r>
+      <w:r>
+        <w:rPr>
+          <w:lang w:val="en-US"/>
+        </w:rPr>
+        <w:t>iệu</w:t>
+      </w:r>
+      <w:r>
+        <w:t>, cho phép chỉnh sửa trực tiếp thông số thông qua giao diện trực quan của phần mềm (Editor) mà không cần can thiệp</w:t>
+      </w:r>
+      <w:r>
+        <w:rPr>
+          <w:lang w:val="en-US"/>
+        </w:rPr>
+        <w:t xml:space="preserve"> quá nhiều</w:t>
+      </w:r>
+      <w:r>
+        <w:t xml:space="preserve"> vào mã nguồn</w:t>
+      </w:r>
+      <w:r>
+        <w:rPr>
+          <w:lang w:val="en-US"/>
+        </w:rPr>
+        <w:t xml:space="preserve"> của dự án</w:t>
+      </w:r>
+      <w:r>
+        <w:t>.</w:t>
+      </w:r>
+    </w:p>
+    <w:p>
+      <w:pPr>
+        <w:pStyle w:val="Heading4"/>
+      </w:pPr>
+      <w:bookmarkStart w:id="26" w:name="_Toc233594474"/>
+      <w:r>
+        <w:t xml:space="preserve">Tầng </w:t>
+      </w:r>
+      <w:r>
+        <w:t>s</w:t>
+      </w:r>
+      <w:r>
+        <w:t xml:space="preserve">ử </w:t>
+      </w:r>
+      <w:r>
+        <w:t>d</w:t>
+      </w:r>
+      <w:r>
+        <w:t xml:space="preserve">ụng </w:t>
+      </w:r>
+      <w:r>
+        <w:t>d</w:t>
+      </w:r>
+      <w:r>
+        <w:t xml:space="preserve">ữ </w:t>
+      </w:r>
+      <w:r>
+        <w:t>l</w:t>
+      </w:r>
+      <w:r>
+        <w:t>iệu</w:t>
+      </w:r>
+      <w:bookmarkEnd w:id="26"/>
+    </w:p>
+    <w:p>
+      <w:pPr>
+        <w:pStyle w:val="content"/>
+        <w:rPr>
+          <w:lang w:val="en-US"/>
+        </w:rPr>
+      </w:pPr>
+      <w:r>
+        <w:rPr>
+          <w:lang w:val="en-US"/>
+        </w:rPr>
+        <w:t>T</w:t>
+      </w:r>
+      <w:r>
+        <w:t xml:space="preserve">ầng này chịu trách nhiệm vận hành logic trò chơi bằng cách nạp (load) các tài nguyên ở Tầng 2 và áp dụng vào các thực thể đang hoạt động trong thế giới game. Việc tổ chức thư mục mã nguồn tại đây </w:t>
+      </w:r>
+      <w:r>
+        <w:rPr>
+          <w:lang w:val="en-US"/>
+        </w:rPr>
+        <w:t>thể hiện được</w:t>
+      </w:r>
+      <w:r>
+        <w:t xml:space="preserve"> tính mô-đun hóa</w:t>
+      </w:r>
+      <w:r>
+        <w:rPr>
+          <w:lang w:val="en-US"/>
+        </w:rPr>
+        <w:t xml:space="preserve"> như.</w:t>
       </w:r>
     </w:p>
     <w:p>
       <w:pPr>
         <w:pStyle w:val="Heading3"/>
       </w:pPr>
-      <w:bookmarkStart w:id="20" w:name="_Toc232998826"/>
-      <w:r>
-        <w:t>Tổ chức lưu trữ dữ liệu</w:t>
-      </w:r>
-      <w:bookmarkEnd w:id="20"/>
-    </w:p>
-    <w:p>
-      <w:pPr>
-        <w:pStyle w:val="content"/>
-        <w:rPr>
-          <w:lang w:val="en-US"/>
-        </w:rPr>
-      </w:pPr>
-      <w:r>
-        <w:rPr>
-          <w:lang w:val="en-US"/>
-        </w:rPr>
-        <w:t>Đề tài</w:t>
-      </w:r>
-      <w:r>
-        <w:t xml:space="preserve"> áp dụng mô hình thiết kế hướng tài nguyên (Resource-driven) của Godot Engine 4.6 nhằm tối ưu hóa việc quản lý dữ liệu. Toàn bộ kiến trúc dữ liệu được tổ chức theo mô hình phân cấp ba tầng độc lập, giúp tách biệt hoàn toàn giữa định nghĩa cấu trúc, lưu trữ tài nguyên tĩnh và logic xử lý ở thời gian chạy (runtime).</w:t>
-      </w:r>
+      <w:bookmarkStart w:id="27" w:name="_Toc233594475"/>
+      <w:r>
+        <w:t>Thiết kế dữ liệu</w:t>
+      </w:r>
+      <w:bookmarkEnd w:id="27"/>
     </w:p>
     <w:p>
       <w:pPr>
         <w:pStyle w:val="Heading4"/>
       </w:pPr>
-      <w:r>
-        <w:t>Tầng</w:t>
-      </w:r>
-      <w:r>
-        <w:t xml:space="preserve"> </w:t>
-      </w:r>
-      <w:r>
-        <w:t xml:space="preserve">Định </w:t>
-      </w:r>
-      <w:r>
-        <w:t>n</w:t>
-      </w:r>
-      <w:r>
-        <w:t xml:space="preserve">ghĩa </w:t>
-      </w:r>
-      <w:r>
-        <w:t>l</w:t>
-      </w:r>
-      <w:r>
-        <w:t xml:space="preserve">oại </w:t>
-      </w:r>
-      <w:r>
-        <w:t>d</w:t>
-      </w:r>
-      <w:r>
-        <w:t xml:space="preserve">ữ </w:t>
-      </w:r>
-      <w:r>
-        <w:t>l</w:t>
-      </w:r>
-      <w:r>
-        <w:t>iệu (Data Definitions)</w:t>
-      </w:r>
-    </w:p>
-    <w:p>
-      <w:pPr>
-        <w:pStyle w:val="content"/>
-      </w:pPr>
-      <w:r>
-        <w:rPr>
-          <w:lang w:val="en-US"/>
-        </w:rPr>
-        <w:t>Đ</w:t>
-      </w:r>
-      <w:r>
-        <w:t xml:space="preserve">ây là tầng nền tảng định nghĩa khung xương và thuộc tính cho mọi đối tượng trong trò chơi thông qua các tệp mã nguồn kế thừa từ lớp Resource gốc của Godot. Cách tiếp cận này tận dụng </w:t>
-      </w:r>
-      <w:r>
-        <w:rPr>
-          <w:lang w:val="en-US"/>
-        </w:rPr>
-        <w:t>được</w:t>
-      </w:r>
-      <w:r>
-        <w:t xml:space="preserve"> tính năng kiểm tra lỗi an toàn kiểu dữ liệu trong quá trình lập trình.</w:t>
-      </w:r>
-    </w:p>
-    <w:p>
-      <w:pPr>
-        <w:pStyle w:val="content"/>
-      </w:pPr>
-      <w:r>
-        <w:t>Hệ thống Vật phẩm và Vũ khí: Sử dụng mô hình kế thừa đa cấp bắt đầu từ lớp cơ sở ItemData (chứa thông tin định danh, tên, biểu tượng, giới hạn xếp chồng và phân loại). Lớp WeaponData mở rộng từ đây để bổ sung các thông số chiến đấu như sát thương, tốc độ đánh, tỷ lệ chí mạng và lượng tiêu hao năng lượng. Ở cấp cuối cùng, dữ liệu được chuyên biệt hóa thành MeleeWeaponData (quản lý hiệu ứng chém và kích thước vùng va chạm) và RangedWeaponData (quản lý loại đạn và tốc độ bay của đạn).</w:t>
-      </w:r>
-    </w:p>
-    <w:p>
-      <w:pPr>
-        <w:pStyle w:val="content"/>
-      </w:pPr>
-      <w:r>
-        <w:t>Hệ thống Kẻ thù (EnemyData): Tập hợp toàn bộ thông số cấu hình của quái vật trong một lớp duy nhất, bao gồm thông tin cơ bản, chỉ số chiến đấu (máu, tốc độ), thông số hành vi (bán kính tuần tra, khoảng cách đuổi bắt/tấn công) và thông số kỹ năng (tốc độ lao, thời gian tụ vận công). Ngoài ra, lớp này còn liên kết trực tiếp với thư viện hoạt ảnh và danh sách các trạng thái hành vi.</w:t>
-      </w:r>
-    </w:p>
-    <w:p>
-      <w:pPr>
-        <w:pStyle w:val="content"/>
-        <w:rPr>
-          <w:lang w:val="en-US"/>
-        </w:rPr>
-      </w:pPr>
-      <w:r>
-        <w:lastRenderedPageBreak/>
-        <w:t>Chỉ số Nhân vật (CharacterStats): Lớp chuyên biệt để theo dõi và cập nhật liên tục trạng thái sinh tồn cũng như năng lực cốt lõi của người chơi gồm lượng máu hiện tại, máu tối đa, tốc độ di chuyển và sức mạnh tấn công.</w:t>
-      </w:r>
-    </w:p>
-    <w:p>
-      <w:pPr>
-        <w:pStyle w:val="Heading4"/>
-      </w:pPr>
-      <w:r>
-        <w:t xml:space="preserve">Tầng </w:t>
-      </w:r>
-      <w:r>
-        <w:t>t</w:t>
-      </w:r>
-      <w:r>
-        <w:t xml:space="preserve">ài </w:t>
-      </w:r>
-      <w:r>
-        <w:t>n</w:t>
-      </w:r>
-      <w:r>
-        <w:t xml:space="preserve">guyên </w:t>
-      </w:r>
-      <w:r>
-        <w:t>d</w:t>
-      </w:r>
-      <w:r>
-        <w:t xml:space="preserve">ữ </w:t>
-      </w:r>
-      <w:r>
-        <w:t>l</w:t>
-      </w:r>
-      <w:r>
-        <w:t xml:space="preserve">iệu </w:t>
-      </w:r>
-      <w:r>
-        <w:t>t</w:t>
-      </w:r>
-      <w:r>
-        <w:t>ĩnh (Data Resources)</w:t>
-      </w:r>
-    </w:p>
-    <w:p>
-      <w:pPr>
-        <w:pStyle w:val="content"/>
-      </w:pPr>
-      <w:r>
-        <w:rPr>
-          <w:lang w:val="en-US"/>
-        </w:rPr>
-        <w:t>L</w:t>
-      </w:r>
-      <w:r>
-        <w:t xml:space="preserve">à nơi lưu trữ các thực thể dữ liệu thực tế dưới định dạng tệp tin </w:t>
-      </w:r>
-      <w:r>
-        <w:rPr>
-          <w:lang w:val="en-US"/>
-        </w:rPr>
-        <w:t>đuôi</w:t>
-      </w:r>
-      <w:r>
-        <w:t xml:space="preserve"> .tres và .res của Godot. Các tệp này đóng vai trò như các biểu mẫu đã điền đầy đủ thông tin dựa trên khung định nghĩa ở Tầng </w:t>
-      </w:r>
-      <w:r>
-        <w:rPr>
-          <w:lang w:val="en-US"/>
-        </w:rPr>
-        <w:t>đ</w:t>
-      </w:r>
-      <w:r>
-        <w:rPr>
-          <w:lang w:val="en-US"/>
-        </w:rPr>
-        <w:t xml:space="preserve">ịnh </w:t>
-      </w:r>
-      <w:r>
-        <w:t>n</w:t>
-      </w:r>
-      <w:r>
-        <w:rPr>
-          <w:lang w:val="en-US"/>
-        </w:rPr>
-        <w:t xml:space="preserve">ghĩa </w:t>
-      </w:r>
-      <w:r>
-        <w:t>l</w:t>
-      </w:r>
-      <w:r>
-        <w:rPr>
-          <w:lang w:val="en-US"/>
-        </w:rPr>
-        <w:t xml:space="preserve">oại </w:t>
-      </w:r>
-      <w:r>
-        <w:t>d</w:t>
-      </w:r>
-      <w:r>
-        <w:rPr>
-          <w:lang w:val="en-US"/>
-        </w:rPr>
-        <w:t xml:space="preserve">ữ </w:t>
-      </w:r>
-      <w:r>
-        <w:t>l</w:t>
-      </w:r>
-      <w:r>
-        <w:rPr>
-          <w:lang w:val="en-US"/>
-        </w:rPr>
-        <w:t>iệu</w:t>
-      </w:r>
-      <w:r>
-        <w:t>, cho phép chỉnh sửa trực tiếp thông số thông qua giao diện trực quan của phần mềm (Editor) mà không cần can thiệp</w:t>
-      </w:r>
-      <w:r>
-        <w:rPr>
-          <w:lang w:val="en-US"/>
-        </w:rPr>
-        <w:t xml:space="preserve"> quá nhiều</w:t>
-      </w:r>
-      <w:r>
-        <w:t xml:space="preserve"> vào mã nguồn</w:t>
-      </w:r>
-      <w:r>
-        <w:rPr>
-          <w:lang w:val="en-US"/>
-        </w:rPr>
-        <w:t xml:space="preserve"> của dự án</w:t>
-      </w:r>
-      <w:r>
-        <w:t>.</w:t>
-      </w:r>
-    </w:p>
-    <w:p>
-      <w:pPr>
-        <w:pStyle w:val="Heading4"/>
-      </w:pPr>
-      <w:r>
-        <w:t xml:space="preserve">Tầng </w:t>
-      </w:r>
-      <w:r>
-        <w:t>s</w:t>
-      </w:r>
-      <w:r>
-        <w:t xml:space="preserve">ử </w:t>
-      </w:r>
-      <w:r>
-        <w:t>d</w:t>
-      </w:r>
-      <w:r>
-        <w:t xml:space="preserve">ụng </w:t>
-      </w:r>
-      <w:r>
-        <w:t>d</w:t>
-      </w:r>
-      <w:r>
-        <w:t xml:space="preserve">ữ </w:t>
-      </w:r>
-      <w:r>
-        <w:t>l</w:t>
-      </w:r>
-      <w:r>
-        <w:t>iệu</w:t>
-      </w:r>
-    </w:p>
-    <w:p>
-      <w:pPr>
-        <w:pStyle w:val="content"/>
-        <w:rPr>
-          <w:lang w:val="en-US"/>
-        </w:rPr>
-      </w:pPr>
-      <w:r>
-        <w:rPr>
-          <w:lang w:val="en-US"/>
-        </w:rPr>
-        <w:t>T</w:t>
-      </w:r>
-      <w:r>
-        <w:t xml:space="preserve">ầng này chịu trách nhiệm vận hành logic trò chơi bằng cách nạp (load) các tài nguyên ở Tầng 2 và áp dụng vào các thực thể đang hoạt động trong thế giới game. Việc tổ chức thư mục mã nguồn tại đây </w:t>
-      </w:r>
-      <w:r>
-        <w:rPr>
-          <w:lang w:val="en-US"/>
-        </w:rPr>
-        <w:t>thể hiện được</w:t>
-      </w:r>
-      <w:r>
-        <w:t xml:space="preserve"> tính mô-đun hóa</w:t>
-      </w:r>
-      <w:r>
-        <w:rPr>
-          <w:lang w:val="en-US"/>
-        </w:rPr>
-        <w:t xml:space="preserve"> như.</w:t>
-      </w:r>
-    </w:p>
-    <w:p>
-      <w:pPr>
-        <w:pStyle w:val="Heading3"/>
-      </w:pPr>
-      <w:bookmarkStart w:id="21" w:name="_Toc232998827"/>
-      <w:r>
-        <w:t>Thiết kế dữ liệu</w:t>
-      </w:r>
-      <w:bookmarkEnd w:id="21"/>
+      <w:bookmarkStart w:id="28" w:name="_Toc233594476"/>
+      <w:r>
+        <w:t>Cấu trúc dữ liệu Vật phẩm</w:t>
+      </w:r>
+      <w:bookmarkEnd w:id="28"/>
     </w:p>
     <w:p>
       <w:pPr>
         <w:pStyle w:val="Caption"/>
         <w:keepNext/>
       </w:pPr>
-      <w:bookmarkStart w:id="22" w:name="_Toc232998856"/>
+      <w:bookmarkStart w:id="29" w:name="_Toc233594541"/>
       <w:r>
         <w:t xml:space="preserve">Bảng </w:t>
       </w:r>
@@ -11726,7 +13477,7 @@
       <w:r>
         <w:t>Cấu trúc dữ liệu Vật phẩm cơ sở (ItemData)</w:t>
       </w:r>
-      <w:bookmarkEnd w:id="22"/>
+      <w:bookmarkEnd w:id="29"/>
     </w:p>
     <w:tbl>
       <w:tblPr>
@@ -11885,7 +13636,6 @@
           </w:tcPr>
           <w:p>
             <w:r>
-              <w:lastRenderedPageBreak/>
               <w:t>icon</w:t>
             </w:r>
           </w:p>
@@ -11956,6 +13706,7 @@
           </w:tcPr>
           <w:p>
             <w:r>
+              <w:lastRenderedPageBreak/>
               <w:t>world_scale</w:t>
             </w:r>
           </w:p>
@@ -12057,17 +13808,28 @@
     <w:p>
       <w:pPr>
         <w:pStyle w:val="content"/>
-        <w:rPr>
-          <w:lang w:val="en-US"/>
-        </w:rPr>
-      </w:pPr>
+        <w:ind w:firstLine="0"/>
+        <w:rPr>
+          <w:lang w:val="en-US"/>
+        </w:rPr>
+      </w:pPr>
+    </w:p>
+    <w:p>
+      <w:pPr>
+        <w:pStyle w:val="Heading4"/>
+      </w:pPr>
+      <w:bookmarkStart w:id="30" w:name="_Toc233594477"/>
+      <w:r>
+        <w:t>Cấu trúc dữ liệu Vũ khí</w:t>
+      </w:r>
+      <w:bookmarkEnd w:id="30"/>
     </w:p>
     <w:p>
       <w:pPr>
         <w:pStyle w:val="Caption"/>
         <w:keepNext/>
       </w:pPr>
-      <w:bookmarkStart w:id="23" w:name="_Toc232998857"/>
+      <w:bookmarkStart w:id="31" w:name="_Toc233594542"/>
       <w:r>
         <w:t xml:space="preserve">Bảng </w:t>
       </w:r>
@@ -12110,7 +13872,7 @@
       <w:r>
         <w:t>Cấu trúc dữ liệu Vũ khí (WeaponData - Kế thừa từ ItemData)</w:t>
       </w:r>
-      <w:bookmarkEnd w:id="23"/>
+      <w:bookmarkEnd w:id="31"/>
     </w:p>
     <w:tbl>
       <w:tblPr>
@@ -12297,23 +14059,30 @@
         </w:tc>
       </w:tr>
     </w:tbl>
-    <w:p>
-      <w:pPr>
-        <w:pStyle w:val="content"/>
-        <w:ind w:firstLine="0"/>
-        <w:rPr>
-          <w:lang w:val="en-US"/>
-        </w:rPr>
-      </w:pPr>
+    <w:p/>
+    <w:p/>
+    <w:p/>
+    <w:p>
+      <w:pPr>
+        <w:pStyle w:val="Heading4"/>
+      </w:pPr>
+      <w:bookmarkStart w:id="32" w:name="_Toc233594478"/>
+      <w:r>
+        <w:lastRenderedPageBreak/>
+        <w:t xml:space="preserve">Cấu trúc dữ liệu Kẻ </w:t>
+      </w:r>
+      <w:r>
+        <w:t>địch</w:t>
+      </w:r>
+      <w:bookmarkEnd w:id="32"/>
     </w:p>
     <w:p>
       <w:pPr>
         <w:pStyle w:val="Caption"/>
         <w:keepNext/>
       </w:pPr>
-      <w:bookmarkStart w:id="24" w:name="_Toc232998858"/>
-      <w:r>
-        <w:lastRenderedPageBreak/>
+      <w:bookmarkStart w:id="33" w:name="_Toc233594543"/>
+      <w:r>
         <w:t xml:space="preserve">Bảng </w:t>
       </w:r>
       <w:r>
@@ -12353,9 +14122,15 @@
         <w:t xml:space="preserve"> </w:t>
       </w:r>
       <w:r>
-        <w:t>Cấu trúc dữ liệu Kẻ thù (EnemyData)</w:t>
-      </w:r>
-      <w:bookmarkEnd w:id="24"/>
+        <w:t xml:space="preserve">Cấu trúc dữ liệu Kẻ </w:t>
+      </w:r>
+      <w:r>
+        <w:t>địch</w:t>
+      </w:r>
+      <w:r>
+        <w:t xml:space="preserve"> (EnemyData)</w:t>
+      </w:r>
+      <w:bookmarkEnd w:id="33"/>
     </w:p>
     <w:tbl>
       <w:tblPr>
@@ -13131,10 +14906,20 @@
     <w:p/>
     <w:p>
       <w:pPr>
+        <w:pStyle w:val="Heading4"/>
+      </w:pPr>
+      <w:bookmarkStart w:id="34" w:name="_Toc233594479"/>
+      <w:r>
+        <w:t>Cấu trúc Chỉ số Nhân vật</w:t>
+      </w:r>
+      <w:bookmarkEnd w:id="34"/>
+    </w:p>
+    <w:p>
+      <w:pPr>
         <w:pStyle w:val="Caption"/>
         <w:keepNext/>
       </w:pPr>
-      <w:bookmarkStart w:id="25" w:name="_Toc232998859"/>
+      <w:bookmarkStart w:id="35" w:name="_Toc233594544"/>
       <w:r>
         <w:t xml:space="preserve">Bảng </w:t>
       </w:r>
@@ -13177,7 +14962,7 @@
       <w:r>
         <w:t>Cấu trúc Chỉ số Nhân vật (CharacterStats)</w:t>
       </w:r>
-      <w:bookmarkEnd w:id="25"/>
+      <w:bookmarkEnd w:id="35"/>
     </w:p>
     <w:tbl>
       <w:tblPr>
@@ -13672,13 +15457,26 @@
       <w:pPr>
         <w:pStyle w:val="Heading3"/>
       </w:pPr>
-      <w:bookmarkStart w:id="26" w:name="_Toc217585316"/>
-      <w:bookmarkStart w:id="27" w:name="_Toc232998828"/>
+      <w:bookmarkStart w:id="36" w:name="_Toc217585316"/>
+      <w:bookmarkStart w:id="37" w:name="_Toc233594480"/>
       <w:r>
         <w:t>Thiết kế xử lý</w:t>
       </w:r>
-      <w:bookmarkEnd w:id="26"/>
-      <w:bookmarkEnd w:id="27"/>
+      <w:bookmarkEnd w:id="36"/>
+      <w:bookmarkEnd w:id="37"/>
+    </w:p>
+    <w:p>
+      <w:pPr>
+        <w:pStyle w:val="Heading4"/>
+      </w:pPr>
+      <w:bookmarkStart w:id="38" w:name="_Toc233594481"/>
+      <w:r>
+        <w:t>D</w:t>
+      </w:r>
+      <w:r>
+        <w:t>i chuyển và chiến đấu</w:t>
+      </w:r>
+      <w:bookmarkEnd w:id="38"/>
     </w:p>
     <w:p>
       <w:pPr>
@@ -13740,7 +15538,7 @@
       <w:pPr>
         <w:pStyle w:val="Caption"/>
       </w:pPr>
-      <w:bookmarkStart w:id="28" w:name="_Toc232998865"/>
+      <w:bookmarkStart w:id="39" w:name="_Toc233594505"/>
       <w:r>
         <w:t xml:space="preserve">Hình </w:t>
       </w:r>
@@ -13780,7 +15578,7 @@
       <w:r>
         <w:t xml:space="preserve"> Sơ đồ use case di chuyển và chiến đấu</w:t>
       </w:r>
-      <w:bookmarkEnd w:id="28"/>
+      <w:bookmarkEnd w:id="39"/>
     </w:p>
     <w:p>
       <w:pPr>
@@ -13790,51 +15588,19 @@
         </w:rPr>
       </w:pPr>
       <w:r>
-        <w:rPr>
-          <w:lang w:val="en-US"/>
-        </w:rPr>
         <w:lastRenderedPageBreak/>
-        <w:t>Biểu đồ trên cho thấy player có thể thực hiện các hành động như di chuyển, né tránh và tấn công quái vật, cũng như có thể nhận sát thương và q</w:t>
-      </w:r>
-      <w:r>
-        <w:t>uái vật</w:t>
-      </w:r>
-      <w:r>
-        <w:rPr>
-          <w:lang w:val="en-US"/>
-        </w:rPr>
-        <w:t xml:space="preserve"> cũng</w:t>
-      </w:r>
-      <w:r>
-        <w:t xml:space="preserve"> có thể di chuyển</w:t>
-      </w:r>
-      <w:r>
-        <w:rPr>
-          <w:lang w:val="en-US"/>
-        </w:rPr>
-        <w:t xml:space="preserve"> </w:t>
-      </w:r>
-      <w:r>
-        <w:t>đuổi theo người chơi đòn tấn công</w:t>
-      </w:r>
-      <w:r>
-        <w:rPr>
-          <w:lang w:val="en-US"/>
-        </w:rPr>
-        <w:t>,</w:t>
-      </w:r>
-      <w:r>
-        <w:t xml:space="preserve"> </w:t>
-      </w:r>
-      <w:r>
-        <w:rPr>
-          <w:lang w:val="en-US"/>
-        </w:rPr>
-        <w:t>k</w:t>
-      </w:r>
-      <w:r>
-        <w:t>hi bị người chơi gây sát thương, quái vật sẽ nhận sát thương và trong một số trường hợp có thể bị đẩy lùi khỏi vị trí hiện tại.</w:t>
-      </w:r>
+        <w:t>Biểu đồ trên mô tả các tương tác chính giữa người chơi và quái vật trong trò chơi. Người chơi có thể thực hiện các hành động như di chuyển, né tránh và tấn công quái vật. Đồng thời, người chơi cũng có thể nhận sát thương từ các đòn tấn công của quái vật. Về phía quái vật, chúng có khả năng di chuyển để truy đuổi người chơi và thực hiện tấn công khi ở trong phạm vi phù hợp. Khi bị người chơi gây sát thương, quái vật sẽ chuyển sang trạng thái nhận sát thương và trong một số trường hợp có thể bị đẩy lùi khỏi vị trí hiện tại trước khi tiếp tục các hành vi tiếp theo.</w:t>
+      </w:r>
+    </w:p>
+    <w:p>
+      <w:pPr>
+        <w:pStyle w:val="Heading4"/>
+      </w:pPr>
+      <w:bookmarkStart w:id="40" w:name="_Toc233594482"/>
+      <w:r>
+        <w:t>hệ thống túi đồ</w:t>
+      </w:r>
+      <w:bookmarkEnd w:id="40"/>
     </w:p>
     <w:p>
       <w:pPr>
@@ -13896,7 +15662,7 @@
       <w:pPr>
         <w:pStyle w:val="Caption"/>
       </w:pPr>
-      <w:bookmarkStart w:id="29" w:name="_Toc232998866"/>
+      <w:bookmarkStart w:id="41" w:name="_Toc233594506"/>
       <w:r>
         <w:t xml:space="preserve">Hình </w:t>
       </w:r>
@@ -13936,7 +15702,7 @@
       <w:r>
         <w:t xml:space="preserve"> Sơ đồ use case hệ thống túi đồ</w:t>
       </w:r>
-      <w:bookmarkEnd w:id="29"/>
+      <w:bookmarkEnd w:id="41"/>
     </w:p>
     <w:p>
       <w:pPr>
@@ -13946,31 +15712,27 @@
         </w:rPr>
       </w:pPr>
       <w:r>
-        <w:t xml:space="preserve">Người chơi có thể mở hoặc đóng túi đồ để xem toàn bộ vật phẩm </w:t>
-      </w:r>
-      <w:r>
-        <w:rPr>
-          <w:lang w:val="en-US"/>
-        </w:rPr>
-        <w:t>trong túi đồ</w:t>
-      </w:r>
-      <w:r>
-        <w:t>, người chơi có thể sắp xếp vật phẩm để việc tìm kiếm và sử dụng trở nên thuận tiện hơn. Hệ thống cũng hỗ trợ chức năng xếp chồng vật phẩm nhằm tối ưu không gian lưu trữ. Khi cần thiết, người chơi có thể loại bỏ vật phẩm khỏi túi đồ</w:t>
-      </w:r>
-      <w:r>
-        <w:rPr>
-          <w:lang w:val="en-US"/>
-        </w:rPr>
-        <w:t>.</w:t>
-      </w:r>
-    </w:p>
+        <w:t>Biểu đồ trên mô tả các chức năng chính của hệ thống túi đồ trong trò chơi. Người chơi có thể mở hoặc đóng túi đồ để xem toàn bộ các vật phẩm đang sở hữu. Hệ thống cho phép người chơi sắp xếp vật phẩm nhằm giúp việc tìm kiếm và sử dụng trở nên thuận tiện hơn. Bên cạnh đó, các vật phẩm cùng loại có thể được xếp chồng để tối ưu hóa không gian lưu trữ trong túi đồ. Khi không còn nhu cầu sử dụng, người chơi cũng có thể loại bỏ vật phẩm khỏi túi đồ để giải phóng dung lượng chứa.</w:t>
+      </w:r>
+    </w:p>
+    <w:p>
+      <w:pPr>
+        <w:pStyle w:val="Heading4"/>
+      </w:pPr>
+      <w:bookmarkStart w:id="42" w:name="_Toc233594483"/>
+      <w:r>
+        <w:lastRenderedPageBreak/>
+        <w:t>hệ thống cửa hàng</w:t>
+      </w:r>
+      <w:bookmarkEnd w:id="42"/>
+    </w:p>
+    <w:p/>
     <w:p>
       <w:pPr>
         <w:keepNext/>
         <w:jc w:val="center"/>
       </w:pPr>
       <w:r>
-        <w:lastRenderedPageBreak/>
         <w:drawing>
           <wp:inline distT="0" distB="0" distL="0" distR="0" wp14:anchorId="5D69E773" wp14:editId="534C4EC8">
             <wp:extent cx="5972175" cy="3784600"/>
@@ -14025,7 +15787,7 @@
       <w:pPr>
         <w:pStyle w:val="Caption"/>
       </w:pPr>
-      <w:bookmarkStart w:id="30" w:name="_Toc232998867"/>
+      <w:bookmarkStart w:id="43" w:name="_Toc233594507"/>
       <w:r>
         <w:t xml:space="preserve">Hình </w:t>
       </w:r>
@@ -14065,7 +15827,7 @@
       <w:r>
         <w:t xml:space="preserve"> Sơ đồ use case hệ thống cửa hàng</w:t>
       </w:r>
-      <w:bookmarkEnd w:id="30"/>
+      <w:bookmarkEnd w:id="43"/>
     </w:p>
     <w:p>
       <w:pPr>
@@ -14078,56 +15840,19 @@
         <w:rPr>
           <w:lang w:val="en-US"/>
         </w:rPr>
-        <w:t>K</w:t>
-      </w:r>
-      <w:r>
-        <w:t>hi người chơi</w:t>
-      </w:r>
-      <w:r>
-        <w:rPr>
-          <w:lang w:val="en-US"/>
-        </w:rPr>
-        <w:t xml:space="preserve"> tương tác với NPC bán hàng để</w:t>
-      </w:r>
-      <w:r>
-        <w:t xml:space="preserve"> mở giao diện cửa hàng</w:t>
-      </w:r>
-      <w:r>
-        <w:rPr>
-          <w:lang w:val="en-US"/>
-        </w:rPr>
-        <w:t xml:space="preserve"> lên thì có</w:t>
-      </w:r>
-      <w:r>
-        <w:t xml:space="preserve"> thể xem danh sách các vật phẩm đang được bán</w:t>
-      </w:r>
-      <w:r>
-        <w:rPr>
-          <w:lang w:val="en-US"/>
-        </w:rPr>
-        <w:t>, k</w:t>
-      </w:r>
-      <w:r>
-        <w:t xml:space="preserve">hi quyết định mua một món đồ, </w:t>
-      </w:r>
-      <w:r>
-        <w:rPr>
-          <w:lang w:val="en-US"/>
-        </w:rPr>
-        <w:t>đối tượng cửa hàng</w:t>
-      </w:r>
-      <w:r>
-        <w:t xml:space="preserve"> sẽ kiểm tra giá của vật phẩm và số tiền hiện có của người chơi để đảm bảo giao dịch hợp lệ. Nếu đủ điều kiện, vật phẩm sẽ được</w:t>
-      </w:r>
-      <w:r>
-        <w:rPr>
-          <w:lang w:val="en-US"/>
-        </w:rPr>
-        <w:t xml:space="preserve"> bên túi đồ xử lý</w:t>
-      </w:r>
-      <w:r>
-        <w:t xml:space="preserve"> thêm vào túi đồ của người chơi. Sau khi hoàn tất, người chơi có thể đóng giao diện cửa hàng.</w:t>
-      </w:r>
+        <w:t>Biểu đồ trên mô tả quy trình trang bị vũ khí thông qua hệ thống hotbar trong trò chơi. Người chơi có thể lựa chọn một vũ khí từ thanh hotbar để thực hiện thao tác trang bị. Hệ thống hỗ trợ nhiều loại vũ khí khác nhau, bao gồm vũ khí cận chiến, vũ khí tầm xa và vũ khí phép thuật. Khi một vũ khí được trang bị, các thông tin và thuộc tính liên quan sẽ được cập nhật để đồng bộ với trạng thái hiện tại của nhân vật. Quy trình này cho phép người chơi chuyển đổi linh hoạt giữa các loại vũ khí, từ đó đáp ứng nhiều phong cách chiến đấu và tình huống khác nhau trong quá trình chơi.</w:t>
+      </w:r>
+    </w:p>
+    <w:p>
+      <w:pPr>
+        <w:pStyle w:val="Heading4"/>
+      </w:pPr>
+      <w:bookmarkStart w:id="44" w:name="_Toc233594484"/>
+      <w:r>
+        <w:lastRenderedPageBreak/>
+        <w:t>hệ thống trang bị và bỏ trang bị vũ khí</w:t>
+      </w:r>
+      <w:bookmarkEnd w:id="44"/>
     </w:p>
     <w:p>
       <w:pPr>
@@ -14135,7 +15860,6 @@
         <w:jc w:val="center"/>
       </w:pPr>
       <w:r>
-        <w:lastRenderedPageBreak/>
         <w:drawing>
           <wp:inline distT="0" distB="0" distL="0" distR="0" wp14:anchorId="73E771D9" wp14:editId="09C45B35">
             <wp:extent cx="5972175" cy="4069715"/>
@@ -14190,7 +15914,7 @@
       <w:pPr>
         <w:pStyle w:val="Caption"/>
       </w:pPr>
-      <w:bookmarkStart w:id="31" w:name="_Toc232998868"/>
+      <w:bookmarkStart w:id="45" w:name="_Toc233594508"/>
       <w:r>
         <w:t xml:space="preserve">Hình </w:t>
       </w:r>
@@ -14230,11 +15954,14 @@
       <w:r>
         <w:t xml:space="preserve"> Sơ đồ hệ thống trang bị và bỏ trang bị vũ khí</w:t>
       </w:r>
-      <w:bookmarkEnd w:id="31"/>
+      <w:bookmarkEnd w:id="45"/>
     </w:p>
     <w:p>
       <w:pPr>
         <w:pStyle w:val="content"/>
+        <w:rPr>
+          <w:lang w:val="en-US"/>
+        </w:rPr>
       </w:pPr>
       <w:r>
         <w:t>Người chơi chọn một vũ khí từ thanh hotbar, sau đó</w:t>
@@ -14275,6 +16002,17 @@
       <w:r>
         <w:t xml:space="preserve"> hỗ trợ nhiều loại vũ khí khác nhau như vũ khí cận chiến, vũ khí tầm xa và vũ khí phép thuật. Mỗi khi người chơi trang bị một loại vũ khí, dữ liệu liên quan đến vũ khí sẽ được cập nhật để đồng bộ với trạng thái nhân vật. Toàn bộ quá trình này thể hiện cách người chơi thay đổi và sử dụng các loại trang bị nhằm phục vụ cho nhiều phong cách chiến đấu khác nhau.</w:t>
       </w:r>
+    </w:p>
+    <w:p>
+      <w:pPr>
+        <w:pStyle w:val="Heading4"/>
+      </w:pPr>
+      <w:bookmarkStart w:id="46" w:name="_Toc233594485"/>
+      <w:r>
+        <w:lastRenderedPageBreak/>
+        <w:t>hệ thống sản sinh và thiết lập hành vi của quái vật</w:t>
+      </w:r>
+      <w:bookmarkEnd w:id="46"/>
     </w:p>
     <w:p>
       <w:pPr>
@@ -14282,7 +16020,6 @@
         <w:jc w:val="center"/>
       </w:pPr>
       <w:r>
-        <w:lastRenderedPageBreak/>
         <w:drawing>
           <wp:inline distT="0" distB="0" distL="0" distR="0" wp14:anchorId="4DCC9705" wp14:editId="7B26CC07">
             <wp:extent cx="5972175" cy="3302000"/>
@@ -14337,7 +16074,7 @@
       <w:pPr>
         <w:pStyle w:val="Caption"/>
       </w:pPr>
-      <w:bookmarkStart w:id="32" w:name="_Toc232998869"/>
+      <w:bookmarkStart w:id="47" w:name="_Toc233594509"/>
       <w:r>
         <w:t xml:space="preserve">Hình </w:t>
       </w:r>
@@ -14377,7 +16114,7 @@
       <w:r>
         <w:t xml:space="preserve"> Sơ đồ use case hệ thống sản sinh và thiết lập hành vi của quái vật</w:t>
       </w:r>
-      <w:bookmarkEnd w:id="32"/>
+      <w:bookmarkEnd w:id="47"/>
     </w:p>
     <w:p>
       <w:pPr>
@@ -14421,20 +16158,22 @@
       <w:pPr>
         <w:pStyle w:val="Heading3"/>
       </w:pPr>
-      <w:bookmarkStart w:id="33" w:name="_Toc232998829"/>
+      <w:bookmarkStart w:id="48" w:name="_Toc233594486"/>
       <w:r>
         <w:lastRenderedPageBreak/>
         <w:t>Thiết kế đồ họa</w:t>
       </w:r>
-      <w:bookmarkEnd w:id="33"/>
+      <w:bookmarkEnd w:id="48"/>
     </w:p>
     <w:p>
       <w:pPr>
         <w:pStyle w:val="Heading4"/>
       </w:pPr>
+      <w:bookmarkStart w:id="49" w:name="_Toc233594487"/>
       <w:r>
         <w:t>Nhân vật</w:t>
       </w:r>
+      <w:bookmarkEnd w:id="49"/>
     </w:p>
     <w:p>
       <w:pPr>
@@ -14483,7 +16222,7 @@
       <w:pPr>
         <w:pStyle w:val="Caption"/>
       </w:pPr>
-      <w:bookmarkStart w:id="34" w:name="_Toc232998870"/>
+      <w:bookmarkStart w:id="50" w:name="_Toc233594510"/>
       <w:r>
         <w:t xml:space="preserve">Hình </w:t>
       </w:r>
@@ -14523,7 +16262,7 @@
       <w:r>
         <w:t xml:space="preserve"> Thiết kế nhân vật player</w:t>
       </w:r>
-      <w:bookmarkEnd w:id="34"/>
+      <w:bookmarkEnd w:id="50"/>
     </w:p>
     <w:p>
       <w:pPr>
@@ -14533,13 +16272,10 @@
         </w:rPr>
       </w:pPr>
       <w:r>
-        <w:t>Đây  là nhân vật mà người chơi sẽ điều khiển xuyên suốt quá trình chơi, từ điều khiển di chuyển, tương tác với đối tượng, giao diện và chiến đấu với quái vật của người sẽ được thực hiện thông qua nhân vật này</w:t>
-      </w:r>
-      <w:r>
-        <w:rPr>
-          <w:lang w:val="en-US"/>
-        </w:rPr>
-        <w:t>.</w:t>
+        <w:rPr>
+          <w:lang w:val="en-US"/>
+        </w:rPr>
+        <w:t>Đây là nhân vật do người chơi trực tiếp điều khiển trong suốt quá trình trải nghiệm trò chơi. Mọi thao tác của người chơi, bao gồm di chuyển, tương tác với các đối tượng và giao diện trong trò chơi, cũng như tham gia chiến đấu với quái vật, đều được thực hiện thông qua nhân vật này. Nhân vật đóng vai trò là trung tâm của mọi hoạt động, phản ánh toàn bộ hành động và trạng thái của người chơi trong thế giới trò chơi.</w:t>
       </w:r>
     </w:p>
     <w:p>
@@ -14603,7 +16339,7 @@
       <w:pPr>
         <w:pStyle w:val="Caption"/>
       </w:pPr>
-      <w:bookmarkStart w:id="35" w:name="_Toc232998871"/>
+      <w:bookmarkStart w:id="51" w:name="_Toc233594511"/>
       <w:r>
         <w:t xml:space="preserve">Hình </w:t>
       </w:r>
@@ -14643,7 +16379,7 @@
       <w:r>
         <w:t xml:space="preserve"> Thiết kế hoạt ảnh chuyển động cho player</w:t>
       </w:r>
-      <w:bookmarkEnd w:id="35"/>
+      <w:bookmarkEnd w:id="51"/>
     </w:p>
     <w:p/>
     <w:p/>
@@ -14655,23 +16391,11 @@
         </w:rPr>
       </w:pPr>
       <w:r>
+        <w:rPr>
+          <w:lang w:val="en-US"/>
+        </w:rPr>
         <w:lastRenderedPageBreak/>
-        <w:t>Hình ảnh chứa toàn bộ khung hình của từng chuyển động của player, có tất cả 13 animation tương ứng với 13 hàng trong hình</w:t>
-      </w:r>
-      <w:r>
-        <w:rPr>
-          <w:lang w:val="en-US"/>
-        </w:rPr>
-        <w:t xml:space="preserve"> với tên lần lược là</w:t>
-      </w:r>
-      <w:r>
-        <w:t>, với mỗi animation có từ 2 tới 6 khung hình</w:t>
-      </w:r>
-      <w:r>
-        <w:rPr>
-          <w:lang w:val="en-US"/>
-        </w:rPr>
-        <w:t xml:space="preserve"> tùy theo animation.</w:t>
+        <w:t>Hình ảnh trên là sprite sheet chứa toàn bộ các khung hình phục vụ cho hoạt ảnh của nhân vật người chơi. Sprite sheet bao gồm 13 hàng, tương ứng với 13 animation khác nhau. Mỗi animation biểu diễn một trạng thái hoặc hành động của nhân vật và có tên tương ứng theo từng hàng. Số lượng khung hình của mỗi animation dao động từ 2 đến 6, tùy thuộc vào mức độ phức tạp của chuyển động được thể hiện.</w:t>
       </w:r>
     </w:p>
     <w:p>
@@ -14681,9 +16405,9 @@
       </w:pPr>
       <w:r>
         <w:drawing>
-          <wp:inline distT="0" distB="0" distL="0" distR="0" wp14:anchorId="0A6187CF" wp14:editId="5AA3C925">
-            <wp:extent cx="3172268" cy="3210373"/>
-            <wp:effectExtent l="0" t="0" r="9525" b="9525"/>
+          <wp:inline distT="0" distB="0" distL="0" distR="0" wp14:anchorId="0A6187CF" wp14:editId="019325F5">
+            <wp:extent cx="4611607" cy="4667002"/>
+            <wp:effectExtent l="0" t="0" r="0" b="635"/>
             <wp:docPr id="2056171314" name="Picture 1"/>
             <wp:cNvGraphicFramePr>
               <a:graphicFrameLocks xmlns:a="http://schemas.openxmlformats.org/drawingml/2006/main" noChangeAspect="1"/>
@@ -14704,7 +16428,7 @@
                   <pic:spPr>
                     <a:xfrm>
                       <a:off x="0" y="0"/>
-                      <a:ext cx="3172268" cy="3210373"/>
+                      <a:ext cx="4666137" cy="4722187"/>
                     </a:xfrm>
                     <a:prstGeom prst="rect">
                       <a:avLst/>
@@ -14721,7 +16445,7 @@
       <w:pPr>
         <w:pStyle w:val="Caption"/>
       </w:pPr>
-      <w:bookmarkStart w:id="36" w:name="_Toc232998872"/>
+      <w:bookmarkStart w:id="52" w:name="_Toc233594512"/>
       <w:r>
         <w:t xml:space="preserve">Hình </w:t>
       </w:r>
@@ -14761,7 +16485,7 @@
       <w:r>
         <w:t xml:space="preserve"> Thiết kế nhân vật kẻ địch slime</w:t>
       </w:r>
-      <w:bookmarkEnd w:id="36"/>
+      <w:bookmarkEnd w:id="52"/>
     </w:p>
     <w:p>
       <w:pPr>
@@ -14769,10 +16493,11 @@
         <w:jc w:val="center"/>
       </w:pPr>
       <w:r>
+        <w:lastRenderedPageBreak/>
         <w:drawing>
-          <wp:inline distT="0" distB="0" distL="0" distR="0" wp14:anchorId="7E0A540A" wp14:editId="6D470542">
-            <wp:extent cx="2267266" cy="2295845"/>
-            <wp:effectExtent l="0" t="0" r="0" b="9525"/>
+          <wp:inline distT="0" distB="0" distL="0" distR="0" wp14:anchorId="7E0A540A" wp14:editId="7D2BD787">
+            <wp:extent cx="4984186" cy="5047013"/>
+            <wp:effectExtent l="0" t="0" r="6985" b="1270"/>
             <wp:docPr id="293955677" name="Picture 1"/>
             <wp:cNvGraphicFramePr>
               <a:graphicFrameLocks xmlns:a="http://schemas.openxmlformats.org/drawingml/2006/main" noChangeAspect="1"/>
@@ -14793,7 +16518,7 @@
                   <pic:spPr>
                     <a:xfrm>
                       <a:off x="0" y="0"/>
-                      <a:ext cx="2267266" cy="2295845"/>
+                      <a:ext cx="5056942" cy="5120686"/>
                     </a:xfrm>
                     <a:prstGeom prst="rect">
                       <a:avLst/>
@@ -14810,7 +16535,7 @@
       <w:pPr>
         <w:pStyle w:val="Caption"/>
       </w:pPr>
-      <w:bookmarkStart w:id="37" w:name="_Toc232998873"/>
+      <w:bookmarkStart w:id="53" w:name="_Toc233594513"/>
       <w:r>
         <w:t xml:space="preserve">Hình </w:t>
       </w:r>
@@ -14850,7 +16575,7 @@
       <w:r>
         <w:t xml:space="preserve"> Thiết kế nhân vật kẻ địch người xương</w:t>
       </w:r>
-      <w:bookmarkEnd w:id="37"/>
+      <w:bookmarkEnd w:id="53"/>
     </w:p>
     <w:p>
       <w:pPr>
@@ -14860,14 +16585,46 @@
         </w:rPr>
       </w:pPr>
       <w:r>
-        <w:lastRenderedPageBreak/>
-        <w:t>Ở hình 3.8 và hình 3.9 là hai kẻ địch cơ bản của game, kẻ địch đầu tiên là slime sẽ đảm nhận vai trò là con quái khởi đầu</w:t>
-      </w:r>
-      <w:r>
-        <w:rPr>
-          <w:lang w:val="en-US"/>
-        </w:rPr>
-        <w:t xml:space="preserve"> cho game, có độ gây khó không cao, tiếp đó là tới con quái thứ 2 là người xương sẽ có cấp độ gây khó cao một chút cho người chơi.</w:t>
+        <w:rPr>
+          <w:lang w:val="en-US"/>
+        </w:rPr>
+        <w:t xml:space="preserve">Hình 3.8 và Hình 3.9 minh họa hai loại kẻ địch cơ bản trong trò chơi. Kẻ địch đầu tiên là Slime, được thiết kế làm quái vật xuất hiện ở giai đoạn đầu của trò chơi với mức độ thử thách thấp, giúp người chơi làm quen với cơ chế chiến đấu. Kẻ địch thứ hai là Skeleton (người xương), có độ khó cao hơn với các chỉ số và khả năng chiến đấu </w:t>
+      </w:r>
+      <w:r>
+        <w:rPr>
+          <w:lang w:val="en-US"/>
+        </w:rPr>
+        <w:t>cao hơn so với slime</w:t>
+      </w:r>
+      <w:r>
+        <w:rPr>
+          <w:lang w:val="en-US"/>
+        </w:rPr>
+        <w:t xml:space="preserve">, tạo thêm thách thức và yêu cầu người chơi vận dụng thành thạo các kỹ năng </w:t>
+      </w:r>
+      <w:r>
+        <w:rPr>
+          <w:lang w:val="en-US"/>
+        </w:rPr>
+        <w:t xml:space="preserve">và </w:t>
+      </w:r>
+      <w:r>
+        <w:rPr>
+          <w:lang w:val="en-US"/>
+        </w:rPr>
+        <w:t>chiến thuật</w:t>
+      </w:r>
+      <w:r>
+        <w:rPr>
+          <w:lang w:val="en-US"/>
+        </w:rPr>
+        <w:t xml:space="preserve"> hợp lý</w:t>
+      </w:r>
+      <w:r>
+        <w:rPr>
+          <w:lang w:val="en-US"/>
+        </w:rPr>
+        <w:t xml:space="preserve"> trong quá trình đối đầu.</w:t>
       </w:r>
     </w:p>
     <w:p/>
@@ -14879,9 +16636,9 @@
       </w:pPr>
       <w:r>
         <w:drawing>
-          <wp:inline distT="0" distB="0" distL="0" distR="0" wp14:anchorId="4112F971" wp14:editId="0FF82DB5">
-            <wp:extent cx="2410161" cy="2400635"/>
-            <wp:effectExtent l="0" t="0" r="9525" b="0"/>
+          <wp:inline distT="0" distB="0" distL="0" distR="0" wp14:anchorId="4112F971" wp14:editId="57AE2177">
+            <wp:extent cx="4483395" cy="4465674"/>
+            <wp:effectExtent l="0" t="0" r="0" b="0"/>
             <wp:docPr id="1089483491" name="Picture 1"/>
             <wp:cNvGraphicFramePr>
               <a:graphicFrameLocks xmlns:a="http://schemas.openxmlformats.org/drawingml/2006/main" noChangeAspect="1"/>
@@ -14902,7 +16659,7 @@
                   <pic:spPr>
                     <a:xfrm>
                       <a:off x="0" y="0"/>
-                      <a:ext cx="2410161" cy="2400635"/>
+                      <a:ext cx="4499957" cy="4482170"/>
                     </a:xfrm>
                     <a:prstGeom prst="rect">
                       <a:avLst/>
@@ -14919,7 +16676,7 @@
       <w:pPr>
         <w:pStyle w:val="Caption"/>
       </w:pPr>
-      <w:bookmarkStart w:id="38" w:name="_Toc232998874"/>
+      <w:bookmarkStart w:id="54" w:name="_Toc233594514"/>
       <w:r>
         <w:t xml:space="preserve">Hình </w:t>
       </w:r>
@@ -14959,24 +16716,32 @@
       <w:r>
         <w:t xml:space="preserve"> Thiết kế nhân vật Người bán hàng</w:t>
       </w:r>
-      <w:bookmarkEnd w:id="38"/>
+      <w:bookmarkEnd w:id="54"/>
     </w:p>
     <w:p>
       <w:pPr>
         <w:pStyle w:val="content"/>
-      </w:pPr>
-      <w:r>
-        <w:t>Nhân vật người bán hàng là nhân vật mà player sẽ tương tác khi muốn mua đồ từ giao diện cửa hàng.</w:t>
+        <w:rPr>
+          <w:lang w:val="en-US"/>
+        </w:rPr>
+      </w:pPr>
+      <w:r>
+        <w:rPr>
+          <w:lang w:val="en-US"/>
+        </w:rPr>
+        <w:t>Nhân vật người bán hàng (NPC) là đối tượng mà người chơi sẽ tương tác khi có nhu cầu mua vật phẩm trong trò chơi. Thông qua việc tương tác với NPC này, giao diện cửa hàng sẽ được mở, cho phép người chơi xem danh sách các vật phẩm đang được bày bán và thực hiện các giao dịch mua sắm.</w:t>
       </w:r>
     </w:p>
     <w:p>
       <w:pPr>
         <w:pStyle w:val="Heading4"/>
       </w:pPr>
+      <w:bookmarkStart w:id="55" w:name="_Toc233594488"/>
       <w:r>
         <w:lastRenderedPageBreak/>
         <w:t>Môi trường</w:t>
       </w:r>
+      <w:bookmarkEnd w:id="55"/>
     </w:p>
     <w:p>
       <w:pPr>
@@ -15034,7 +16799,7 @@
       <w:r>
         <w:tab/>
       </w:r>
-      <w:bookmarkStart w:id="39" w:name="_Toc232998875"/>
+      <w:bookmarkStart w:id="56" w:name="_Toc233594515"/>
       <w:r>
         <w:t xml:space="preserve">Hình </w:t>
       </w:r>
@@ -15074,23 +16839,14 @@
       <w:r>
         <w:t xml:space="preserve"> Thiết kế các tileset môi trường</w:t>
       </w:r>
-      <w:bookmarkEnd w:id="39"/>
+      <w:bookmarkEnd w:id="56"/>
     </w:p>
     <w:p>
       <w:pPr>
         <w:pStyle w:val="content"/>
       </w:pPr>
       <w:r>
-        <w:t>Ở trên là các ô gạch để làm mặt đấy nơi player có thể đứng lên và di chuyển, có tất cả 4 lại ô gạch là nước, cỏ, đất và đường</w:t>
-      </w:r>
-      <w:r>
-        <w:rPr>
-          <w:lang w:val="en-US"/>
-        </w:rPr>
-        <w:t>s</w:t>
-      </w:r>
-      <w:r>
-        <w:t>.</w:t>
+        <w:t>Hình trên minh họa các loại ô gạch (tile) được sử dụng để xây dựng bề mặt bản đồ, là khu vực mà người chơi có thể đứng và di chuyển. Hệ thống bản đồ bao gồm bốn loại ô gạch chính, gồm nước, cỏ, đất và đường. Mỗi loại ô gạch được sử dụng để tạo nên địa hình và góp phần tăng tính đa dạng cho môi trường trong trò chơi.</w:t>
       </w:r>
     </w:p>
     <w:p>
@@ -15141,7 +16897,7 @@
       <w:pPr>
         <w:pStyle w:val="Caption"/>
       </w:pPr>
-      <w:bookmarkStart w:id="40" w:name="_Toc232998876"/>
+      <w:bookmarkStart w:id="57" w:name="_Toc233594516"/>
       <w:r>
         <w:t xml:space="preserve">Hình </w:t>
       </w:r>
@@ -15184,23 +16940,14 @@
       <w:r>
         <w:t>y</w:t>
       </w:r>
-      <w:bookmarkEnd w:id="40"/>
+      <w:bookmarkEnd w:id="57"/>
     </w:p>
     <w:p>
       <w:pPr>
         <w:pStyle w:val="content"/>
       </w:pPr>
       <w:r>
-        <w:t>Đối tượng cây là đối tượng mà player có thể tác động vào để thu thập được các vật phẩm rơi ra từ nó, các vật phẩm này sau đó sẽ có thể được player sử dụng với nhiều mục đích khác nhau</w:t>
-      </w:r>
-      <w:r>
-        <w:rPr>
-          <w:lang w:val="en-US"/>
-        </w:rPr>
-        <w:t xml:space="preserve"> tùy theo ý muốn của player</w:t>
-      </w:r>
-      <w:r>
-        <w:t>.</w:t>
+        <w:t>Đối tượng cây là một đối tượng tương tác trong trò chơi, cho phép người chơi tác động để thu thập các vật phẩm được tạo ra sau khi khai thác. Những vật phẩm này sẽ được thêm vào túi đồ và có thể được người chơi sử dụng cho nhiều mục đích khác nhau, chẳng hạn như chế tạo, nâng cấp hoặc phục vụ các hoạt động khác trong quá trình chơi, tùy theo cơ chế của trò chơi.</w:t>
       </w:r>
     </w:p>
     <w:p>
@@ -15251,7 +16998,7 @@
       <w:pPr>
         <w:pStyle w:val="Caption"/>
       </w:pPr>
-      <w:bookmarkStart w:id="41" w:name="_Toc232998877"/>
+      <w:bookmarkStart w:id="58" w:name="_Toc233594517"/>
       <w:r>
         <w:t xml:space="preserve">Hình </w:t>
       </w:r>
@@ -15291,23 +17038,23 @@
       <w:r>
         <w:t xml:space="preserve"> Thiết kế đối tượng đuốc</w:t>
       </w:r>
-      <w:bookmarkEnd w:id="41"/>
+      <w:bookmarkEnd w:id="58"/>
     </w:p>
     <w:p>
       <w:pPr>
         <w:pStyle w:val="content"/>
       </w:pPr>
       <w:r>
-        <w:t xml:space="preserve">Đối tượng đuốc dùng để </w:t>
-      </w:r>
-      <w:r>
-        <w:rPr>
-          <w:lang w:val="en-US"/>
-        </w:rPr>
-        <w:t>tạo ra anh</w:t>
-      </w:r>
-      <w:r>
-        <w:t xml:space="preserve"> sáng vào</w:t>
+        <w:t xml:space="preserve">Đối tượng đuốc được sử dụng để tạo nguồn sáng trong môi trường ban đêm, giúp người chơi quan sát và di chuyển dễ dàng hơn trong điều kiện thiếu ánh sáng. Bên cạnh chức năng hỗ trợ tầm nhìn, hiệu ứng ánh sáng từ đuốc còn </w:t>
+      </w:r>
+      <w:r>
+        <w:rPr>
+          <w:lang w:val="en-US"/>
+        </w:rPr>
+        <w:t xml:space="preserve">giúp </w:t>
+      </w:r>
+      <w:r>
+        <w:t>nâng cao chất lượng đồ họa</w:t>
       </w:r>
       <w:r>
         <w:rPr>
@@ -15316,19 +17063,42 @@
         <w:t xml:space="preserve"> </w:t>
       </w:r>
       <w:r>
-        <w:t>môi trường</w:t>
-      </w:r>
-      <w:r>
-        <w:t xml:space="preserve"> ban đêm để player có thể nhìn trong bống tối một cách tốt hơn, đồng thời cũng giúp tạo cho game thêm phần đẹp mắt về mặt hiệu ứng đồ họa. </w:t>
+        <w:rPr>
+          <w:lang w:val="en-US"/>
+        </w:rPr>
+        <w:t xml:space="preserve">và </w:t>
+      </w:r>
+      <w:r>
+        <w:t xml:space="preserve">tạo </w:t>
+      </w:r>
+      <w:r>
+        <w:rPr>
+          <w:lang w:val="en-US"/>
+        </w:rPr>
+        <w:t xml:space="preserve">thêm </w:t>
+      </w:r>
+      <w:r>
+        <w:t xml:space="preserve">chiều sâu cho </w:t>
+      </w:r>
+      <w:r>
+        <w:rPr>
+          <w:lang w:val="en-US"/>
+        </w:rPr>
+        <w:t>trò chơi.</w:t>
+      </w:r>
+      <w:r>
+        <w:t xml:space="preserve"> </w:t>
       </w:r>
     </w:p>
     <w:p>
       <w:pPr>
         <w:pStyle w:val="Heading4"/>
       </w:pPr>
+      <w:bookmarkStart w:id="59" w:name="_Toc233594489"/>
       <w:r>
         <w:t>Hiệu ứng</w:t>
       </w:r>
+      <w:bookmarkEnd w:id="59"/>
     </w:p>
     <w:p>
       <w:pPr>
@@ -15377,7 +17147,7 @@
       <w:pPr>
         <w:pStyle w:val="Caption"/>
       </w:pPr>
-      <w:bookmarkStart w:id="42" w:name="_Toc232998878"/>
+      <w:bookmarkStart w:id="60" w:name="_Toc233594518"/>
       <w:r>
         <w:t xml:space="preserve">Hình </w:t>
       </w:r>
@@ -15417,7 +17187,36 @@
       <w:r>
         <w:t xml:space="preserve"> Thiết kế hiệu ứng nổ</w:t>
       </w:r>
-      <w:bookmarkEnd w:id="42"/>
+      <w:bookmarkEnd w:id="60"/>
+    </w:p>
+    <w:p>
+      <w:pPr>
+        <w:pStyle w:val="content"/>
+      </w:pPr>
+      <w:r>
+        <w:rPr>
+          <w:lang w:val="en-US"/>
+        </w:rPr>
+        <w:t>H</w:t>
+      </w:r>
+      <w:r>
+        <w:t>iệu ứng nổ được sử dụng để tạo hiệu ứng hình ảnh</w:t>
+      </w:r>
+      <w:r>
+        <w:rPr>
+          <w:lang w:val="en-US"/>
+        </w:rPr>
+        <w:t xml:space="preserve"> khi người chơi dùng vũ khí trượng phép để bắn ra một quả cầu lửa gây hiệu ứng nổ</w:t>
+      </w:r>
+      <w:r>
+        <w:rPr>
+          <w:lang w:val="en-US"/>
+        </w:rPr>
+        <w:t>,</w:t>
+      </w:r>
+      <w:r>
+        <w:t xml:space="preserve"> tạo cảm giác mạnh mẽ hơn cho các tình huống chiến đấu trong trò chơi.</w:t>
+      </w:r>
     </w:p>
     <w:p>
       <w:pPr>
@@ -15467,7 +17266,7 @@
       <w:pPr>
         <w:pStyle w:val="Caption"/>
       </w:pPr>
-      <w:bookmarkStart w:id="43" w:name="_Toc232998879"/>
+      <w:bookmarkStart w:id="61" w:name="_Toc233594519"/>
       <w:r>
         <w:t xml:space="preserve">Hình </w:t>
       </w:r>
@@ -15510,17 +17309,44 @@
       <w:r>
         <w:t xml:space="preserve"> (slash)</w:t>
       </w:r>
-      <w:bookmarkEnd w:id="43"/>
-    </w:p>
-    <w:p/>
+      <w:bookmarkEnd w:id="61"/>
+    </w:p>
+    <w:p>
+      <w:pPr>
+        <w:pStyle w:val="content"/>
+      </w:pPr>
+      <w:r>
+        <w:t>H</w:t>
+      </w:r>
+      <w:r>
+        <w:t>iệu ứng chém được hiển thị khi người chơi sử dụng vũ khí cận chiến để tấn công. Hiệu ứng này mô phỏng đường chém của vũ khí, giúp tăng tính sinh động</w:t>
+      </w:r>
+      <w:r>
+        <w:rPr>
+          <w:lang w:val="en-US"/>
+        </w:rPr>
+        <w:t xml:space="preserve"> </w:t>
+      </w:r>
+      <w:r>
+        <w:rPr>
+          <w:lang w:val="en-US"/>
+        </w:rPr>
+        <w:t>và</w:t>
+      </w:r>
+      <w:r>
+        <w:t xml:space="preserve"> trực quan để người chơi dễ dàng nhận biết thao tác tấn công đã được thực hiện.</w:t>
+      </w:r>
+    </w:p>
     <w:p>
       <w:pPr>
         <w:pStyle w:val="Heading4"/>
       </w:pPr>
+      <w:bookmarkStart w:id="62" w:name="_Toc233594490"/>
       <w:r>
         <w:lastRenderedPageBreak/>
         <w:t>Vật phẩm</w:t>
       </w:r>
+      <w:bookmarkEnd w:id="62"/>
     </w:p>
     <w:p>
       <w:pPr>
@@ -15529,8 +17355,8 @@
       </w:pPr>
       <w:r>
         <w:drawing>
-          <wp:inline distT="0" distB="0" distL="0" distR="0" wp14:anchorId="1E698351" wp14:editId="50DF7AA3">
-            <wp:extent cx="4801270" cy="4791744"/>
+          <wp:inline distT="0" distB="0" distL="0" distR="0" wp14:anchorId="1E698351" wp14:editId="01525FC4">
+            <wp:extent cx="4476998" cy="4468115"/>
             <wp:effectExtent l="0" t="0" r="0" b="8890"/>
             <wp:docPr id="1578558497" name="Picture 1"/>
             <wp:cNvGraphicFramePr>
@@ -15552,7 +17378,7 @@
                   <pic:spPr>
                     <a:xfrm>
                       <a:off x="0" y="0"/>
-                      <a:ext cx="4801270" cy="4791744"/>
+                      <a:ext cx="4476998" cy="4468115"/>
                     </a:xfrm>
                     <a:prstGeom prst="rect">
                       <a:avLst/>
@@ -15569,7 +17395,7 @@
       <w:pPr>
         <w:pStyle w:val="Caption"/>
       </w:pPr>
-      <w:bookmarkStart w:id="44" w:name="_Toc232998880"/>
+      <w:bookmarkStart w:id="63" w:name="_Toc233594520"/>
       <w:r>
         <w:t xml:space="preserve">Hình </w:t>
       </w:r>
@@ -15609,7 +17435,39 @@
       <w:r>
         <w:t xml:space="preserve"> Thiết kế vật phẩm kiếm</w:t>
       </w:r>
-      <w:bookmarkEnd w:id="44"/>
+      <w:bookmarkEnd w:id="63"/>
+    </w:p>
+    <w:p>
+      <w:pPr>
+        <w:pStyle w:val="content"/>
+      </w:pPr>
+      <w:r>
+        <w:rPr>
+          <w:lang w:val="en-US"/>
+        </w:rPr>
+        <w:t>K</w:t>
+      </w:r>
+      <w:r>
+        <w:t>iếm đại diện cho loại vũ khí cận chiến được người chơi sử dụng trong chiến đấu. Kiếm có khả năng gây sát thương ở khoảng cách gần và phù hợp với phong cách chiến đấu linh hoạt</w:t>
+      </w:r>
+      <w:r>
+        <w:rPr>
+          <w:lang w:val="en-US"/>
+        </w:rPr>
+        <w:t xml:space="preserve"> và không tiêu tốn nhiều năng lượng</w:t>
+      </w:r>
+      <w:r>
+        <w:t>, yêu cầu người chơi tiếp cận mục tiêu</w:t>
+      </w:r>
+      <w:r>
+        <w:rPr>
+          <w:lang w:val="en-US"/>
+        </w:rPr>
+        <w:t xml:space="preserve"> và ra đòn tấn công một cách nhanh chóng</w:t>
+      </w:r>
+      <w:r>
+        <w:t>.</w:t>
+      </w:r>
     </w:p>
     <w:p/>
     <w:p>
@@ -15660,7 +17518,7 @@
       <w:pPr>
         <w:pStyle w:val="Caption"/>
       </w:pPr>
-      <w:bookmarkStart w:id="45" w:name="_Toc232998881"/>
+      <w:bookmarkStart w:id="64" w:name="_Toc233594521"/>
       <w:r>
         <w:t xml:space="preserve">Hình </w:t>
       </w:r>
@@ -15700,7 +17558,21 @@
       <w:r>
         <w:t xml:space="preserve"> Thiết kế vật phẩm cung</w:t>
       </w:r>
-      <w:bookmarkEnd w:id="45"/>
+      <w:bookmarkEnd w:id="64"/>
+    </w:p>
+    <w:p>
+      <w:pPr>
+        <w:pStyle w:val="content"/>
+      </w:pPr>
+      <w:r>
+        <w:rPr>
+          <w:lang w:val="en-US"/>
+        </w:rPr>
+        <w:t>C</w:t>
+      </w:r>
+      <w:r>
+        <w:t>ung đại diện cho loại vũ khí tầm xa, cho phép người chơi tấn công kẻ địch từ khoảng cách an toàn thông qua các mũi tên được bắn ra. Loại vũ khí này phù hợp với lối chơi giữ khoảng cách và hạn chế tiếp xúc trực tiếp với kẻ địch.</w:t>
+      </w:r>
     </w:p>
     <w:p>
       <w:pPr>
@@ -15750,7 +17622,7 @@
       <w:pPr>
         <w:pStyle w:val="Caption"/>
       </w:pPr>
-      <w:bookmarkStart w:id="46" w:name="_Toc232998882"/>
+      <w:bookmarkStart w:id="65" w:name="_Toc233594522"/>
       <w:r>
         <w:t xml:space="preserve">Hình </w:t>
       </w:r>
@@ -15790,7 +17662,51 @@
       <w:r>
         <w:t xml:space="preserve"> Thiết kế vật phẩm trượng phép</w:t>
       </w:r>
-      <w:bookmarkEnd w:id="46"/>
+      <w:bookmarkEnd w:id="65"/>
+    </w:p>
+    <w:p>
+      <w:pPr>
+        <w:pStyle w:val="content"/>
+      </w:pPr>
+      <w:r>
+        <w:rPr>
+          <w:lang w:val="en-US"/>
+        </w:rPr>
+        <w:t>T</w:t>
+      </w:r>
+      <w:r>
+        <w:t>rượng đại diện cho vũ khí phép thuật trong trò chơi. Khi được trang bị, người chơi có thể sử dụng các kỹ năng hoặc phép thuật để tạo ra các đòn tấn công</w:t>
+      </w:r>
+      <w:r>
+        <w:rPr>
+          <w:lang w:val="en-US"/>
+        </w:rPr>
+        <w:t xml:space="preserve"> có phạm vi rộng và sát thương lớn nhưng cũng tiêu tốn năng lượng hơn so với các loại vũ khí khác nên không thể sử dụng nhiều</w:t>
+      </w:r>
+      <w:r>
+        <w:t xml:space="preserve">, </w:t>
+      </w:r>
+      <w:r>
+        <w:rPr>
+          <w:lang w:val="en-US"/>
+        </w:rPr>
+        <w:t xml:space="preserve">thường phù hợp </w:t>
+      </w:r>
+      <w:r>
+        <w:rPr>
+          <w:lang w:val="en-US"/>
+        </w:rPr>
+        <w:t>khi cần tiêu diệt</w:t>
+      </w:r>
+      <w:r>
+        <w:rPr>
+          <w:lang w:val="en-US"/>
+        </w:rPr>
+        <w:t xml:space="preserve"> nhiều kẻ địch hoặc các loại kẻ địch có sức phòng thủ cao</w:t>
+      </w:r>
+      <w:r>
+        <w:t>.</w:t>
+      </w:r>
     </w:p>
     <w:p>
       <w:pPr>
@@ -15840,7 +17756,7 @@
       <w:pPr>
         <w:pStyle w:val="Caption"/>
       </w:pPr>
-      <w:bookmarkStart w:id="47" w:name="_Toc232998883"/>
+      <w:bookmarkStart w:id="66" w:name="_Toc233594523"/>
       <w:r>
         <w:t xml:space="preserve">Hình </w:t>
       </w:r>
@@ -15886,7 +17802,39 @@
       <w:r>
         <w:t xml:space="preserve"> máu</w:t>
       </w:r>
-      <w:bookmarkEnd w:id="47"/>
+      <w:bookmarkEnd w:id="66"/>
+    </w:p>
+    <w:p>
+      <w:pPr>
+        <w:pStyle w:val="content"/>
+      </w:pPr>
+      <w:r>
+        <w:rPr>
+          <w:lang w:val="en-US"/>
+        </w:rPr>
+        <w:t>B</w:t>
+      </w:r>
+      <w:r>
+        <w:t xml:space="preserve">ình hồi máu </w:t>
+      </w:r>
+      <w:r>
+        <w:rPr>
+          <w:lang w:val="en-US"/>
+        </w:rPr>
+        <w:t>là</w:t>
+      </w:r>
+      <w:r>
+        <w:t xml:space="preserve"> vật phẩm tiêu hao có chức năng khôi phục lượng máu của nhân vật. Người chơi có thể sử dụng vật phẩm này trong quá trình chiến đấu</w:t>
+      </w:r>
+      <w:r>
+        <w:rPr>
+          <w:lang w:val="en-US"/>
+        </w:rPr>
+        <w:t xml:space="preserve"> với kẻ địch</w:t>
+      </w:r>
+      <w:r>
+        <w:t xml:space="preserve"> để duy trì khả năng sinh tồn.</w:t>
+      </w:r>
     </w:p>
     <w:p>
       <w:pPr>
@@ -15936,7 +17884,7 @@
       <w:pPr>
         <w:pStyle w:val="Caption"/>
       </w:pPr>
-      <w:bookmarkStart w:id="48" w:name="_Toc232998884"/>
+      <w:bookmarkStart w:id="67" w:name="_Toc233594524"/>
       <w:r>
         <w:t xml:space="preserve">Hình </w:t>
       </w:r>
@@ -15976,16 +17924,59 @@
       <w:r>
         <w:t xml:space="preserve"> Thiết kế vật phẩm bình thuốc hồi phục mana</w:t>
       </w:r>
-      <w:bookmarkEnd w:id="48"/>
+      <w:bookmarkEnd w:id="67"/>
+    </w:p>
+    <w:p>
+      <w:pPr>
+        <w:pStyle w:val="content"/>
+      </w:pPr>
+      <w:r>
+        <w:rPr>
+          <w:lang w:val="en-US"/>
+        </w:rPr>
+        <w:t>B</w:t>
+      </w:r>
+      <w:r>
+        <w:t xml:space="preserve">ình hồi mana </w:t>
+      </w:r>
+      <w:r>
+        <w:rPr>
+          <w:lang w:val="en-US"/>
+        </w:rPr>
+        <w:t>là</w:t>
+      </w:r>
+      <w:r>
+        <w:t xml:space="preserve"> vật phẩm tiêu hao dùng để khôi phục lượng mana của nhân vật. Vật phẩm này hỗ trợ người chơi </w:t>
+      </w:r>
+      <w:r>
+        <w:rPr>
+          <w:lang w:val="en-US"/>
+        </w:rPr>
+        <w:t xml:space="preserve">có thể </w:t>
+      </w:r>
+      <w:r>
+        <w:t xml:space="preserve">tiếp tục sử dụng các </w:t>
+      </w:r>
+      <w:r>
+        <w:rPr>
+          <w:lang w:val="en-US"/>
+        </w:rPr>
+        <w:t>vũ khí</w:t>
+      </w:r>
+      <w:r>
+        <w:t xml:space="preserve"> phép thuật khi lượng mana bị tiêu hao.</w:t>
+      </w:r>
     </w:p>
     <w:p>
       <w:pPr>
         <w:pStyle w:val="Heading4"/>
       </w:pPr>
+      <w:bookmarkStart w:id="68" w:name="_Toc233594491"/>
       <w:r>
         <w:lastRenderedPageBreak/>
         <w:t>Vật thể bay</w:t>
       </w:r>
+      <w:bookmarkEnd w:id="68"/>
     </w:p>
     <w:p>
       <w:pPr>
@@ -15994,9 +17985,9 @@
       </w:pPr>
       <w:r>
         <w:drawing>
-          <wp:inline distT="0" distB="0" distL="0" distR="0" wp14:anchorId="59450868" wp14:editId="486066D5">
-            <wp:extent cx="3191320" cy="3219899"/>
-            <wp:effectExtent l="0" t="0" r="9525" b="0"/>
+          <wp:inline distT="0" distB="0" distL="0" distR="0" wp14:anchorId="59450868" wp14:editId="70F7D5D2">
+            <wp:extent cx="2476473" cy="2498651"/>
+            <wp:effectExtent l="0" t="0" r="635" b="0"/>
             <wp:docPr id="34178744" name="Picture 1"/>
             <wp:cNvGraphicFramePr>
               <a:graphicFrameLocks xmlns:a="http://schemas.openxmlformats.org/drawingml/2006/main" noChangeAspect="1"/>
@@ -16017,7 +18008,7 @@
                   <pic:spPr>
                     <a:xfrm>
                       <a:off x="0" y="0"/>
-                      <a:ext cx="3191320" cy="3219899"/>
+                      <a:ext cx="2482577" cy="2504810"/>
                     </a:xfrm>
                     <a:prstGeom prst="rect">
                       <a:avLst/>
@@ -16034,7 +18025,7 @@
       <w:pPr>
         <w:pStyle w:val="Caption"/>
       </w:pPr>
-      <w:bookmarkStart w:id="49" w:name="_Toc232998885"/>
+      <w:bookmarkStart w:id="69" w:name="_Toc233594525"/>
       <w:r>
         <w:t xml:space="preserve">Hình </w:t>
       </w:r>
@@ -16083,7 +18074,24 @@
       <w:r>
         <w:t xml:space="preserve"> (arrow)</w:t>
       </w:r>
-      <w:bookmarkEnd w:id="49"/>
+      <w:bookmarkEnd w:id="69"/>
+    </w:p>
+    <w:p>
+      <w:pPr>
+        <w:pStyle w:val="content"/>
+      </w:pPr>
+      <w:r>
+        <w:t xml:space="preserve">Mũi tên sẽ </w:t>
+      </w:r>
+      <w:r>
+        <w:rPr>
+          <w:lang w:val="en-US"/>
+        </w:rPr>
+        <w:t xml:space="preserve">được tạo ra từ vũ khí cung, </w:t>
+      </w:r>
+      <w:r>
+        <w:t>di chuyển theo hướng bắn, kiểm tra va chạm với mục tiêu và gây sát thương khi tiếp xúc với kẻ địch.</w:t>
+      </w:r>
     </w:p>
     <w:p>
       <w:pPr>
@@ -16091,11 +18099,10 @@
         <w:jc w:val="center"/>
       </w:pPr>
       <w:r>
-        <w:lastRenderedPageBreak/>
         <w:drawing>
-          <wp:inline distT="0" distB="0" distL="0" distR="0" wp14:anchorId="7A7F308F" wp14:editId="7C76DC80">
-            <wp:extent cx="3219899" cy="3191320"/>
-            <wp:effectExtent l="0" t="0" r="0" b="9525"/>
+          <wp:inline distT="0" distB="0" distL="0" distR="0" wp14:anchorId="7A7F308F" wp14:editId="7C05BA33">
+            <wp:extent cx="2775097" cy="2750466"/>
+            <wp:effectExtent l="0" t="0" r="6350" b="0"/>
             <wp:docPr id="1673632907" name="Picture 1"/>
             <wp:cNvGraphicFramePr>
               <a:graphicFrameLocks xmlns:a="http://schemas.openxmlformats.org/drawingml/2006/main" noChangeAspect="1"/>
@@ -16116,7 +18123,7 @@
                   <pic:spPr>
                     <a:xfrm>
                       <a:off x="0" y="0"/>
-                      <a:ext cx="3219899" cy="3191320"/>
+                      <a:ext cx="2779390" cy="2754720"/>
                     </a:xfrm>
                     <a:prstGeom prst="rect">
                       <a:avLst/>
@@ -16133,7 +18140,7 @@
       <w:pPr>
         <w:pStyle w:val="Caption"/>
       </w:pPr>
-      <w:bookmarkStart w:id="50" w:name="_Toc232998886"/>
+      <w:bookmarkStart w:id="70" w:name="_Toc233594526"/>
       <w:r>
         <w:t xml:space="preserve">Hình </w:t>
       </w:r>
@@ -16173,16 +18180,65 @@
       <w:r>
         <w:t xml:space="preserve"> Thiết kế vật thể bay quả cầu lửa (fireball)</w:t>
       </w:r>
-      <w:bookmarkEnd w:id="50"/>
+      <w:bookmarkEnd w:id="70"/>
+    </w:p>
+    <w:p>
+      <w:pPr>
+        <w:pStyle w:val="content"/>
+      </w:pPr>
+      <w:r>
+        <w:rPr>
+          <w:lang w:val="en-US"/>
+        </w:rPr>
+        <w:lastRenderedPageBreak/>
+        <w:t>C</w:t>
+      </w:r>
+      <w:r>
+        <w:t>ầu lửa được tạo ra khi người chơi sử dụng vũ khí phép thuật</w:t>
+      </w:r>
+      <w:r>
+        <w:rPr>
+          <w:lang w:val="en-US"/>
+        </w:rPr>
+        <w:t xml:space="preserve"> như trượng</w:t>
+      </w:r>
+      <w:r>
+        <w:t xml:space="preserve">. Cầu lửa sẽ di chuyển theo hướng </w:t>
+      </w:r>
+      <w:r>
+        <w:rPr>
+          <w:lang w:val="en-US"/>
+        </w:rPr>
+        <w:t>bắn</w:t>
+      </w:r>
+      <w:r>
+        <w:rPr>
+          <w:lang w:val="en-US"/>
+        </w:rPr>
+        <w:t xml:space="preserve">, </w:t>
+      </w:r>
+      <w:r>
+        <w:t xml:space="preserve">khi va chạm mục tiêu hoặc môi trường </w:t>
+      </w:r>
+      <w:r>
+        <w:rPr>
+          <w:lang w:val="en-US"/>
+        </w:rPr>
+        <w:t>thì sẽ tạo ra một vụ nổ diện rộng, những kẻ địch và vật thể nằm trong bán kính sẽ bị dính sát thương từ vụ nổ</w:t>
+      </w:r>
+      <w:r>
+        <w:t>.</w:t>
+      </w:r>
     </w:p>
     <w:p>
       <w:pPr>
         <w:pStyle w:val="Heading4"/>
       </w:pPr>
-      <w:r>
-        <w:lastRenderedPageBreak/>
+      <w:bookmarkStart w:id="71" w:name="_Toc233594492"/>
+      <w:r>
         <w:t>Giao diện</w:t>
       </w:r>
+      <w:bookmarkEnd w:id="71"/>
       <w:r>
         <w:tab/>
       </w:r>
@@ -16194,9 +18250,9 @@
       </w:pPr>
       <w:r>
         <w:drawing>
-          <wp:inline distT="0" distB="0" distL="0" distR="0" wp14:anchorId="700BF0F1" wp14:editId="15273973">
-            <wp:extent cx="3553321" cy="3591426"/>
-            <wp:effectExtent l="0" t="0" r="9525" b="9525"/>
+          <wp:inline distT="0" distB="0" distL="0" distR="0" wp14:anchorId="700BF0F1" wp14:editId="31E7C02E">
+            <wp:extent cx="1780902" cy="1800000"/>
+            <wp:effectExtent l="0" t="0" r="0" b="0"/>
             <wp:docPr id="1226016330" name="Picture 1"/>
             <wp:cNvGraphicFramePr>
               <a:graphicFrameLocks xmlns:a="http://schemas.openxmlformats.org/drawingml/2006/main" noChangeAspect="1"/>
@@ -16217,7 +18273,7 @@
                   <pic:spPr>
                     <a:xfrm>
                       <a:off x="0" y="0"/>
-                      <a:ext cx="3553321" cy="3591426"/>
+                      <a:ext cx="1780902" cy="1800000"/>
                     </a:xfrm>
                     <a:prstGeom prst="rect">
                       <a:avLst/>
@@ -16234,7 +18290,7 @@
       <w:pPr>
         <w:pStyle w:val="Caption"/>
       </w:pPr>
-      <w:bookmarkStart w:id="51" w:name="_Toc232998887"/>
+      <w:bookmarkStart w:id="72" w:name="_Toc233594527"/>
       <w:r>
         <w:t xml:space="preserve">Hình </w:t>
       </w:r>
@@ -16280,7 +18336,24 @@
       <w:r>
         <w:t>iao diện ô chứa vật phẩm (slot)</w:t>
       </w:r>
-      <w:bookmarkEnd w:id="51"/>
+      <w:bookmarkEnd w:id="72"/>
+    </w:p>
+    <w:p>
+      <w:pPr>
+        <w:pStyle w:val="content"/>
+      </w:pPr>
+      <w:r>
+        <w:t xml:space="preserve">Slot được sử dụng để hiển thị vị trí chứa vật phẩm trong các giao diện như túi đồ, cửa hàng và Hotbar. Mỗi ô có thể lưu trữ một hoặc nhiều vật phẩm tùy theo cơ chế xếp chồng được </w:t>
+      </w:r>
+      <w:r>
+        <w:rPr>
+          <w:lang w:val="en-US"/>
+        </w:rPr>
+        <w:t xml:space="preserve">xây dựng trong </w:t>
+      </w:r>
+      <w:r>
+        <w:t>hệ thống.</w:t>
+      </w:r>
     </w:p>
     <w:p>
       <w:pPr>
@@ -16308,11 +18381,10 @@
         <w:jc w:val="center"/>
       </w:pPr>
       <w:r>
-        <w:lastRenderedPageBreak/>
         <w:drawing>
-          <wp:inline distT="0" distB="0" distL="0" distR="0" wp14:anchorId="2157C884" wp14:editId="3FB439C2">
-            <wp:extent cx="3600953" cy="3620005"/>
-            <wp:effectExtent l="0" t="0" r="0" b="0"/>
+          <wp:inline distT="0" distB="0" distL="0" distR="0" wp14:anchorId="2157C884" wp14:editId="1D7E3E06">
+            <wp:extent cx="1790526" cy="1800000"/>
+            <wp:effectExtent l="0" t="0" r="635" b="0"/>
             <wp:docPr id="1588967681" name="Picture 1"/>
             <wp:cNvGraphicFramePr>
               <a:graphicFrameLocks xmlns:a="http://schemas.openxmlformats.org/drawingml/2006/main" noChangeAspect="1"/>
@@ -16333,7 +18405,7 @@
                   <pic:spPr>
                     <a:xfrm>
                       <a:off x="0" y="0"/>
-                      <a:ext cx="3600953" cy="3620005"/>
+                      <a:ext cx="1790526" cy="1800000"/>
                     </a:xfrm>
                     <a:prstGeom prst="rect">
                       <a:avLst/>
@@ -16350,7 +18422,7 @@
       <w:pPr>
         <w:pStyle w:val="Caption"/>
       </w:pPr>
-      <w:bookmarkStart w:id="52" w:name="_Toc232998888"/>
+      <w:bookmarkStart w:id="73" w:name="_Toc233594528"/>
       <w:r>
         <w:t xml:space="preserve">Hình </w:t>
       </w:r>
@@ -16390,7 +18462,25 @@
       <w:r>
         <w:t xml:space="preserve"> Thiết kế giao diện ô để bỏ vật phẩm đi (trash slot)</w:t>
       </w:r>
-      <w:bookmarkEnd w:id="52"/>
+      <w:bookmarkEnd w:id="73"/>
+    </w:p>
+    <w:p>
+      <w:pPr>
+        <w:pStyle w:val="content"/>
+      </w:pPr>
+      <w:r>
+        <w:lastRenderedPageBreak/>
+        <w:t xml:space="preserve">Trash Slot </w:t>
+      </w:r>
+      <w:r>
+        <w:rPr>
+          <w:lang w:val="en-US"/>
+        </w:rPr>
+        <w:t>là ô</w:t>
+      </w:r>
+      <w:r>
+        <w:t xml:space="preserve"> dùng để loại bỏ vật phẩm khỏi túi đồ. Khi người chơi kéo và thả một vật phẩm vào ô này, hệ thống sẽ xử lý việc xóa vật phẩm khỏi túi đồ và tạo vật phẩm tương ứng trong thế giới trò chơi.</w:t>
+      </w:r>
     </w:p>
     <w:p>
       <w:pPr>
@@ -16398,10 +18488,9 @@
         <w:jc w:val="center"/>
       </w:pPr>
       <w:r>
-        <w:lastRenderedPageBreak/>
         <w:drawing>
-          <wp:inline distT="0" distB="0" distL="0" distR="0" wp14:anchorId="3ABF3C84" wp14:editId="558174D6">
-            <wp:extent cx="4858428" cy="4858428"/>
+          <wp:inline distT="0" distB="0" distL="0" distR="0" wp14:anchorId="3ABF3C84" wp14:editId="7BA59BFF">
+            <wp:extent cx="1800000" cy="1800000"/>
             <wp:effectExtent l="0" t="0" r="0" b="0"/>
             <wp:docPr id="2084265210" name="Picture 1"/>
             <wp:cNvGraphicFramePr>
@@ -16423,7 +18512,7 @@
                   <pic:spPr>
                     <a:xfrm>
                       <a:off x="0" y="0"/>
-                      <a:ext cx="4858428" cy="4858428"/>
+                      <a:ext cx="1800000" cy="1800000"/>
                     </a:xfrm>
                     <a:prstGeom prst="rect">
                       <a:avLst/>
@@ -16440,7 +18529,7 @@
       <w:pPr>
         <w:pStyle w:val="Caption"/>
       </w:pPr>
-      <w:bookmarkStart w:id="53" w:name="_Toc232998889"/>
+      <w:bookmarkStart w:id="74" w:name="_Toc233594529"/>
       <w:r>
         <w:t xml:space="preserve">Hình </w:t>
       </w:r>
@@ -16480,7 +18569,42 @@
       <w:r>
         <w:t xml:space="preserve"> Thiết kế giao diện ô được chọn (select slot)</w:t>
       </w:r>
-      <w:bookmarkEnd w:id="53"/>
+      <w:bookmarkEnd w:id="74"/>
+    </w:p>
+    <w:p>
+      <w:pPr>
+        <w:pStyle w:val="content"/>
+      </w:pPr>
+      <w:r>
+        <w:t xml:space="preserve">Select Slot được sử dụng để làm nổi bật ô vật phẩm hoặc ô trang bị đang được người chơi lựa chọn. Hiệu ứng này giúp người chơi dễ dàng nhận biết vật phẩm </w:t>
+      </w:r>
+      <w:r>
+        <w:rPr>
+          <w:lang w:val="en-US"/>
+        </w:rPr>
+        <w:t xml:space="preserve">nào </w:t>
+      </w:r>
+      <w:r>
+        <w:t xml:space="preserve">đang được </w:t>
+      </w:r>
+      <w:r>
+        <w:rPr>
+          <w:lang w:val="en-US"/>
+        </w:rPr>
+        <w:t>chọn</w:t>
+      </w:r>
+      <w:r>
+        <w:t xml:space="preserve"> hoặc</w:t>
+      </w:r>
+      <w:r>
+        <w:rPr>
+          <w:lang w:val="en-US"/>
+        </w:rPr>
+        <w:t xml:space="preserve"> đang được sử dụng</w:t>
+      </w:r>
+      <w:r>
+        <w:t>.</w:t>
+      </w:r>
     </w:p>
     <w:p>
       <w:pPr>
@@ -16488,11 +18612,10 @@
         <w:jc w:val="center"/>
       </w:pPr>
       <w:r>
-        <w:lastRenderedPageBreak/>
         <w:drawing>
-          <wp:inline distT="0" distB="0" distL="0" distR="0" wp14:anchorId="03AB7262" wp14:editId="634FC2E3">
-            <wp:extent cx="4210638" cy="3620005"/>
-            <wp:effectExtent l="0" t="0" r="0" b="0"/>
+          <wp:inline distT="0" distB="0" distL="0" distR="0" wp14:anchorId="03AB7262" wp14:editId="16E7DD78">
+            <wp:extent cx="3349895" cy="2880000"/>
+            <wp:effectExtent l="0" t="0" r="3175" b="0"/>
             <wp:docPr id="725081121" name="Picture 1"/>
             <wp:cNvGraphicFramePr>
               <a:graphicFrameLocks xmlns:a="http://schemas.openxmlformats.org/drawingml/2006/main" noChangeAspect="1"/>
@@ -16513,7 +18636,7 @@
                   <pic:spPr>
                     <a:xfrm>
                       <a:off x="0" y="0"/>
-                      <a:ext cx="4210638" cy="3620005"/>
+                      <a:ext cx="3349895" cy="2880000"/>
                     </a:xfrm>
                     <a:prstGeom prst="rect">
                       <a:avLst/>
@@ -16530,7 +18653,7 @@
       <w:pPr>
         <w:pStyle w:val="Caption"/>
       </w:pPr>
-      <w:bookmarkStart w:id="54" w:name="_Toc232998890"/>
+      <w:bookmarkStart w:id="75" w:name="_Toc233594530"/>
       <w:r>
         <w:t xml:space="preserve">Hình </w:t>
       </w:r>
@@ -16570,7 +18693,22 @@
       <w:r>
         <w:t xml:space="preserve"> Thiết kế giao diện nền bên dưới các ô (background panel)</w:t>
       </w:r>
-      <w:bookmarkEnd w:id="54"/>
+      <w:bookmarkEnd w:id="75"/>
+    </w:p>
+    <w:p>
+      <w:pPr>
+        <w:pStyle w:val="content"/>
+      </w:pPr>
+      <w:r>
+        <w:rPr>
+          <w:lang w:val="en-US"/>
+        </w:rPr>
+        <w:lastRenderedPageBreak/>
+        <w:t>K</w:t>
+      </w:r>
+      <w:r>
+        <w:t>hung nền được sử dụng làm nền cho các giao diện như túi đồ và cửa hàng. Thành phần này giúp bố cục giao diện trở nên rõ ràng, tạo không gian để sắp xếp các ô chứa vật phẩm và các thành phần điều khiển khác.</w:t>
+      </w:r>
     </w:p>
     <w:p>
       <w:pPr>
@@ -16619,7 +18757,7 @@
       <w:pPr>
         <w:pStyle w:val="Caption"/>
       </w:pPr>
-      <w:bookmarkStart w:id="55" w:name="_Toc232998891"/>
+      <w:bookmarkStart w:id="76" w:name="_Toc233594531"/>
       <w:r>
         <w:t xml:space="preserve">Hình </w:t>
       </w:r>
@@ -16659,7 +18797,39 @@
       <w:r>
         <w:t xml:space="preserve"> Thiết kế giao diện nút tương tác</w:t>
       </w:r>
-      <w:bookmarkEnd w:id="55"/>
+      <w:bookmarkEnd w:id="76"/>
+    </w:p>
+    <w:p>
+      <w:pPr>
+        <w:pStyle w:val="content"/>
+      </w:pPr>
+      <w:r>
+        <w:rPr>
+          <w:lang w:val="en-US"/>
+        </w:rPr>
+        <w:t>N</w:t>
+      </w:r>
+      <w:r>
+        <w:t>út tương tác hiển thị biểu tượng phím E khi người chơi tiến đến gần các đối tượng có thể tương tác như NPC hoặc vật thể trong môi trường. Giao diện này đóng vai trò như một gợi ý trực quan, hướng dẫn người chơi thực hiện thao tác</w:t>
+      </w:r>
+      <w:r>
+        <w:rPr>
+          <w:lang w:val="en-US"/>
+        </w:rPr>
+        <w:t xml:space="preserve"> để</w:t>
+      </w:r>
+      <w:r>
+        <w:t xml:space="preserve"> tương tác</w:t>
+      </w:r>
+      <w:r>
+        <w:rPr>
+          <w:lang w:val="en-US"/>
+        </w:rPr>
+        <w:t xml:space="preserve"> với môi trường</w:t>
+      </w:r>
+      <w:r>
+        <w:t>.</w:t>
+      </w:r>
     </w:p>
     <w:p>
       <w:pPr>
@@ -16667,7 +18837,6 @@
         <w:jc w:val="center"/>
       </w:pPr>
       <w:r>
-        <w:lastRenderedPageBreak/>
         <w:drawing>
           <wp:inline distT="0" distB="0" distL="0" distR="0" wp14:anchorId="255376B2" wp14:editId="1F5A01F5">
             <wp:extent cx="5972175" cy="1209040"/>
@@ -16709,7 +18878,7 @@
       <w:pPr>
         <w:pStyle w:val="Caption"/>
       </w:pPr>
-      <w:bookmarkStart w:id="56" w:name="_Toc232998892"/>
+      <w:bookmarkStart w:id="77" w:name="_Toc233594532"/>
       <w:r>
         <w:t xml:space="preserve">Hình </w:t>
       </w:r>
@@ -16749,7 +18918,21 @@
       <w:r>
         <w:t xml:space="preserve"> Thiết kế giao diện thanh máu của player</w:t>
       </w:r>
-      <w:bookmarkEnd w:id="56"/>
+      <w:bookmarkEnd w:id="77"/>
+    </w:p>
+    <w:p>
+      <w:pPr>
+        <w:pStyle w:val="content"/>
+      </w:pPr>
+      <w:r>
+        <w:rPr>
+          <w:lang w:val="en-US"/>
+        </w:rPr>
+        <w:t>T</w:t>
+      </w:r>
+      <w:r>
+        <w:t>hanh máu được sử dụng để hiển thị lượng máu hiện tại của nhân vật. Thanh máu sẽ thay đổi theo thời gian thực khi người chơi nhận sát thương hoặc sử dụng các vật phẩm hồi phục, giúp người chơi dễ dàng theo dõi trạng thái sinh tồn của nhân vật trong suốt quá trình chơi.</w:t>
+      </w:r>
     </w:p>
     <w:p>
       <w:pPr>
@@ -16757,6 +18940,7 @@
         <w:jc w:val="center"/>
       </w:pPr>
       <w:r>
+        <w:lastRenderedPageBreak/>
         <w:drawing>
           <wp:inline distT="0" distB="0" distL="0" distR="0" wp14:anchorId="1214EE79" wp14:editId="04EC0AB6">
             <wp:extent cx="5972175" cy="1179195"/>
@@ -16798,7 +18982,7 @@
       <w:pPr>
         <w:pStyle w:val="Caption"/>
       </w:pPr>
-      <w:bookmarkStart w:id="57" w:name="_Toc232998893"/>
+      <w:bookmarkStart w:id="78" w:name="_Toc233594533"/>
       <w:r>
         <w:t xml:space="preserve">Hình </w:t>
       </w:r>
@@ -16838,7 +19022,48 @@
       <w:r>
         <w:t xml:space="preserve"> Thiết kế giao diện thanh mana của player</w:t>
       </w:r>
-      <w:bookmarkEnd w:id="57"/>
+      <w:bookmarkEnd w:id="78"/>
+    </w:p>
+    <w:p>
+      <w:pPr>
+        <w:pStyle w:val="content"/>
+        <w:rPr>
+          <w:lang w:val="en-US"/>
+        </w:rPr>
+      </w:pPr>
+      <w:r>
+        <w:rPr>
+          <w:lang w:val="en-US"/>
+        </w:rPr>
+        <w:t>T</w:t>
+      </w:r>
+      <w:r>
+        <w:t xml:space="preserve">hanh mana được sử dụng để hiển thị lượng năng lượng phép thuật hiện có của nhân vật. Chỉ số này sẽ giảm khi người chơi sử dụng các </w:t>
+      </w:r>
+      <w:r>
+        <w:rPr>
+          <w:lang w:val="en-US"/>
+        </w:rPr>
+        <w:t>vũ khí</w:t>
+      </w:r>
+      <w:r>
+        <w:t xml:space="preserve"> phép thuật và được phục hồi thông qua vật phẩm hồi phục</w:t>
+      </w:r>
+      <w:r>
+        <w:rPr>
+          <w:lang w:val="en-US"/>
+        </w:rPr>
+        <w:t xml:space="preserve"> như bình hồi mana</w:t>
+      </w:r>
+      <w:r>
+        <w:t xml:space="preserve"> trong trò chơi</w:t>
+      </w:r>
+      <w:r>
+        <w:rPr>
+          <w:lang w:val="en-US"/>
+        </w:rPr>
+        <w:t>.</w:t>
+      </w:r>
     </w:p>
     <w:p>
       <w:pPr>
@@ -16887,7 +19112,7 @@
       <w:pPr>
         <w:pStyle w:val="Caption"/>
       </w:pPr>
-      <w:bookmarkStart w:id="58" w:name="_Toc232998894"/>
+      <w:bookmarkStart w:id="79" w:name="_Toc233594534"/>
       <w:r>
         <w:t xml:space="preserve">Hình </w:t>
       </w:r>
@@ -16936,7 +19161,42 @@
       <w:r>
         <w:t xml:space="preserve"> của player</w:t>
       </w:r>
-      <w:bookmarkEnd w:id="58"/>
+      <w:bookmarkEnd w:id="79"/>
+    </w:p>
+    <w:p>
+      <w:pPr>
+        <w:pStyle w:val="content"/>
+        <w:rPr>
+          <w:lang w:val="en-US"/>
+        </w:rPr>
+      </w:pPr>
+      <w:r>
+        <w:t>T</w:t>
+      </w:r>
+      <w:r>
+        <w:t>hanh thể lực được sử dụng để hiển thị lượng thể lực hiện tại của nhân vật. Thể lực sẽ tiêu hao khi người chơi thực hiện các hành động như né tránh (Dodge)</w:t>
+      </w:r>
+      <w:r>
+        <w:rPr>
+          <w:lang w:val="en-US"/>
+        </w:rPr>
+        <w:t xml:space="preserve"> và </w:t>
+      </w:r>
+      <w:r>
+        <w:t>sẽ tự động hồi phục theo thời gian</w:t>
+      </w:r>
+      <w:r>
+        <w:rPr>
+          <w:lang w:val="en-US"/>
+        </w:rPr>
+        <w:t xml:space="preserve"> thực trong trò chơi</w:t>
+      </w:r>
+      <w:r>
+        <w:rPr>
+          <w:lang w:val="en-US"/>
+        </w:rPr>
+        <w:t>.</w:t>
+      </w:r>
     </w:p>
     <w:p/>
     <w:p/>
@@ -16954,39 +19214,39 @@
       <w:pPr>
         <w:pStyle w:val="Heading1"/>
       </w:pPr>
-      <w:bookmarkStart w:id="59" w:name="_Toc232998830"/>
+      <w:bookmarkStart w:id="80" w:name="_Toc233594493"/>
       <w:r>
         <w:lastRenderedPageBreak/>
         <w:t>Kết quả nghiên cứu</w:t>
       </w:r>
-      <w:bookmarkEnd w:id="59"/>
+      <w:bookmarkEnd w:id="80"/>
     </w:p>
     <w:p>
       <w:pPr>
         <w:pStyle w:val="Heading2"/>
       </w:pPr>
-      <w:bookmarkStart w:id="60" w:name="_Toc232998831"/>
+      <w:bookmarkStart w:id="81" w:name="_Toc233594494"/>
       <w:r>
         <w:t>Dữ liệu thử nghiệm</w:t>
       </w:r>
-      <w:bookmarkEnd w:id="60"/>
+      <w:bookmarkEnd w:id="81"/>
     </w:p>
     <w:p>
       <w:pPr>
         <w:pStyle w:val="Heading3"/>
       </w:pPr>
-      <w:bookmarkStart w:id="61" w:name="_Toc232998832"/>
+      <w:bookmarkStart w:id="82" w:name="_Toc233594495"/>
       <w:r>
         <w:t>Bình thuốc hồi máu</w:t>
       </w:r>
-      <w:bookmarkEnd w:id="61"/>
+      <w:bookmarkEnd w:id="82"/>
     </w:p>
     <w:p>
       <w:pPr>
         <w:pStyle w:val="Caption"/>
         <w:keepNext/>
       </w:pPr>
-      <w:bookmarkStart w:id="62" w:name="_Toc232998860"/>
+      <w:bookmarkStart w:id="83" w:name="_Toc233594545"/>
       <w:r>
         <w:t xml:space="preserve">Bảng </w:t>
       </w:r>
@@ -17026,7 +19286,7 @@
       <w:r>
         <w:t xml:space="preserve"> Dữ liệu của vật phẩm bình thuốc hồi máu</w:t>
       </w:r>
-      <w:bookmarkEnd w:id="62"/>
+      <w:bookmarkEnd w:id="83"/>
     </w:p>
     <w:tbl>
       <w:tblPr>
@@ -17515,18 +19775,18 @@
       <w:pPr>
         <w:pStyle w:val="Heading3"/>
       </w:pPr>
-      <w:bookmarkStart w:id="63" w:name="_Toc232998833"/>
+      <w:bookmarkStart w:id="84" w:name="_Toc233594496"/>
       <w:r>
         <w:t>Bình thuốc hồi mana</w:t>
       </w:r>
-      <w:bookmarkEnd w:id="63"/>
+      <w:bookmarkEnd w:id="84"/>
     </w:p>
     <w:p>
       <w:pPr>
         <w:pStyle w:val="Caption"/>
         <w:keepNext/>
       </w:pPr>
-      <w:bookmarkStart w:id="64" w:name="_Toc232998861"/>
+      <w:bookmarkStart w:id="85" w:name="_Toc233594546"/>
       <w:r>
         <w:t xml:space="preserve">Bảng </w:t>
       </w:r>
@@ -17566,7 +19826,7 @@
       <w:r>
         <w:t xml:space="preserve"> Dữ liệu của vật phẩm bình thuốc hồi mana</w:t>
       </w:r>
-      <w:bookmarkEnd w:id="64"/>
+      <w:bookmarkEnd w:id="85"/>
     </w:p>
     <w:tbl>
       <w:tblPr>
@@ -18051,19 +20311,19 @@
       <w:pPr>
         <w:pStyle w:val="Heading3"/>
       </w:pPr>
-      <w:bookmarkStart w:id="65" w:name="_Toc232998834"/>
+      <w:bookmarkStart w:id="86" w:name="_Toc233594497"/>
       <w:r>
         <w:lastRenderedPageBreak/>
         <w:t>Vũ khí cận chiến</w:t>
       </w:r>
-      <w:bookmarkEnd w:id="65"/>
+      <w:bookmarkEnd w:id="86"/>
     </w:p>
     <w:p>
       <w:pPr>
         <w:pStyle w:val="Caption"/>
         <w:keepNext/>
       </w:pPr>
-      <w:bookmarkStart w:id="66" w:name="_Toc232998862"/>
+      <w:bookmarkStart w:id="87" w:name="_Toc233594547"/>
       <w:r>
         <w:t xml:space="preserve">Bảng </w:t>
       </w:r>
@@ -18103,7 +20363,7 @@
       <w:r>
         <w:t xml:space="preserve"> Dữ liệu vũ khí cận chiến</w:t>
       </w:r>
-      <w:bookmarkEnd w:id="66"/>
+      <w:bookmarkEnd w:id="87"/>
     </w:p>
     <w:tbl>
       <w:tblPr>
@@ -18380,18 +20640,18 @@
       <w:pPr>
         <w:pStyle w:val="Heading3"/>
       </w:pPr>
-      <w:bookmarkStart w:id="67" w:name="_Toc232998835"/>
+      <w:bookmarkStart w:id="88" w:name="_Toc233594498"/>
       <w:r>
         <w:t>Vũ khí tầm xa</w:t>
       </w:r>
-      <w:bookmarkEnd w:id="67"/>
+      <w:bookmarkEnd w:id="88"/>
     </w:p>
     <w:p>
       <w:pPr>
         <w:pStyle w:val="Caption"/>
         <w:keepNext/>
       </w:pPr>
-      <w:bookmarkStart w:id="68" w:name="_Toc232998863"/>
+      <w:bookmarkStart w:id="89" w:name="_Toc233594548"/>
       <w:r>
         <w:t xml:space="preserve">Bảng </w:t>
       </w:r>
@@ -18431,7 +20691,7 @@
       <w:r>
         <w:t xml:space="preserve"> Dữ liệu vũ khí tầm xa</w:t>
       </w:r>
-      <w:bookmarkEnd w:id="68"/>
+      <w:bookmarkEnd w:id="89"/>
     </w:p>
     <w:tbl>
       <w:tblPr>
@@ -18709,18 +20969,18 @@
       <w:pPr>
         <w:pStyle w:val="Heading3"/>
       </w:pPr>
-      <w:bookmarkStart w:id="69" w:name="_Toc232998836"/>
+      <w:bookmarkStart w:id="90" w:name="_Toc233594499"/>
       <w:r>
         <w:t>Vũ khí phép thuật</w:t>
       </w:r>
-      <w:bookmarkEnd w:id="69"/>
+      <w:bookmarkEnd w:id="90"/>
     </w:p>
     <w:p>
       <w:pPr>
         <w:pStyle w:val="Caption"/>
         <w:keepNext/>
       </w:pPr>
-      <w:bookmarkStart w:id="70" w:name="_Toc232998864"/>
+      <w:bookmarkStart w:id="91" w:name="_Toc233594549"/>
       <w:r>
         <w:t xml:space="preserve">Bảng </w:t>
       </w:r>
@@ -18760,7 +21020,7 @@
       <w:r>
         <w:t xml:space="preserve"> Dữ liệu của vũ khí ma thuật</w:t>
       </w:r>
-      <w:bookmarkEnd w:id="70"/>
+      <w:bookmarkEnd w:id="91"/>
     </w:p>
     <w:tbl>
       <w:tblPr>
@@ -19001,7 +21261,6 @@
           </w:tcPr>
           <w:p>
             <w:r>
-              <w:lastRenderedPageBreak/>
               <w:t>attack_behavior</w:t>
             </w:r>
           </w:p>
@@ -19048,11 +21307,12 @@
       <w:pPr>
         <w:pStyle w:val="Heading2"/>
       </w:pPr>
-      <w:bookmarkStart w:id="71" w:name="_Toc232998837"/>
-      <w:r>
+      <w:bookmarkStart w:id="92" w:name="_Toc233594500"/>
+      <w:r>
+        <w:lastRenderedPageBreak/>
         <w:t>Kết quả thực nghiệm</w:t>
       </w:r>
-      <w:bookmarkEnd w:id="71"/>
+      <w:bookmarkEnd w:id="92"/>
     </w:p>
     <w:p>
       <w:pPr>
@@ -19101,7 +21361,7 @@
       <w:pPr>
         <w:pStyle w:val="Caption"/>
       </w:pPr>
-      <w:bookmarkStart w:id="72" w:name="_Toc232998895"/>
+      <w:bookmarkStart w:id="93" w:name="_Toc233594535"/>
       <w:r>
         <w:t xml:space="preserve">Hình </w:t>
       </w:r>
@@ -19141,43 +21401,28 @@
       <w:r>
         <w:t xml:space="preserve"> Giao diện khi game</w:t>
       </w:r>
-      <w:bookmarkEnd w:id="72"/>
+      <w:bookmarkEnd w:id="93"/>
     </w:p>
     <w:p>
       <w:pPr>
         <w:pStyle w:val="content"/>
-        <w:rPr>
-          <w:lang w:val="en-US"/>
-        </w:rPr>
-      </w:pPr>
-      <w:r>
-        <w:t>Lúc vừa mới bắt đầu game thì người chơi sẽ được đưa vào buối cảnh một khu vục nhỏ trong game</w:t>
-      </w:r>
-      <w:r>
-        <w:rPr>
-          <w:lang w:val="en-US"/>
-        </w:rPr>
-        <w:t xml:space="preserve"> với nhân vật trung tâm điều khiển chính là player, người chơi sẽ thấy những thứ đầu tiên như mặt đất, cỏ cây, đường xá, bãi cỏ, hàng rào và các ngôi nhà xung quanh.</w:t>
+      </w:pPr>
+      <w:r>
+        <w:t>Khi bắt đầu trò chơi, người chơi sẽ được đưa vào một khu vực khởi đầu với nhân vật trung tâm do người chơi trực tiếp điều khiển. Tại đây, người chơi có thể quan sát các thành phần cơ bản của môi trường như mặt đất, cây cỏ, đường đi, bãi cỏ, hàng rào và các ngôi nhà xung quanh, qua đó làm quen với bối cảnh của trò chơi.</w:t>
       </w:r>
     </w:p>
     <w:p>
       <w:pPr>
         <w:pStyle w:val="content"/>
-        <w:rPr>
-          <w:lang w:val="en-US"/>
-        </w:rPr>
-      </w:pPr>
-      <w:r>
-        <w:rPr>
-          <w:lang w:val="en-US"/>
-        </w:rPr>
-        <w:t>Bên cạnh đó các góc bên phải, bên trái và bên dưới player sẽ là các giao diện cho người chơi biết về trạng thái của player, thời gian trong game và các ô (Slot) trang bị nhanh</w:t>
-      </w:r>
-      <w:r>
-        <w:rPr>
-          <w:lang w:val="en-US"/>
-        </w:rPr>
-        <w:t>.</w:t>
+      </w:pPr>
+      <w:r>
+        <w:rPr>
+          <w:lang w:val="en-US"/>
+        </w:rPr>
+        <w:t>G</w:t>
+      </w:r>
+      <w:r>
+        <w:t>iao diện người dùng (UI) được bố trí ở các vị trí xung quanh màn hình để cung cấp những thông tin cần thiết, bao gồm trạng thái của nhân vật, thời gian trong trò chơi và thanh trang bị nhanh (Hotbar), giúp người chơi theo dõi và sử dụng vật phẩm một cách thuận tiện.</w:t>
       </w:r>
     </w:p>
     <w:p>
@@ -19188,10 +21433,7 @@
         </w:rPr>
       </w:pPr>
       <w:r>
-        <w:rPr>
-          <w:lang w:val="en-US"/>
-        </w:rPr>
-        <w:t>Khi người chơi di chuyển xung quanh bản đồ thì camera sẽ lập tức di chuyển theo để theo dõi player xuyên suốt quá trình chơi, để người chơi có thể quan sát.</w:t>
+        <w:t>Trong quá trình người chơi di chuyển trên bản đồ, hệ thống camera sẽ tự động bám theo nhân vật, đảm bảo nhân vật luôn nằm trong tầm quan sát.</w:t>
       </w:r>
     </w:p>
     <w:p>
@@ -19242,7 +21484,7 @@
       <w:pPr>
         <w:pStyle w:val="Caption"/>
       </w:pPr>
-      <w:bookmarkStart w:id="73" w:name="_Toc232998896"/>
+      <w:bookmarkStart w:id="94" w:name="_Toc233594536"/>
       <w:r>
         <w:t xml:space="preserve">Hình </w:t>
       </w:r>
@@ -19282,35 +21524,17 @@
       <w:r>
         <w:t xml:space="preserve"> Giao diện túi đồ (Inventory)</w:t>
       </w:r>
-      <w:bookmarkEnd w:id="73"/>
+      <w:bookmarkEnd w:id="94"/>
     </w:p>
     <w:p>
       <w:pPr>
         <w:pStyle w:val="content"/>
-      </w:pPr>
-      <w:r>
-        <w:t>Khi người dùng bấm phím E thì lập tức giao diện túi đồ (Inventory) sẽ hiện ra nằm ngay giữa màn hình người chơi, bốc cục của giao diên bao gồm 1 nền background hình vuông nằm ở giữa, bên trong nó là các ô (Slot) chứa vật phẩm</w:t>
-      </w:r>
-      <w:r>
-        <w:rPr>
-          <w:lang w:val="en-US"/>
-        </w:rPr>
-        <w:t xml:space="preserve"> </w:t>
-      </w:r>
-      <w:r>
-        <w:rPr>
-          <w:lang w:val="en-US"/>
-        </w:rPr>
-        <w:t xml:space="preserve">được trải rộng ra </w:t>
-      </w:r>
-      <w:r>
-        <w:rPr>
-          <w:lang w:val="en-US"/>
-        </w:rPr>
-        <w:t>với kích thước 6 x 5</w:t>
-      </w:r>
-      <w:r>
-        <w:t>, ở phía dưới cùng góc phải của túi đồ sẽ có một ô thùng rác (Trash slot), dùng để vứt vật phẩm ra ngoài môi trường.</w:t>
+        <w:rPr>
+          <w:lang w:val="en-US"/>
+        </w:rPr>
+      </w:pPr>
+      <w:r>
+        <w:t>Khi người chơi nhấn phím E, giao diện túi đồ (Inventory) sẽ được hiển thị ở vị trí trung tâm màn hình. Giao diện bao gồm một khung nền hình chữ nhật, bên trong là hệ thống các ô chứa vật phẩm (Slot) được bố trí theo ma trận 6 × 5, cho phép người chơi quản lý và sắp xếp các vật phẩm đang sở hữu. Ở góc dưới bên phải của giao diện có một ô Trash Slot, được sử dụng để loại bỏ vật phẩm khỏi túi đồ.</w:t>
       </w:r>
     </w:p>
     <w:p>
@@ -19361,7 +21585,7 @@
       <w:pPr>
         <w:pStyle w:val="Caption"/>
       </w:pPr>
-      <w:bookmarkStart w:id="74" w:name="_Toc232998897"/>
+      <w:bookmarkStart w:id="95" w:name="_Toc233594537"/>
       <w:r>
         <w:t xml:space="preserve">Hình </w:t>
       </w:r>
@@ -19401,14 +21625,32 @@
       <w:r>
         <w:t xml:space="preserve"> Hình ảnh các vật phẩm rơi ra bên ngoài môi trường</w:t>
       </w:r>
-      <w:bookmarkEnd w:id="74"/>
+      <w:bookmarkEnd w:id="95"/>
     </w:p>
     <w:p>
       <w:pPr>
         <w:pStyle w:val="content"/>
-      </w:pPr>
-      <w:r>
-        <w:t>Khi người dùng nắm vào kéo các vật phẩm muốn vứt vào ô thùng rác (Trash slot) thì các vật phẩm sau đó sẽ được xóa ra khỏi túi đồ và spawn vào thế giới.</w:t>
+        <w:rPr>
+          <w:lang w:val="en-US"/>
+        </w:rPr>
+      </w:pPr>
+      <w:r>
+        <w:rPr>
+          <w:lang w:val="en-US"/>
+        </w:rPr>
+        <w:t xml:space="preserve">Khi người chơi kéo và thả một vật phẩm vào ô Trash Slot, hệ thống sẽ xóa vật phẩm khỏi </w:t>
+      </w:r>
+      <w:r>
+        <w:rPr>
+          <w:lang w:val="en-US"/>
+        </w:rPr>
+        <w:t>túi đồ</w:t>
+      </w:r>
+      <w:r>
+        <w:rPr>
+          <w:lang w:val="en-US"/>
+        </w:rPr>
+        <w:t xml:space="preserve"> của người chơi và đồng thời tạo (spawn) vật phẩm tương ứng trong thế giới trò chơi, cho phép người chơi có thể nhặt lại hoặc tương tác với vật phẩm đó nếu cần.</w:t>
       </w:r>
     </w:p>
     <w:p>
@@ -19458,7 +21700,7 @@
       <w:pPr>
         <w:pStyle w:val="Caption"/>
       </w:pPr>
-      <w:bookmarkStart w:id="75" w:name="_Toc232998898"/>
+      <w:bookmarkStart w:id="96" w:name="_Toc233594538"/>
       <w:r>
         <w:t xml:space="preserve">Hình </w:t>
       </w:r>
@@ -19498,7 +21740,7 @@
       <w:r>
         <w:t xml:space="preserve"> Player tương tác với NPC bán hàng</w:t>
       </w:r>
-      <w:bookmarkEnd w:id="75"/>
+      <w:bookmarkEnd w:id="96"/>
     </w:p>
     <w:p>
       <w:pPr>
@@ -19506,7 +21748,16 @@
       </w:pPr>
       <w:r>
         <w:lastRenderedPageBreak/>
-        <w:t>Khi người dùng điều khiển player đi tới gần một nhân vật NPC bán hàng thì lập tức trên đầu NPC đó sẽ hiển thị một gợi ý nhắc nhở người dùng bấm phím E để mở giao diện cửa hàng lên để bắt đầu mua vật phẩm.</w:t>
+        <w:t>Khi người chơi điều khiển nhân vật tiến đến gần NPC bán hàng, hệ thống sẽ tự động hiển thị một thông báo gợi ý phía trên đầu NPC, hướng dẫn người chơi nhấn phím E</w:t>
+      </w:r>
+      <w:r>
+        <w:rPr>
+          <w:lang w:val="en-US"/>
+        </w:rPr>
+        <w:t xml:space="preserve"> </w:t>
+      </w:r>
+      <w:r>
+        <w:t>để tương tác. Sau khi người chơi thực hiện thao tác này, giao diện cửa hàng sẽ được mở, cho phép xem danh sách các vật phẩm đang được bày bán và tiến hành mua sắm.</w:t>
       </w:r>
     </w:p>
     <w:p>
@@ -19556,7 +21807,7 @@
       <w:pPr>
         <w:pStyle w:val="Caption"/>
       </w:pPr>
-      <w:bookmarkStart w:id="76" w:name="_Toc232998899"/>
+      <w:bookmarkStart w:id="97" w:name="_Toc233594539"/>
       <w:r>
         <w:t xml:space="preserve">Hình </w:t>
       </w:r>
@@ -19596,26 +21847,50 @@
       <w:r>
         <w:t xml:space="preserve"> Giao diện cửa hàng</w:t>
       </w:r>
-      <w:bookmarkEnd w:id="76"/>
+      <w:bookmarkEnd w:id="97"/>
     </w:p>
     <w:p>
       <w:pPr>
         <w:pStyle w:val="content"/>
-        <w:rPr>
-          <w:lang w:val="en-US"/>
-        </w:rPr>
-      </w:pPr>
-      <w:r>
-        <w:t>Khi giao diện cửa hàng được mở lên thì bố cục của nó cũng là một nền background nằm ở giữa</w:t>
-      </w:r>
-      <w:r>
-        <w:t xml:space="preserve"> với các ô (Slot) chứa vật phẩm trải rộng ra kích thước 6 x 5, khi bấm vào các ô (Slot) này thì nó sẽ hiển thị thông tin chi tiết vật phẩm và ô (Slot) đó đang chứa, thông tin chi tiết như icon vật phẩm, tên vật phẩm, loại vật phẩm và mức giá nằm ở gốc phải và giữa màn hình, kèm theo là nút để xác nhận mua vật phẩm</w:t>
-      </w:r>
-      <w:r>
-        <w:rPr>
-          <w:lang w:val="en-US"/>
-        </w:rPr>
-        <w:t>.</w:t>
+      </w:pPr>
+      <w:r>
+        <w:t>Khi giao diện cửa hàng được mở, hệ thống sẽ hiển thị một khung nền ở vị trí trung tâm màn hình. Bên trong giao diện là các ô chứa vật phẩm (Slot) được sắp xếp theo ma trận 6 × 5, hiển thị toàn bộ các vật phẩm đang được cửa hàng bày bán. Khi người chơi chọn một ô vật phẩm, hệ thống sẽ hiển thị thông tin chi tiết của vật phẩm đó ở khu vực bên phải và giữa màn hình, bao gồm biểu tượng (icon), tên vật phẩm, loại vật phẩm</w:t>
+      </w:r>
+      <w:r>
+        <w:rPr>
+          <w:lang w:val="en-US"/>
+        </w:rPr>
+        <w:t xml:space="preserve">, </w:t>
+      </w:r>
+      <w:r>
+        <w:t>giá bán</w:t>
+      </w:r>
+      <w:r>
+        <w:rPr>
+          <w:lang w:val="en-US"/>
+        </w:rPr>
+        <w:t xml:space="preserve"> và</w:t>
+      </w:r>
+      <w:r>
+        <w:t xml:space="preserve"> nút </w:t>
+      </w:r>
+      <w:r>
+        <w:rPr>
+          <w:lang w:val="en-US"/>
+        </w:rPr>
+        <w:t>m</w:t>
+      </w:r>
+      <w:r>
+        <w:t>ua</w:t>
+      </w:r>
+      <w:r>
+        <w:rPr>
+          <w:lang w:val="en-US"/>
+        </w:rPr>
+        <w:t xml:space="preserve"> đồ</w:t>
+      </w:r>
+      <w:r>
+        <w:t xml:space="preserve"> (Buy) để người chơi xác nhận thực hiện giao dịch đối với vật phẩm đã chọn.</w:t>
       </w:r>
     </w:p>
     <w:p>
@@ -19676,7 +21951,7 @@
       <w:pPr>
         <w:pStyle w:val="Caption"/>
       </w:pPr>
-      <w:bookmarkStart w:id="77" w:name="_Toc232998900"/>
+      <w:bookmarkStart w:id="98" w:name="_Toc233594540"/>
       <w:r>
         <w:t xml:space="preserve">Hình </w:t>
       </w:r>
@@ -19719,23 +21994,83 @@
       <w:r>
         <w:t>và quái vật chiến đấu với nhau</w:t>
       </w:r>
-      <w:bookmarkEnd w:id="77"/>
+      <w:bookmarkEnd w:id="98"/>
     </w:p>
     <w:p>
       <w:pPr>
         <w:pStyle w:val="content"/>
-      </w:pPr>
-      <w:r>
-        <w:t>Khi chiến đấu với quái vật thì người dùng sẽ liên tục di chuyển và tránh nè bằng cách nhấn nút space để player thực hiện động tác</w:t>
-      </w:r>
-      <w:r>
-        <w:t xml:space="preserve"> né</w:t>
-      </w:r>
-      <w:r>
-        <w:t xml:space="preserve"> </w:t>
-      </w:r>
-      <w:r>
-        <w:t>(Dodge) về một hướng một cách nhanh chóng để tránh đòn tấn công từ quái, và chuyển đổi qua lại các loại vũ khí trên thanh hotbar nằm ở gốc dưới và giữa màn hình để tấn công ngược lại quái hoặc chuyển sang vật phẩm tiêu thụ như bình hồi máu hoặc bình hồi mana để hồi phục các chỉ số nhân vật.</w:t>
+        <w:rPr>
+          <w:lang w:val="en-US"/>
+        </w:rPr>
+      </w:pPr>
+      <w:r>
+        <w:t xml:space="preserve">Trong quá trình chiến đấu với quái vật, người chơi cần liên tục di chuyển và thực hiện các thao tác né tránh để hạn chế nhận sát thương. Bằng cách nhấn phím Space, nhân vật sẽ thực hiện động tác </w:t>
+      </w:r>
+      <w:r>
+        <w:rPr>
+          <w:lang w:val="en-US"/>
+        </w:rPr>
+        <w:t>né tránh (</w:t>
+      </w:r>
+      <w:r>
+        <w:t>Dodge</w:t>
+      </w:r>
+      <w:r>
+        <w:rPr>
+          <w:lang w:val="en-US"/>
+        </w:rPr>
+        <w:t>)</w:t>
+      </w:r>
+      <w:r>
+        <w:t xml:space="preserve">, giúp di chuyển nhanh theo một hướng nhằm tránh các đòn tấn công của kẻ địch. Đồng thời, người chơi có thể chuyển đổi linh hoạt giữa các loại vũ khí thông qua </w:t>
+      </w:r>
+      <w:r>
+        <w:rPr>
+          <w:lang w:val="en-US"/>
+        </w:rPr>
+        <w:t xml:space="preserve">giao diện </w:t>
+      </w:r>
+      <w:r>
+        <w:t xml:space="preserve">Hotbar </w:t>
+      </w:r>
+      <w:r>
+        <w:rPr>
+          <w:lang w:val="en-US"/>
+        </w:rPr>
+        <w:t>nằm</w:t>
+      </w:r>
+      <w:r>
+        <w:t xml:space="preserve"> ở phía dưới màn hình để lựa chọn </w:t>
+      </w:r>
+      <w:r>
+        <w:rPr>
+          <w:lang w:val="en-US"/>
+        </w:rPr>
+        <w:t>cách</w:t>
+      </w:r>
+      <w:r>
+        <w:t xml:space="preserve"> tấn công </w:t>
+      </w:r>
+      <w:r>
+        <w:rPr>
+          <w:lang w:val="en-US"/>
+        </w:rPr>
+        <w:t>mong muốn</w:t>
+      </w:r>
+      <w:r>
+        <w:rPr>
+          <w:lang w:val="en-US"/>
+        </w:rPr>
+        <w:t>, n</w:t>
+      </w:r>
+      <w:r>
+        <w:t>goài ra Hotbar cũng cho phép sử dụng nhanh các vật phẩm tiêu hao như bình hồi máu và bình hồi mana, giúp khôi phục các chỉ số của nhân vật</w:t>
+      </w:r>
+      <w:r>
+        <w:rPr>
+          <w:lang w:val="en-US"/>
+        </w:rPr>
+        <w:t>.</w:t>
       </w:r>
     </w:p>
     <w:p/>
@@ -19753,22 +22088,22 @@
       <w:pPr>
         <w:pStyle w:val="Heading1"/>
       </w:pPr>
-      <w:bookmarkStart w:id="78" w:name="_Toc232998838"/>
+      <w:bookmarkStart w:id="99" w:name="_Toc233594501"/>
       <w:r>
         <w:lastRenderedPageBreak/>
         <w:t>Kết luận và hướng phát triển</w:t>
       </w:r>
-      <w:bookmarkEnd w:id="78"/>
+      <w:bookmarkEnd w:id="99"/>
     </w:p>
     <w:p>
       <w:pPr>
         <w:pStyle w:val="Heading2"/>
       </w:pPr>
-      <w:bookmarkStart w:id="79" w:name="_Toc232998839"/>
+      <w:bookmarkStart w:id="100" w:name="_Toc233594502"/>
       <w:r>
         <w:t>Kết luận</w:t>
       </w:r>
-      <w:bookmarkEnd w:id="79"/>
+      <w:bookmarkEnd w:id="100"/>
     </w:p>
     <w:p>
       <w:pPr>
@@ -20379,12 +22714,11 @@
       <w:pPr>
         <w:pStyle w:val="Heading2"/>
       </w:pPr>
-      <w:bookmarkStart w:id="80" w:name="_Toc232998840"/>
-      <w:r>
-        <w:lastRenderedPageBreak/>
+      <w:bookmarkStart w:id="101" w:name="_Toc233594503"/>
+      <w:r>
         <w:t>Hạn chế</w:t>
       </w:r>
-      <w:bookmarkEnd w:id="80"/>
+      <w:bookmarkEnd w:id="101"/>
     </w:p>
     <w:p>
       <w:pPr>
@@ -20412,6 +22746,7 @@
         <w:rPr>
           <w:lang w:val="en-US"/>
         </w:rPr>
+        <w:lastRenderedPageBreak/>
         <w:t xml:space="preserve">Về phần </w:t>
       </w:r>
       <w:r>
@@ -20611,11 +22946,11 @@
       <w:pPr>
         <w:pStyle w:val="Heading2"/>
       </w:pPr>
-      <w:bookmarkStart w:id="81" w:name="_Toc232998841"/>
+      <w:bookmarkStart w:id="102" w:name="_Toc233594504"/>
       <w:r>
         <w:t>Hướng phát triển</w:t>
       </w:r>
-      <w:bookmarkEnd w:id="81"/>
+      <w:bookmarkEnd w:id="102"/>
     </w:p>
     <w:p>
       <w:pPr>
@@ -20859,6 +23194,25 @@
         </w:rPr>
         <w:lastRenderedPageBreak/>
         <w:t>DANH MỤC TÀI LIỆU THAM KHẢO</w:t>
+      </w:r>
+    </w:p>
+    <w:p>
+      <w:pPr>
+        <w:rPr>
+          <w:rFonts w:cs="Times New Roman"/>
+          <w:b/>
+          <w:bCs/>
+          <w:szCs w:val="26"/>
+        </w:rPr>
+      </w:pPr>
+      <w:r>
+        <w:rPr>
+          <w:rFonts w:cs="Times New Roman"/>
+          <w:b/>
+          <w:bCs/>
+          <w:szCs w:val="26"/>
+        </w:rPr>
+        <w:t>Tiếng anh</w:t>
       </w:r>
     </w:p>
     <w:tbl>
@@ -21136,17 +23490,8 @@
     <w:pPr>
       <w:pStyle w:val="Footer"/>
       <w:pBdr>
-        <w:top w:val="thinThickSmallGap" w:sz="24" w:space="1" w:color="auto"/>
+        <w:top w:val="thickThinSmallGap" w:sz="24" w:space="1" w:color="auto"/>
       </w:pBdr>
-      <w:tabs>
-        <w:tab w:val="clear" w:pos="9360"/>
-      </w:tabs>
-      <w:ind w:right="-1"/>
-    </w:pPr>
-  </w:p>
-  <w:p>
-    <w:pPr>
-      <w:pStyle w:val="Footer"/>
       <w:rPr>
         <w:rFonts w:cs="Times New Roman"/>
         <w:szCs w:val="26"/>
@@ -21220,17 +23565,8 @@
     <w:pPr>
       <w:pStyle w:val="Footer"/>
       <w:pBdr>
-        <w:top w:val="thinThickSmallGap" w:sz="24" w:space="1" w:color="auto"/>
+        <w:top w:val="thickThinSmallGap" w:sz="24" w:space="1" w:color="auto"/>
       </w:pBdr>
-      <w:tabs>
-        <w:tab w:val="clear" w:pos="9360"/>
-      </w:tabs>
-      <w:ind w:right="-1"/>
-    </w:pPr>
-  </w:p>
-  <w:p>
-    <w:pPr>
-      <w:pStyle w:val="Footer"/>
       <w:rPr>
         <w:rFonts w:cs="Times New Roman"/>
         <w:szCs w:val="26"/>
@@ -21370,13 +23706,13 @@
       <w:tblLook w:val="04A0" w:firstRow="1" w:lastRow="0" w:firstColumn="1" w:lastColumn="0" w:noHBand="0" w:noVBand="1"/>
     </w:tblPr>
     <w:tblGrid>
-      <w:gridCol w:w="4531"/>
-      <w:gridCol w:w="4864"/>
+      <w:gridCol w:w="6516"/>
+      <w:gridCol w:w="2879"/>
     </w:tblGrid>
     <w:tr>
       <w:tc>
         <w:tcPr>
-          <w:tcW w:w="4531" w:type="dxa"/>
+          <w:tcW w:w="6516" w:type="dxa"/>
         </w:tcPr>
         <w:p>
           <w:pPr>
@@ -21398,7 +23734,7 @@
       </w:tc>
       <w:tc>
         <w:tcPr>
-          <w:tcW w:w="4864" w:type="dxa"/>
+          <w:tcW w:w="2879" w:type="dxa"/>
         </w:tcPr>
         <w:p>
           <w:pPr>
@@ -22620,7 +24956,7 @@
   <w:style w:type="paragraph" w:default="1" w:styleId="Normal">
     <w:name w:val="Normal"/>
     <w:qFormat/>
-    <w:rsid w:val="00C065EF"/>
+    <w:rsid w:val="00371A8C"/>
     <w:pPr>
       <w:spacing w:before="120" w:after="120" w:line="360" w:lineRule="auto"/>
     </w:pPr>
@@ -23320,11 +25656,12 @@
     <w:autoRedefine/>
     <w:uiPriority w:val="39"/>
     <w:unhideWhenUsed/>
-    <w:rsid w:val="002B042A"/>
+    <w:rsid w:val="00657FDA"/>
     <w:pPr>
       <w:spacing w:after="100"/>
     </w:pPr>
     <w:rPr>
+      <w:b/>
       <w:caps/>
     </w:rPr>
   </w:style>
@@ -23480,6 +25817,19 @@
     <w:rsid w:val="00373C33"/>
     <w:pPr>
       <w:spacing w:after="0"/>
+    </w:pPr>
+  </w:style>
+  <w:style w:type="paragraph" w:styleId="TOC4">
+    <w:name w:val="toc 4"/>
+    <w:basedOn w:val="Normal"/>
+    <w:next w:val="Normal"/>
+    <w:autoRedefine/>
+    <w:uiPriority w:val="39"/>
+    <w:unhideWhenUsed/>
+    <w:rsid w:val="00790BAC"/>
+    <w:pPr>
+      <w:spacing w:after="100"/>
+      <w:ind w:left="780"/>
     </w:pPr>
   </w:style>
 </w:styles>
@@ -23801,11 +26151,11 @@
 </file>
 
 <file path=customXml/item1.xml><?xml version="1.0" encoding="utf-8"?>
-<b:Sources xmlns:b="http://schemas.openxmlformats.org/officeDocument/2006/bibliography" xmlns="http://schemas.openxmlformats.org/officeDocument/2006/bibliography" SelectedStyle="\IEEE2006OfficeOnline.xsl" StyleName="IEEE" Version="2006"/>
+<b:Sources xmlns:b="http://schemas.openxmlformats.org/officeDocument/2006/bibliography" xmlns="http://schemas.openxmlformats.org/officeDocument/2006/bibliography" SelectedStyle="\ISO690.XSL" StyleName="ISO 690 - First Element and Date" Version="1987"/>
 </file>
 
 <file path=customXml/itemProps1.xml><?xml version="1.0" encoding="utf-8"?>
-<ds:datastoreItem xmlns:ds="http://schemas.openxmlformats.org/officeDocument/2006/customXml" ds:itemID="{05BA176B-36CE-4203-AB88-4B851ED99425}">
+<ds:datastoreItem xmlns:ds="http://schemas.openxmlformats.org/officeDocument/2006/customXml" ds:itemID="{19121214-03B1-4F99-B78F-DFB81BF0FE8C}">
   <ds:schemaRefs>
     <ds:schemaRef ds:uri="http://schemas.openxmlformats.org/officeDocument/2006/bibliography"/>
   </ds:schemaRefs>
